--- a/docs/PES_Guide_4_Security_and_RLS.docx
+++ b/docs/PES_Guide_4_Security_and_RLS.docx
@@ -5353,7 +5353,7 @@
         <w:pStyle w:val="ListParagraph"/>
         <w:numPr>
           <w:ilvl w:val="0"/>
-          <w:numId w:val="3"/>
+          <w:numId w:val="4"/>
         </w:numPr>
         <w:spacing w:after="80" w:line="276"/>
       </w:pPr>
@@ -5376,7 +5376,7 @@
         <w:pStyle w:val="ListParagraph"/>
         <w:numPr>
           <w:ilvl w:val="0"/>
-          <w:numId w:val="3"/>
+          <w:numId w:val="4"/>
         </w:numPr>
         <w:spacing w:after="80" w:line="276"/>
       </w:pPr>
@@ -5399,7 +5399,7 @@
         <w:pStyle w:val="ListParagraph"/>
         <w:numPr>
           <w:ilvl w:val="0"/>
-          <w:numId w:val="3"/>
+          <w:numId w:val="4"/>
         </w:numPr>
         <w:spacing w:after="80" w:line="276"/>
       </w:pPr>
@@ -5422,7 +5422,7 @@
         <w:pStyle w:val="ListParagraph"/>
         <w:numPr>
           <w:ilvl w:val="0"/>
-          <w:numId w:val="3"/>
+          <w:numId w:val="4"/>
         </w:numPr>
         <w:spacing w:after="80" w:line="276"/>
       </w:pPr>
@@ -5445,7 +5445,7 @@
         <w:pStyle w:val="ListParagraph"/>
         <w:numPr>
           <w:ilvl w:val="0"/>
-          <w:numId w:val="3"/>
+          <w:numId w:val="4"/>
         </w:numPr>
         <w:spacing w:after="80" w:line="276"/>
       </w:pPr>
@@ -5468,7 +5468,7 @@
         <w:pStyle w:val="ListParagraph"/>
         <w:numPr>
           <w:ilvl w:val="0"/>
-          <w:numId w:val="3"/>
+          <w:numId w:val="4"/>
         </w:numPr>
         <w:spacing w:after="80" w:line="276"/>
       </w:pPr>
@@ -5491,7 +5491,7 @@
         <w:pStyle w:val="ListParagraph"/>
         <w:numPr>
           <w:ilvl w:val="0"/>
-          <w:numId w:val="3"/>
+          <w:numId w:val="4"/>
         </w:numPr>
         <w:spacing w:after="80" w:line="276"/>
       </w:pPr>
@@ -5775,6 +5775,12 @@
     </w:lvlOverride>
   </w:num>
   <w:num w:numId="3">
+    <w:abstractNumId w:val="3"/>
+    <w:lvlOverride w:ilvl="0">
+      <w:startOverride w:val="1"/>
+    </w:lvlOverride>
+  </w:num>
+  <w:num w:numId="4">
     <w:abstractNumId w:val="3"/>
     <w:lvlOverride w:ilvl="0">
       <w:startOverride w:val="1"/>

--- a/docs/PES_Guide_4_Security_and_RLS.docx
+++ b/docs/PES_Guide_4_Security_and_RLS.docx
@@ -102,7 +102,7 @@
           <w:sz w:val="19"/>
           <w:szCs w:val="19"/>
         </w:rPr>
-        <w:t xml:space="preserve">Written 10 September 2026  ·  describes the system as deployed on that date</w:t>
+        <w:t xml:space="preserve">Updated 27 September 2026  ·  describes the system as deployed on that date  ·  first written 10 September 2026</w:t>
       </w:r>
     </w:p>
     <w:p>
@@ -601,7 +601,7 @@
           <w:sz w:val="21"/>
           <w:szCs w:val="21"/>
         </w:rPr>
-        <w:t xml:space="preserve">All 37 active tables have RLS switched on. The two exceptions are dated backup tables, which have no policies at all and so are reachable by nobody.</w:t>
+        <w:t xml:space="preserve">All 41 tables have RLS switched on, with no exceptions. The dated backup tables that used to be the exceptions were dropped on 27 September 2026.</w:t>
       </w:r>
     </w:p>
     <w:p>
@@ -1640,7 +1640,7 @@
                 <w:sz w:val="19"/>
                 <w:szCs w:val="19"/>
               </w:rPr>
-              <w:t xml:space="preserve">Only aggregated, and only once five responses exist.</w:t>
+              <w:t xml:space="preserve">Only aggregated, and only once the minimum response count exists (see section 4).</w:t>
             </w:r>
           </w:p>
         </w:tc>
@@ -2610,6 +2610,92 @@
           </w:p>
         </w:tc>
       </w:tr>
+      <w:tr>
+        <w:tc>
+          <w:tcPr>
+            <w:tcW w:type="dxa" w:w="2400"/>
+            <w:shd w:fill="FFFFFF" w:color="auto" w:val="clear"/>
+            <w:tcMar>
+              <w:top w:type="dxa" w:w="90"/>
+              <w:left w:type="dxa" w:w="120"/>
+              <w:bottom w:type="dxa" w:w="90"/>
+              <w:right w:type="dxa" w:w="120"/>
+            </w:tcMar>
+          </w:tcPr>
+          <w:p>
+            <w:pPr>
+              <w:spacing w:after="0" w:line="250"/>
+            </w:pPr>
+            <w:r>
+              <w:rPr>
+                <w:rFonts w:ascii="Calibri" w:cs="Calibri" w:eastAsia="Calibri" w:hAnsi="Calibri"/>
+                <w:b w:val="false"/>
+                <w:bCs w:val="false"/>
+                <w:color w:val="1A1A1A"/>
+                <w:sz w:val="19"/>
+                <w:szCs w:val="19"/>
+              </w:rPr>
+              <w:t xml:space="preserve">notice-attachments</w:t>
+            </w:r>
+          </w:p>
+        </w:tc>
+        <w:tc>
+          <w:tcPr>
+            <w:tcW w:type="dxa" w:w="900"/>
+            <w:shd w:fill="FFFFFF" w:color="auto" w:val="clear"/>
+            <w:tcMar>
+              <w:top w:type="dxa" w:w="90"/>
+              <w:left w:type="dxa" w:w="120"/>
+              <w:bottom w:type="dxa" w:w="90"/>
+              <w:right w:type="dxa" w:w="120"/>
+            </w:tcMar>
+          </w:tcPr>
+          <w:p>
+            <w:pPr>
+              <w:spacing w:after="0" w:line="250"/>
+            </w:pPr>
+            <w:r>
+              <w:rPr>
+                <w:rFonts w:ascii="Calibri" w:cs="Calibri" w:eastAsia="Calibri" w:hAnsi="Calibri"/>
+                <w:b w:val="false"/>
+                <w:bCs w:val="false"/>
+                <w:color w:val="1A1A1A"/>
+                <w:sz w:val="19"/>
+                <w:szCs w:val="19"/>
+              </w:rPr>
+              <w:t xml:space="preserve">No</w:t>
+            </w:r>
+          </w:p>
+        </w:tc>
+        <w:tc>
+          <w:tcPr>
+            <w:tcW w:type="dxa" w:w="5726"/>
+            <w:shd w:fill="FFFFFF" w:color="auto" w:val="clear"/>
+            <w:tcMar>
+              <w:top w:type="dxa" w:w="90"/>
+              <w:left w:type="dxa" w:w="120"/>
+              <w:bottom w:type="dxa" w:w="90"/>
+              <w:right w:type="dxa" w:w="120"/>
+            </w:tcMar>
+          </w:tcPr>
+          <w:p>
+            <w:pPr>
+              <w:spacing w:after="0" w:line="250"/>
+            </w:pPr>
+            <w:r>
+              <w:rPr>
+                <w:rFonts w:ascii="Calibri" w:cs="Calibri" w:eastAsia="Calibri" w:hAnsi="Calibri"/>
+                <w:b w:val="false"/>
+                <w:bCs w:val="false"/>
+                <w:color w:val="1A1A1A"/>
+                <w:sz w:val="19"/>
+                <w:szCs w:val="19"/>
+              </w:rPr>
+              <w:t xml:space="preserve">Whoever may read the notice the document is attached to.</w:t>
+            </w:r>
+          </w:p>
+        </w:tc>
+      </w:tr>
     </w:tbl>
     <w:p>
       <w:pPr>
@@ -2952,7 +3038,7 @@
           <w:sz w:val="21"/>
           <w:szCs w:val="21"/>
         </w:rPr>
-        <w:t xml:space="preserve"> The setting feedback_min_responses_for_analytics is 5. Below five responses, nobody may see the analytics at all — not the lecturer, not the head of department. A class of three cannot be de-anonymised by arithmetic.</w:t>
+        <w:t xml:space="preserve"> The setting feedback_min_responses_for_analytics is 5 in the Faculty rule (it is 1 while PES is tested by one developer, and goes back to 5 before release). Below that many responses, nobody may see the analytics at all — not the lecturer, not the head of department. A class of three cannot be de-anonymised by arithmetic.</w:t>
       </w:r>
     </w:p>
     <w:p>
@@ -4343,6 +4429,123 @@
       </w:r>
     </w:p>
     <w:p>
+      <w:pPr>
+        <w:pStyle w:val="Heading2"/>
+        <w:spacing w:after="120" w:before="300"/>
+      </w:pPr>
+      <w:r>
+        <w:rPr>
+          <w:rFonts w:ascii="Calibri" w:cs="Calibri" w:eastAsia="Calibri" w:hAnsi="Calibri"/>
+          <w:b/>
+          <w:bCs/>
+          <w:color w:val="1A1A1A"/>
+          <w:sz w:val="26"/>
+          <w:szCs w:val="26"/>
+        </w:rPr>
+        <w:t xml:space="preserve">5.9 A follow-up on 27 September 2026</w:t>
+      </w:r>
+    </w:p>
+    <w:p>
+      <w:pPr>
+        <w:spacing w:after="150" w:line="276"/>
+      </w:pPr>
+      <w:r>
+        <w:rPr>
+          <w:rFonts w:ascii="Calibri" w:cs="Calibri" w:eastAsia="Calibri" w:hAnsi="Calibri"/>
+          <w:b w:val="false"/>
+          <w:bCs w:val="false"/>
+          <w:i w:val="false"/>
+          <w:iCs w:val="false"/>
+          <w:color w:val="1A1A1A"/>
+          <w:sz w:val="21"/>
+          <w:szCs w:val="21"/>
+        </w:rPr>
+        <w:t xml:space="preserve">The Supabase security advisor, run against the live project, showed that the fix in 5.2 had not held. Thirty-seven SECURITY DEFINER functions were callable by the anonymous role again — every one of them written after 9 September: the notice board, notifications, the grade-point and repeat triggers.</w:t>
+      </w:r>
+    </w:p>
+    <w:p>
+      <w:pPr>
+        <w:spacing w:after="150" w:line="276"/>
+      </w:pPr>
+      <w:r>
+        <w:rPr>
+          <w:rFonts w:ascii="Calibri" w:cs="Calibri" w:eastAsia="Calibri" w:hAnsi="Calibri"/>
+          <w:b w:val="false"/>
+          <w:bCs w:val="false"/>
+          <w:i w:val="false"/>
+          <w:iCs w:val="false"/>
+          <w:color w:val="1A1A1A"/>
+          <w:sz w:val="21"/>
+          <w:szCs w:val="21"/>
+        </w:rPr>
+        <w:t xml:space="preserve">The reason is a lesson in its own right. Revoking EXECUTE from PUBLIC only removes the grant to PUBLIC. Supabase's own default privileges for the postgres role grant EXECUTE to anon, authenticated and service_role by name, so every new function still arrived with an explicit anon grant that the PUBLIC revoke never touched. The guards inside those functions all failed closed, so nothing leaked, but the door was open.</w:t>
+      </w:r>
+    </w:p>
+    <w:p>
+      <w:pPr>
+        <w:spacing w:after="150" w:line="276"/>
+      </w:pPr>
+      <w:r>
+        <w:rPr>
+          <w:rFonts w:ascii="Calibri" w:cs="Calibri" w:eastAsia="Calibri" w:hAnsi="Calibri"/>
+          <w:b w:val="false"/>
+          <w:bCs w:val="false"/>
+          <w:i w:val="false"/>
+          <w:iCs w:val="false"/>
+          <w:color w:val="1A1A1A"/>
+          <w:sz w:val="21"/>
+          <w:szCs w:val="21"/>
+        </w:rPr>
+        <w:t xml:space="preserve">The fix, in a_signed_out_caller_calls_nothing, removes EXECUTE from anon on every function the application owns, keeps exactly what signed-in users already had, removes it from trigger functions altogether (a trigger fires regardless of the caller's EXECUTE privilege), and changes the default by name:</w:t>
+      </w:r>
+    </w:p>
+    <w:p>
+      <w:pPr>
+        <w:spacing w:after="20" w:line="240"/>
+      </w:pPr>
+      <w:r>
+        <w:rPr>
+          <w:rFonts w:ascii="Consolas" w:cs="Consolas" w:eastAsia="Consolas" w:hAnsi="Consolas"/>
+          <w:color w:val="23303B"/>
+          <w:sz w:val="18"/>
+          <w:szCs w:val="18"/>
+        </w:rPr>
+        <w:t xml:space="preserve">alter default privileges for role postgres in schema public</w:t>
+      </w:r>
+    </w:p>
+    <w:p>
+      <w:pPr>
+        <w:spacing w:after="20" w:line="240"/>
+      </w:pPr>
+      <w:r>
+        <w:rPr>
+          <w:rFonts w:ascii="Consolas" w:cs="Consolas" w:eastAsia="Consolas" w:hAnsi="Consolas"/>
+          <w:color w:val="23303B"/>
+          <w:sz w:val="18"/>
+          <w:szCs w:val="18"/>
+        </w:rPr>
+        <w:t xml:space="preserve">  revoke execute on functions from anon;</w:t>
+      </w:r>
+    </w:p>
+    <w:p>
+      <w:pPr>
+        <w:spacing w:after="150" w:line="276"/>
+      </w:pPr>
+      <w:r>
+        <w:rPr>
+          <w:rFonts w:ascii="Calibri" w:cs="Calibri" w:eastAsia="Calibri" w:hAnsi="Calibri"/>
+          <w:b w:val="false"/>
+          <w:bCs w:val="false"/>
+          <w:i w:val="false"/>
+          <w:iCs w:val="false"/>
+          <w:color w:val="1A1A1A"/>
+          <w:sz w:val="21"/>
+          <w:szCs w:val="21"/>
+        </w:rPr>
+        <w:t xml:space="preserve">The same day, the eleven dated backup tables were dropped (one had Row Level Security off), two functions that still resolved names through the caller's search_path were pinned, and the pgvector extension was moved from the public schema into extensions so its hundred-odd functions are no longer exposed beside the application's. After the change the anonymous role can call 0 functions and signed-in users can still call every one of the application's 169 functions they could call before, proved by counting both before and after, and by calling a function as anon and getting "permission denied".</w:t>
+      </w:r>
+    </w:p>
+    <w:p>
       <w:r>
         <w:br w:type="page"/>
       </w:r>
@@ -5297,7 +5500,7 @@
                 <w:sz w:val="19"/>
                 <w:szCs w:val="19"/>
               </w:rPr>
-              <w:t xml:space="preserve">Two dated backup tables still exist</w:t>
+              <w:t xml:space="preserve">Leaked-password protection is off</w:t>
             </w:r>
           </w:p>
         </w:tc>
@@ -5325,7 +5528,65 @@
                 <w:sz w:val="19"/>
                 <w:szCs w:val="19"/>
               </w:rPr>
-              <w:t xml:space="preserve">Safe, since no policy grants access. Should be dropped once the August 2026 migration is confirmed good.</w:t>
+              <w:t xml:space="preserve">A Supabase Auth setting that checks passwords against known breaches. It needs the Pro plan; switch it on before release.</w:t>
+            </w:r>
+          </w:p>
+        </w:tc>
+      </w:tr>
+      <w:tr>
+        <w:tc>
+          <w:tcPr>
+            <w:tcW w:type="dxa" w:w="3000"/>
+            <w:shd w:fill="FFFFFF" w:color="auto" w:val="clear"/>
+            <w:tcMar>
+              <w:top w:type="dxa" w:w="90"/>
+              <w:left w:type="dxa" w:w="120"/>
+              <w:bottom w:type="dxa" w:w="90"/>
+              <w:right w:type="dxa" w:w="120"/>
+            </w:tcMar>
+          </w:tcPr>
+          <w:p>
+            <w:pPr>
+              <w:spacing w:after="0" w:line="250"/>
+            </w:pPr>
+            <w:r>
+              <w:rPr>
+                <w:rFonts w:ascii="Calibri" w:cs="Calibri" w:eastAsia="Calibri" w:hAnsi="Calibri"/>
+                <w:b w:val="false"/>
+                <w:bCs w:val="false"/>
+                <w:color w:val="1A1A1A"/>
+                <w:sz w:val="19"/>
+                <w:szCs w:val="19"/>
+              </w:rPr>
+              <w:t xml:space="preserve">162 SECURITY DEFINER functions callable by signed-in users</w:t>
+            </w:r>
+          </w:p>
+        </w:tc>
+        <w:tc>
+          <w:tcPr>
+            <w:tcW w:type="dxa" w:w="6026"/>
+            <w:shd w:fill="FFFFFF" w:color="auto" w:val="clear"/>
+            <w:tcMar>
+              <w:top w:type="dxa" w:w="90"/>
+              <w:left w:type="dxa" w:w="120"/>
+              <w:bottom w:type="dxa" w:w="90"/>
+              <w:right w:type="dxa" w:w="120"/>
+            </w:tcMar>
+          </w:tcPr>
+          <w:p>
+            <w:pPr>
+              <w:spacing w:after="0" w:line="250"/>
+            </w:pPr>
+            <w:r>
+              <w:rPr>
+                <w:rFonts w:ascii="Calibri" w:cs="Calibri" w:eastAsia="Calibri" w:hAnsi="Calibri"/>
+                <w:b w:val="false"/>
+                <w:bCs w:val="false"/>
+                <w:color w:val="1A1A1A"/>
+                <w:sz w:val="19"/>
+                <w:szCs w:val="19"/>
+              </w:rPr>
+              <w:t xml:space="preserve">The advisor lists them as a warning, but they are the application's API: the screens call them. Each one checks its caller.</w:t>
             </w:r>
           </w:p>
         </w:tc>
@@ -5460,7 +5721,7 @@
           <w:sz w:val="21"/>
           <w:szCs w:val="21"/>
         </w:rPr>
-        <w:t xml:space="preserve">Revoke execute from public and anon on any new function.</w:t>
+        <w:t xml:space="preserve">Revoke execute from public and anon on any new function. The default now does this, but check with has_function_privilege('anon', ...) rather than trusting it: section 5.9 is what happened last time a default was trusted.</w:t>
       </w:r>
     </w:p>
     <w:p>

--- a/docs/PES_Guide_4_Security_and_RLS.docx
+++ b/docs/PES_Guide_4_Security_and_RLS.docx
@@ -907,7 +907,7 @@
                 <w:sz w:val="19"/>
                 <w:szCs w:val="19"/>
               </w:rPr>
-              <w:t xml:space="preserve">Only after the head of department publishes them.</w:t>
+              <w:t xml:space="preserve">Only after the department publishes them.</w:t>
             </w:r>
           </w:p>
         </w:tc>
@@ -1824,7 +1824,7 @@
           <w:sz w:val="21"/>
           <w:szCs w:val="21"/>
         </w:rPr>
-        <w:t xml:space="preserve">An HOD reads everything in their own department: results, attendance, students, feedback. They are also the person who publishes results and approves feedback rounds.</w:t>
+        <w:t xml:space="preserve">An HOD reads everything in their own department: results, attendance, students, feedback. Together with the department admin, they are the ones who publish results or return a sheet for correction. Approving a lecturer's feedback round is the department admin's alone.</w:t>
       </w:r>
     </w:p>
     <w:tbl>

--- a/docs/PES_Guide_4_Security_and_RLS.docx
+++ b/docs/PES_Guide_4_Security_and_RLS.docx
@@ -11,6 +11,8 @@
           <w:rFonts w:ascii="Calibri" w:cs="Calibri" w:eastAsia="Calibri" w:hAnsi="Calibri"/>
           <w:b/>
           <w:bCs/>
+          <w:i w:val="false"/>
+          <w:iCs w:val="false"/>
           <w:color w:val="8B1E2D"/>
           <w:spacing w:val="60"/>
           <w:sz w:val="19"/>
@@ -29,11 +31,15 @@
       <w:r>
         <w:rPr>
           <w:rFonts w:ascii="Calibri" w:cs="Calibri" w:eastAsia="Calibri" w:hAnsi="Calibri"/>
+          <w:b w:val="false"/>
+          <w:bCs w:val="false"/>
+          <w:i w:val="false"/>
+          <w:iCs w:val="false"/>
           <w:color w:val="5A5A5A"/>
           <w:sz w:val="19"/>
           <w:szCs w:val="19"/>
         </w:rPr>
-        <w:t xml:space="preserve">Study Guide 4 of 5</w:t>
+        <w:t xml:space="preserve">Study Guide 4 of 7</w:t>
       </w:r>
     </w:p>
     <w:p>
@@ -45,6 +51,8 @@
           <w:rFonts w:ascii="Calibri" w:cs="Calibri" w:eastAsia="Calibri" w:hAnsi="Calibri"/>
           <w:b/>
           <w:bCs/>
+          <w:i w:val="false"/>
+          <w:iCs w:val="false"/>
           <w:color w:val="1A1A1A"/>
           <w:sz w:val="56"/>
           <w:szCs w:val="56"/>
@@ -59,6 +67,10 @@
       <w:r>
         <w:rPr>
           <w:rFonts w:ascii="Calibri" w:cs="Calibri" w:eastAsia="Calibri" w:hAnsi="Calibri"/>
+          <w:b w:val="false"/>
+          <w:bCs w:val="false"/>
+          <w:i w:val="false"/>
+          <w:iCs w:val="false"/>
           <w:color w:val="8B1E2D"/>
           <w:sz w:val="26"/>
           <w:szCs w:val="26"/>
@@ -73,11 +85,15 @@
       <w:r>
         <w:rPr>
           <w:rFonts w:ascii="Calibri" w:cs="Calibri" w:eastAsia="Calibri" w:hAnsi="Calibri"/>
+          <w:b w:val="false"/>
+          <w:bCs w:val="false"/>
+          <w:i w:val="false"/>
+          <w:iCs w:val="false"/>
           <w:color w:val="5A5A5A"/>
           <w:sz w:val="21"/>
           <w:szCs w:val="21"/>
         </w:rPr>
-        <w:t xml:space="preserve">Because the browser talks straight to the database, the database has to be the gate. This guide explains how that gate is built, who can see what, what was found wrong in the September 2026 review, and how you can test any rule yourself.</w:t>
+        <w:t xml:space="preserve">Because the browser talks straight to the database, the database has to be the gate. This guide explains how that gate is built, who can see what, how the four Edge Functions guard themselves, what was found wrong in the September 2026 review and since, and how you can test any rule yourself.</w:t>
       </w:r>
     </w:p>
     <w:p>
@@ -87,6 +103,10 @@
       <w:r>
         <w:rPr>
           <w:rFonts w:ascii="Calibri" w:cs="Calibri" w:eastAsia="Calibri" w:hAnsi="Calibri"/>
+          <w:b w:val="false"/>
+          <w:bCs w:val="false"/>
+          <w:i w:val="false"/>
+          <w:iCs w:val="false"/>
           <w:color w:val="1A1A1A"/>
           <w:sz w:val="20"/>
           <w:szCs w:val="20"/>
@@ -98,11 +118,15 @@
       <w:r>
         <w:rPr>
           <w:rFonts w:ascii="Calibri" w:cs="Calibri" w:eastAsia="Calibri" w:hAnsi="Calibri"/>
+          <w:b w:val="false"/>
+          <w:bCs w:val="false"/>
+          <w:i w:val="false"/>
+          <w:iCs w:val="false"/>
           <w:color w:val="5A5A5A"/>
           <w:sz w:val="19"/>
           <w:szCs w:val="19"/>
         </w:rPr>
-        <w:t xml:space="preserve">Updated 27 September 2026  ·  describes the system as deployed on that date  ·  first written 10 September 2026</w:t>
+        <w:t xml:space="preserve">Updated 30 October 2026  ·  figures from the live database on that date  ·  first written 10 September 2026</w:t>
       </w:r>
     </w:p>
     <w:p>
@@ -120,6 +144,8 @@
           <w:rFonts w:ascii="Calibri" w:cs="Calibri" w:eastAsia="Calibri" w:hAnsi="Calibri"/>
           <w:b/>
           <w:bCs/>
+          <w:i w:val="false"/>
+          <w:iCs w:val="false"/>
           <w:color w:val="8B1E2D"/>
           <w:sz w:val="32"/>
           <w:szCs w:val="32"/>
@@ -130,14 +156,683 @@
     <w:sdt>
       <w:sdtPr>
         <w:alias w:val="Contents"/>
+        <w:docPartObj>
+          <w:docPartGallery w:val="Table of Contents"/>
+          <w:docPartUnique/>
+        </w:docPartObj>
       </w:sdtPr>
       <w:sdtContent>
         <w:p>
+          <w:pPr>
+            <w:tabs>
+              <w:tab w:val="right" w:leader="dot" w:pos="9026"/>
+            </w:tabs>
+            <w:spacing w:after="40" w:before="120"/>
+          </w:pPr>
           <w:r>
             <w:fldChar w:fldCharType="begin" w:dirty="true"/>
-            <w:instrText xml:space="preserve">TOC \h \o "1-3"</w:instrText>
+          </w:r>
+          <w:r>
+            <w:instrText xml:space="preserve">TOC \h \o "1-2"</w:instrText>
+          </w:r>
+          <w:r>
             <w:fldChar w:fldCharType="separate"/>
           </w:r>
+          <w:hyperlink w:anchor="_Toc_1" w:history="1">
+            <w:r>
+              <w:rPr>
+                <w:rFonts w:ascii="Calibri" w:cs="Calibri" w:eastAsia="Calibri" w:hAnsi="Calibri"/>
+                <w:b/>
+                <w:bCs/>
+                <w:i w:val="false"/>
+                <w:iCs w:val="false"/>
+                <w:color w:val="1A1A1A"/>
+                <w:sz w:val="21"/>
+                <w:szCs w:val="21"/>
+              </w:rPr>
+              <w:t xml:space="preserve">1. The one idea everything rests on</w:t>
+            </w:r>
+          </w:hyperlink>
+        </w:p>
+        <w:p>
+          <w:pPr>
+            <w:tabs>
+              <w:tab w:val="right" w:leader="dot" w:pos="9026"/>
+            </w:tabs>
+            <w:spacing w:after="40" w:before="0"/>
+            <w:ind w:left="360"/>
+          </w:pPr>
+          <w:hyperlink w:anchor="_Toc_2" w:history="1">
+            <w:r>
+              <w:rPr>
+                <w:rFonts w:ascii="Calibri" w:cs="Calibri" w:eastAsia="Calibri" w:hAnsi="Calibri"/>
+                <w:b w:val="false"/>
+                <w:bCs w:val="false"/>
+                <w:i w:val="false"/>
+                <w:iCs w:val="false"/>
+                <w:color w:val="5A5A5A"/>
+                <w:sz w:val="20"/>
+                <w:szCs w:val="20"/>
+              </w:rPr>
+              <w:t xml:space="preserve">1.1 What Row Level Security actually does</w:t>
+            </w:r>
+          </w:hyperlink>
+        </w:p>
+        <w:p>
+          <w:pPr>
+            <w:tabs>
+              <w:tab w:val="right" w:leader="dot" w:pos="9026"/>
+            </w:tabs>
+            <w:spacing w:after="40" w:before="0"/>
+            <w:ind w:left="360"/>
+          </w:pPr>
+          <w:hyperlink w:anchor="_Toc_3" w:history="1">
+            <w:r>
+              <w:rPr>
+                <w:rFonts w:ascii="Calibri" w:cs="Calibri" w:eastAsia="Calibri" w:hAnsi="Calibri"/>
+                <w:b w:val="false"/>
+                <w:bCs w:val="false"/>
+                <w:i w:val="false"/>
+                <w:iCs w:val="false"/>
+                <w:color w:val="5A5A5A"/>
+                <w:sz w:val="20"/>
+                <w:szCs w:val="20"/>
+              </w:rPr>
+              <w:t xml:space="preserve">1.2 Deny by default</w:t>
+            </w:r>
+          </w:hyperlink>
+        </w:p>
+        <w:p>
+          <w:pPr>
+            <w:tabs>
+              <w:tab w:val="right" w:leader="dot" w:pos="9026"/>
+            </w:tabs>
+            <w:spacing w:after="40" w:before="120"/>
+          </w:pPr>
+          <w:hyperlink w:anchor="_Toc_4" w:history="1">
+            <w:r>
+              <w:rPr>
+                <w:rFonts w:ascii="Calibri" w:cs="Calibri" w:eastAsia="Calibri" w:hAnsi="Calibri"/>
+                <w:b/>
+                <w:bCs/>
+                <w:i w:val="false"/>
+                <w:iCs w:val="false"/>
+                <w:color w:val="1A1A1A"/>
+                <w:sz w:val="21"/>
+                <w:szCs w:val="21"/>
+              </w:rPr>
+              <w:t xml:space="preserve">2. Who can see what</w:t>
+            </w:r>
+          </w:hyperlink>
+        </w:p>
+        <w:p>
+          <w:pPr>
+            <w:tabs>
+              <w:tab w:val="right" w:leader="dot" w:pos="9026"/>
+            </w:tabs>
+            <w:spacing w:after="40" w:before="0"/>
+            <w:ind w:left="360"/>
+          </w:pPr>
+          <w:hyperlink w:anchor="_Toc_5" w:history="1">
+            <w:r>
+              <w:rPr>
+                <w:rFonts w:ascii="Calibri" w:cs="Calibri" w:eastAsia="Calibri" w:hAnsi="Calibri"/>
+                <w:b w:val="false"/>
+                <w:bCs w:val="false"/>
+                <w:i w:val="false"/>
+                <w:iCs w:val="false"/>
+                <w:color w:val="5A5A5A"/>
+                <w:sz w:val="20"/>
+                <w:szCs w:val="20"/>
+              </w:rPr>
+              <w:t xml:space="preserve">2.1 Students</w:t>
+            </w:r>
+          </w:hyperlink>
+        </w:p>
+        <w:p>
+          <w:pPr>
+            <w:tabs>
+              <w:tab w:val="right" w:leader="dot" w:pos="9026"/>
+            </w:tabs>
+            <w:spacing w:after="40" w:before="0"/>
+            <w:ind w:left="360"/>
+          </w:pPr>
+          <w:hyperlink w:anchor="_Toc_6" w:history="1">
+            <w:r>
+              <w:rPr>
+                <w:rFonts w:ascii="Calibri" w:cs="Calibri" w:eastAsia="Calibri" w:hAnsi="Calibri"/>
+                <w:b w:val="false"/>
+                <w:bCs w:val="false"/>
+                <w:i w:val="false"/>
+                <w:iCs w:val="false"/>
+                <w:color w:val="5A5A5A"/>
+                <w:sz w:val="20"/>
+                <w:szCs w:val="20"/>
+              </w:rPr>
+              <w:t xml:space="preserve">2.2 Lecturers</w:t>
+            </w:r>
+          </w:hyperlink>
+        </w:p>
+        <w:p>
+          <w:pPr>
+            <w:tabs>
+              <w:tab w:val="right" w:leader="dot" w:pos="9026"/>
+            </w:tabs>
+            <w:spacing w:after="40" w:before="0"/>
+            <w:ind w:left="360"/>
+          </w:pPr>
+          <w:hyperlink w:anchor="_Toc_7" w:history="1">
+            <w:r>
+              <w:rPr>
+                <w:rFonts w:ascii="Calibri" w:cs="Calibri" w:eastAsia="Calibri" w:hAnsi="Calibri"/>
+                <w:b w:val="false"/>
+                <w:bCs w:val="false"/>
+                <w:i w:val="false"/>
+                <w:iCs w:val="false"/>
+                <w:color w:val="5A5A5A"/>
+                <w:sz w:val="20"/>
+                <w:szCs w:val="20"/>
+              </w:rPr>
+              <w:t xml:space="preserve">2.3 Heads of department</w:t>
+            </w:r>
+          </w:hyperlink>
+        </w:p>
+        <w:p>
+          <w:pPr>
+            <w:tabs>
+              <w:tab w:val="right" w:leader="dot" w:pos="9026"/>
+            </w:tabs>
+            <w:spacing w:after="40" w:before="0"/>
+            <w:ind w:left="360"/>
+          </w:pPr>
+          <w:hyperlink w:anchor="_Toc_8" w:history="1">
+            <w:r>
+              <w:rPr>
+                <w:rFonts w:ascii="Calibri" w:cs="Calibri" w:eastAsia="Calibri" w:hAnsi="Calibri"/>
+                <w:b w:val="false"/>
+                <w:bCs w:val="false"/>
+                <w:i w:val="false"/>
+                <w:iCs w:val="false"/>
+                <w:color w:val="5A5A5A"/>
+                <w:sz w:val="20"/>
+                <w:szCs w:val="20"/>
+              </w:rPr>
+              <w:t xml:space="preserve">2.4 Department admins and super admins</w:t>
+            </w:r>
+          </w:hyperlink>
+        </w:p>
+        <w:p>
+          <w:pPr>
+            <w:tabs>
+              <w:tab w:val="right" w:leader="dot" w:pos="9026"/>
+            </w:tabs>
+            <w:spacing w:after="40" w:before="120"/>
+          </w:pPr>
+          <w:hyperlink w:anchor="_Toc_9" w:history="1">
+            <w:r>
+              <w:rPr>
+                <w:rFonts w:ascii="Calibri" w:cs="Calibri" w:eastAsia="Calibri" w:hAnsi="Calibri"/>
+                <w:b/>
+                <w:bCs/>
+                <w:i w:val="false"/>
+                <w:iCs w:val="false"/>
+                <w:color w:val="1A1A1A"/>
+                <w:sz w:val="21"/>
+                <w:szCs w:val="21"/>
+              </w:rPr>
+              <w:t xml:space="preserve">3. Files</w:t>
+            </w:r>
+          </w:hyperlink>
+        </w:p>
+        <w:p>
+          <w:pPr>
+            <w:tabs>
+              <w:tab w:val="right" w:leader="dot" w:pos="9026"/>
+            </w:tabs>
+            <w:spacing w:after="40" w:before="120"/>
+          </w:pPr>
+          <w:hyperlink w:anchor="_Toc_10" w:history="1">
+            <w:r>
+              <w:rPr>
+                <w:rFonts w:ascii="Calibri" w:cs="Calibri" w:eastAsia="Calibri" w:hAnsi="Calibri"/>
+                <w:b/>
+                <w:bCs/>
+                <w:i w:val="false"/>
+                <w:iCs w:val="false"/>
+                <w:color w:val="1A1A1A"/>
+                <w:sz w:val="21"/>
+                <w:szCs w:val="21"/>
+              </w:rPr>
+              <w:t xml:space="preserve">3A. The Edge Functions are gates too</w:t>
+            </w:r>
+          </w:hyperlink>
+        </w:p>
+        <w:p>
+          <w:pPr>
+            <w:tabs>
+              <w:tab w:val="right" w:leader="dot" w:pos="9026"/>
+            </w:tabs>
+            <w:spacing w:after="40" w:before="0"/>
+            <w:ind w:left="360"/>
+          </w:pPr>
+          <w:hyperlink w:anchor="_Toc_11" w:history="1">
+            <w:r>
+              <w:rPr>
+                <w:rFonts w:ascii="Calibri" w:cs="Calibri" w:eastAsia="Calibri" w:hAnsi="Calibri"/>
+                <w:b w:val="false"/>
+                <w:bCs w:val="false"/>
+                <w:i w:val="false"/>
+                <w:iCs w:val="false"/>
+                <w:color w:val="5A5A5A"/>
+                <w:sz w:val="20"/>
+                <w:szCs w:val="20"/>
+              </w:rPr>
+              <w:t xml:space="preserve">3A.1 Deactivation is enforced in the database</w:t>
+            </w:r>
+          </w:hyperlink>
+        </w:p>
+        <w:p>
+          <w:pPr>
+            <w:tabs>
+              <w:tab w:val="right" w:leader="dot" w:pos="9026"/>
+            </w:tabs>
+            <w:spacing w:after="40" w:before="120"/>
+          </w:pPr>
+          <w:hyperlink w:anchor="_Toc_12" w:history="1">
+            <w:r>
+              <w:rPr>
+                <w:rFonts w:ascii="Calibri" w:cs="Calibri" w:eastAsia="Calibri" w:hAnsi="Calibri"/>
+                <w:b/>
+                <w:bCs/>
+                <w:i w:val="false"/>
+                <w:iCs w:val="false"/>
+                <w:color w:val="1A1A1A"/>
+                <w:sz w:val="21"/>
+                <w:szCs w:val="21"/>
+              </w:rPr>
+              <w:t xml:space="preserve">4. Feedback privacy</w:t>
+            </w:r>
+          </w:hyperlink>
+        </w:p>
+        <w:p>
+          <w:pPr>
+            <w:tabs>
+              <w:tab w:val="right" w:leader="dot" w:pos="9026"/>
+            </w:tabs>
+            <w:spacing w:after="40" w:before="120"/>
+          </w:pPr>
+          <w:hyperlink w:anchor="_Toc_13" w:history="1">
+            <w:r>
+              <w:rPr>
+                <w:rFonts w:ascii="Calibri" w:cs="Calibri" w:eastAsia="Calibri" w:hAnsi="Calibri"/>
+                <w:b/>
+                <w:bCs/>
+                <w:i w:val="false"/>
+                <w:iCs w:val="false"/>
+                <w:color w:val="1A1A1A"/>
+                <w:sz w:val="21"/>
+                <w:szCs w:val="21"/>
+              </w:rPr>
+              <w:t xml:space="preserve">5. What the September 2026 review found</w:t>
+            </w:r>
+          </w:hyperlink>
+        </w:p>
+        <w:p>
+          <w:pPr>
+            <w:tabs>
+              <w:tab w:val="right" w:leader="dot" w:pos="9026"/>
+            </w:tabs>
+            <w:spacing w:after="40" w:before="0"/>
+            <w:ind w:left="360"/>
+          </w:pPr>
+          <w:hyperlink w:anchor="_Toc_14" w:history="1">
+            <w:r>
+              <w:rPr>
+                <w:rFonts w:ascii="Calibri" w:cs="Calibri" w:eastAsia="Calibri" w:hAnsi="Calibri"/>
+                <w:b w:val="false"/>
+                <w:bCs w:val="false"/>
+                <w:i w:val="false"/>
+                <w:iCs w:val="false"/>
+                <w:color w:val="5A5A5A"/>
+                <w:sz w:val="20"/>
+                <w:szCs w:val="20"/>
+              </w:rPr>
+              <w:t xml:space="preserve">5.1 Guards that failed open</w:t>
+            </w:r>
+          </w:hyperlink>
+        </w:p>
+        <w:p>
+          <w:pPr>
+            <w:tabs>
+              <w:tab w:val="right" w:leader="dot" w:pos="9026"/>
+            </w:tabs>
+            <w:spacing w:after="40" w:before="0"/>
+            <w:ind w:left="360"/>
+          </w:pPr>
+          <w:hyperlink w:anchor="_Toc_15" w:history="1">
+            <w:r>
+              <w:rPr>
+                <w:rFonts w:ascii="Calibri" w:cs="Calibri" w:eastAsia="Calibri" w:hAnsi="Calibri"/>
+                <w:b w:val="false"/>
+                <w:bCs w:val="false"/>
+                <w:i w:val="false"/>
+                <w:iCs w:val="false"/>
+                <w:color w:val="5A5A5A"/>
+                <w:sz w:val="20"/>
+                <w:szCs w:val="20"/>
+              </w:rPr>
+              <w:t xml:space="preserve">5.2 Functions callable by anyone</w:t>
+            </w:r>
+          </w:hyperlink>
+        </w:p>
+        <w:p>
+          <w:pPr>
+            <w:tabs>
+              <w:tab w:val="right" w:leader="dot" w:pos="9026"/>
+            </w:tabs>
+            <w:spacing w:after="40" w:before="0"/>
+            <w:ind w:left="360"/>
+          </w:pPr>
+          <w:hyperlink w:anchor="_Toc_16" w:history="1">
+            <w:r>
+              <w:rPr>
+                <w:rFonts w:ascii="Calibri" w:cs="Calibri" w:eastAsia="Calibri" w:hAnsi="Calibri"/>
+                <w:b w:val="false"/>
+                <w:bCs w:val="false"/>
+                <w:i w:val="false"/>
+                <w:iCs w:val="false"/>
+                <w:color w:val="5A5A5A"/>
+                <w:sz w:val="20"/>
+                <w:szCs w:val="20"/>
+              </w:rPr>
+              <w:t xml:space="preserve">5.3 A cross-role data leak</w:t>
+            </w:r>
+          </w:hyperlink>
+        </w:p>
+        <w:p>
+          <w:pPr>
+            <w:tabs>
+              <w:tab w:val="right" w:leader="dot" w:pos="9026"/>
+            </w:tabs>
+            <w:spacing w:after="40" w:before="0"/>
+            <w:ind w:left="360"/>
+          </w:pPr>
+          <w:hyperlink w:anchor="_Toc_17" w:history="1">
+            <w:r>
+              <w:rPr>
+                <w:rFonts w:ascii="Calibri" w:cs="Calibri" w:eastAsia="Calibri" w:hAnsi="Calibri"/>
+                <w:b w:val="false"/>
+                <w:bCs w:val="false"/>
+                <w:i w:val="false"/>
+                <w:iCs w:val="false"/>
+                <w:color w:val="5A5A5A"/>
+                <w:sz w:val="20"/>
+                <w:szCs w:val="20"/>
+              </w:rPr>
+              <w:t xml:space="preserve">5.4 Three tables readable before signing in</w:t>
+            </w:r>
+          </w:hyperlink>
+        </w:p>
+        <w:p>
+          <w:pPr>
+            <w:tabs>
+              <w:tab w:val="right" w:leader="dot" w:pos="9026"/>
+            </w:tabs>
+            <w:spacing w:after="40" w:before="0"/>
+            <w:ind w:left="360"/>
+          </w:pPr>
+          <w:hyperlink w:anchor="_Toc_18" w:history="1">
+            <w:r>
+              <w:rPr>
+                <w:rFonts w:ascii="Calibri" w:cs="Calibri" w:eastAsia="Calibri" w:hAnsi="Calibri"/>
+                <w:b w:val="false"/>
+                <w:bCs w:val="false"/>
+                <w:i w:val="false"/>
+                <w:iCs w:val="false"/>
+                <w:color w:val="5A5A5A"/>
+                <w:sz w:val="20"/>
+                <w:szCs w:val="20"/>
+              </w:rPr>
+              <w:t xml:space="preserve">5.5 A feedback table that accepted forged rows</w:t>
+            </w:r>
+          </w:hyperlink>
+        </w:p>
+        <w:p>
+          <w:pPr>
+            <w:tabs>
+              <w:tab w:val="right" w:leader="dot" w:pos="9026"/>
+            </w:tabs>
+            <w:spacing w:after="40" w:before="0"/>
+            <w:ind w:left="360"/>
+          </w:pPr>
+          <w:hyperlink w:anchor="_Toc_19" w:history="1">
+            <w:r>
+              <w:rPr>
+                <w:rFonts w:ascii="Calibri" w:cs="Calibri" w:eastAsia="Calibri" w:hAnsi="Calibri"/>
+                <w:b w:val="false"/>
+                <w:bCs w:val="false"/>
+                <w:i w:val="false"/>
+                <w:iCs w:val="false"/>
+                <w:color w:val="5A5A5A"/>
+                <w:sz w:val="20"/>
+                <w:szCs w:val="20"/>
+              </w:rPr>
+              <w:t xml:space="preserve">5.6 The lecturers table</w:t>
+            </w:r>
+          </w:hyperlink>
+        </w:p>
+        <w:p>
+          <w:pPr>
+            <w:tabs>
+              <w:tab w:val="right" w:leader="dot" w:pos="9026"/>
+            </w:tabs>
+            <w:spacing w:after="40" w:before="0"/>
+            <w:ind w:left="360"/>
+          </w:pPr>
+          <w:hyperlink w:anchor="_Toc_20" w:history="1">
+            <w:r>
+              <w:rPr>
+                <w:rFonts w:ascii="Calibri" w:cs="Calibri" w:eastAsia="Calibri" w:hAnsi="Calibri"/>
+                <w:b w:val="false"/>
+                <w:bCs w:val="false"/>
+                <w:i w:val="false"/>
+                <w:iCs w:val="false"/>
+                <w:color w:val="5A5A5A"/>
+                <w:sz w:val="20"/>
+                <w:szCs w:val="20"/>
+              </w:rPr>
+              <w:t xml:space="preserve">5.7 Results were readable through an unguarded view</w:t>
+            </w:r>
+          </w:hyperlink>
+        </w:p>
+        <w:p>
+          <w:pPr>
+            <w:tabs>
+              <w:tab w:val="right" w:leader="dot" w:pos="9026"/>
+            </w:tabs>
+            <w:spacing w:after="40" w:before="0"/>
+            <w:ind w:left="360"/>
+          </w:pPr>
+          <w:hyperlink w:anchor="_Toc_21" w:history="1">
+            <w:r>
+              <w:rPr>
+                <w:rFonts w:ascii="Calibri" w:cs="Calibri" w:eastAsia="Calibri" w:hAnsi="Calibri"/>
+                <w:b w:val="false"/>
+                <w:bCs w:val="false"/>
+                <w:i w:val="false"/>
+                <w:iCs w:val="false"/>
+                <w:color w:val="5A5A5A"/>
+                <w:sz w:val="20"/>
+                <w:szCs w:val="20"/>
+              </w:rPr>
+              <w:t xml:space="preserve">5.8 The results, in numbers</w:t>
+            </w:r>
+          </w:hyperlink>
+        </w:p>
+        <w:p>
+          <w:pPr>
+            <w:tabs>
+              <w:tab w:val="right" w:leader="dot" w:pos="9026"/>
+            </w:tabs>
+            <w:spacing w:after="40" w:before="0"/>
+            <w:ind w:left="360"/>
+          </w:pPr>
+          <w:hyperlink w:anchor="_Toc_22" w:history="1">
+            <w:r>
+              <w:rPr>
+                <w:rFonts w:ascii="Calibri" w:cs="Calibri" w:eastAsia="Calibri" w:hAnsi="Calibri"/>
+                <w:b w:val="false"/>
+                <w:bCs w:val="false"/>
+                <w:i w:val="false"/>
+                <w:iCs w:val="false"/>
+                <w:color w:val="5A5A5A"/>
+                <w:sz w:val="20"/>
+                <w:szCs w:val="20"/>
+              </w:rPr>
+              <w:t xml:space="preserve">5.9 A follow-up on 27 September 2026</w:t>
+            </w:r>
+          </w:hyperlink>
+        </w:p>
+        <w:p>
+          <w:pPr>
+            <w:tabs>
+              <w:tab w:val="right" w:leader="dot" w:pos="9026"/>
+            </w:tabs>
+            <w:spacing w:after="40" w:before="0"/>
+            <w:ind w:left="360"/>
+          </w:pPr>
+          <w:hyperlink w:anchor="_Toc_23" w:history="1">
+            <w:r>
+              <w:rPr>
+                <w:rFonts w:ascii="Calibri" w:cs="Calibri" w:eastAsia="Calibri" w:hAnsi="Calibri"/>
+                <w:b w:val="false"/>
+                <w:bCs w:val="false"/>
+                <w:i w:val="false"/>
+                <w:iCs w:val="false"/>
+                <w:color w:val="5A5A5A"/>
+                <w:sz w:val="20"/>
+                <w:szCs w:val="20"/>
+              </w:rPr>
+              <w:t xml:space="preserve">5.10 Where things stand on 30 October 2026</w:t>
+            </w:r>
+          </w:hyperlink>
+        </w:p>
+        <w:p>
+          <w:pPr>
+            <w:tabs>
+              <w:tab w:val="right" w:leader="dot" w:pos="9026"/>
+            </w:tabs>
+            <w:spacing w:after="40" w:before="120"/>
+          </w:pPr>
+          <w:hyperlink w:anchor="_Toc_24" w:history="1">
+            <w:r>
+              <w:rPr>
+                <w:rFonts w:ascii="Calibri" w:cs="Calibri" w:eastAsia="Calibri" w:hAnsi="Calibri"/>
+                <w:b/>
+                <w:bCs/>
+                <w:i w:val="false"/>
+                <w:iCs w:val="false"/>
+                <w:color w:val="1A1A1A"/>
+                <w:sz w:val="21"/>
+                <w:szCs w:val="21"/>
+              </w:rPr>
+              <w:t xml:space="preserve">6. How to test a rule yourself</w:t>
+            </w:r>
+          </w:hyperlink>
+        </w:p>
+        <w:p>
+          <w:pPr>
+            <w:tabs>
+              <w:tab w:val="right" w:leader="dot" w:pos="9026"/>
+            </w:tabs>
+            <w:spacing w:after="40" w:before="0"/>
+            <w:ind w:left="360"/>
+          </w:pPr>
+          <w:hyperlink w:anchor="_Toc_25" w:history="1">
+            <w:r>
+              <w:rPr>
+                <w:rFonts w:ascii="Calibri" w:cs="Calibri" w:eastAsia="Calibri" w:hAnsi="Calibri"/>
+                <w:b w:val="false"/>
+                <w:bCs w:val="false"/>
+                <w:i w:val="false"/>
+                <w:iCs w:val="false"/>
+                <w:color w:val="5A5A5A"/>
+                <w:sz w:val="20"/>
+                <w:szCs w:val="20"/>
+              </w:rPr>
+              <w:t xml:space="preserve">6.1 Testing a change before you keep it</w:t>
+            </w:r>
+          </w:hyperlink>
+        </w:p>
+        <w:p>
+          <w:pPr>
+            <w:tabs>
+              <w:tab w:val="right" w:leader="dot" w:pos="9026"/>
+            </w:tabs>
+            <w:spacing w:after="40" w:before="0"/>
+            <w:ind w:left="360"/>
+          </w:pPr>
+          <w:hyperlink w:anchor="_Toc_26" w:history="1">
+            <w:r>
+              <w:rPr>
+                <w:rFonts w:ascii="Calibri" w:cs="Calibri" w:eastAsia="Calibri" w:hAnsi="Calibri"/>
+                <w:b w:val="false"/>
+                <w:bCs w:val="false"/>
+                <w:i w:val="false"/>
+                <w:iCs w:val="false"/>
+                <w:color w:val="5A5A5A"/>
+                <w:sz w:val="20"/>
+                <w:szCs w:val="20"/>
+              </w:rPr>
+              <w:t xml:space="preserve">6.2 Counting who can call what</w:t>
+            </w:r>
+          </w:hyperlink>
+        </w:p>
+        <w:p>
+          <w:pPr>
+            <w:tabs>
+              <w:tab w:val="right" w:leader="dot" w:pos="9026"/>
+            </w:tabs>
+            <w:spacing w:after="40" w:before="120"/>
+          </w:pPr>
+          <w:hyperlink w:anchor="_Toc_27" w:history="1">
+            <w:r>
+              <w:rPr>
+                <w:rFonts w:ascii="Calibri" w:cs="Calibri" w:eastAsia="Calibri" w:hAnsi="Calibri"/>
+                <w:b/>
+                <w:bCs/>
+                <w:i w:val="false"/>
+                <w:iCs w:val="false"/>
+                <w:color w:val="1A1A1A"/>
+                <w:sz w:val="21"/>
+                <w:szCs w:val="21"/>
+              </w:rPr>
+              <w:t xml:space="preserve">7. Things deliberately left alone</w:t>
+            </w:r>
+          </w:hyperlink>
+        </w:p>
+        <w:p>
+          <w:pPr>
+            <w:tabs>
+              <w:tab w:val="right" w:leader="dot" w:pos="9026"/>
+            </w:tabs>
+            <w:spacing w:after="40" w:before="120"/>
+          </w:pPr>
+          <w:hyperlink w:anchor="_Toc_28" w:history="1">
+            <w:r>
+              <w:rPr>
+                <w:rFonts w:ascii="Calibri" w:cs="Calibri" w:eastAsia="Calibri" w:hAnsi="Calibri"/>
+                <w:b/>
+                <w:bCs/>
+                <w:i w:val="false"/>
+                <w:iCs w:val="false"/>
+                <w:color w:val="1A1A1A"/>
+                <w:sz w:val="21"/>
+                <w:szCs w:val="21"/>
+              </w:rPr>
+              <w:t xml:space="preserve">8. Rules to follow when adding a feature</w:t>
+            </w:r>
+          </w:hyperlink>
         </w:p>
         <w:p>
           <w:r>
@@ -154,19 +849,24 @@
     <w:p>
       <w:pPr>
         <w:pStyle w:val="Heading1"/>
+        <w:keepNext/>
         <w:spacing w:after="170" w:before="380"/>
       </w:pPr>
+      <w:bookmarkStart w:id="1" w:name="_Toc_1"/>
       <w:r>
         <w:rPr>
           <w:rFonts w:ascii="Calibri" w:cs="Calibri" w:eastAsia="Calibri" w:hAnsi="Calibri"/>
           <w:b/>
           <w:bCs/>
+          <w:i w:val="false"/>
+          <w:iCs w:val="false"/>
           <w:color w:val="8B1E2D"/>
           <w:sz w:val="32"/>
           <w:szCs w:val="32"/>
         </w:rPr>
         <w:t xml:space="preserve">1. The one idea everything rests on</w:t>
       </w:r>
+      <w:bookmarkEnd w:id="1"/>
     </w:p>
     <w:p>
       <w:pPr>
@@ -222,6 +922,8 @@
                 <w:rFonts w:ascii="Calibri" w:cs="Calibri" w:eastAsia="Calibri" w:hAnsi="Calibri"/>
                 <w:b/>
                 <w:bCs/>
+                <w:i w:val="false"/>
+                <w:iCs w:val="false"/>
                 <w:color w:val="8B1E2D"/>
                 <w:sz w:val="17"/>
                 <w:szCs w:val="17"/>
@@ -236,6 +938,10 @@
             <w:r>
               <w:rPr>
                 <w:rFonts w:ascii="Calibri" w:cs="Calibri" w:eastAsia="Calibri" w:hAnsi="Calibri"/>
+                <w:b w:val="false"/>
+                <w:bCs w:val="false"/>
+                <w:i w:val="false"/>
+                <w:iCs w:val="false"/>
                 <w:color w:val="1A1A1A"/>
                 <w:sz w:val="20"/>
                 <w:szCs w:val="20"/>
@@ -248,6 +954,11 @@
     </w:tbl>
     <w:p>
       <w:pPr>
+        <w:spacing w:after="0" w:line="120" w:lineRule="exact"/>
+      </w:pPr>
+    </w:p>
+    <w:p>
+      <w:pPr>
         <w:spacing w:after="150" w:line="276"/>
       </w:pPr>
       <w:r>
@@ -267,19 +978,24 @@
     <w:p>
       <w:pPr>
         <w:pStyle w:val="Heading2"/>
+        <w:keepNext/>
         <w:spacing w:after="120" w:before="300"/>
       </w:pPr>
+      <w:bookmarkStart w:id="2" w:name="_Toc_2"/>
       <w:r>
         <w:rPr>
           <w:rFonts w:ascii="Calibri" w:cs="Calibri" w:eastAsia="Calibri" w:hAnsi="Calibri"/>
           <w:b/>
           <w:bCs/>
+          <w:i w:val="false"/>
+          <w:iCs w:val="false"/>
           <w:color w:val="1A1A1A"/>
           <w:sz w:val="26"/>
           <w:szCs w:val="26"/>
         </w:rPr>
         <w:t xml:space="preserve">1.1 What Row Level Security actually does</w:t>
       </w:r>
+      <w:bookmarkEnd w:id="2"/>
     </w:p>
     <w:p>
       <w:pPr>
@@ -351,6 +1067,10 @@
             <w:r>
               <w:rPr>
                 <w:rFonts w:ascii="Consolas" w:cs="Consolas" w:eastAsia="Consolas" w:hAnsi="Consolas"/>
+                <w:b w:val="false"/>
+                <w:bCs w:val="false"/>
+                <w:i w:val="false"/>
+                <w:iCs w:val="false"/>
                 <w:color w:val="23303B"/>
                 <w:sz w:val="18"/>
                 <w:szCs w:val="18"/>
@@ -365,6 +1085,10 @@
             <w:r>
               <w:rPr>
                 <w:rFonts w:ascii="Consolas" w:cs="Consolas" w:eastAsia="Consolas" w:hAnsi="Consolas"/>
+                <w:b w:val="false"/>
+                <w:bCs w:val="false"/>
+                <w:i w:val="false"/>
+                <w:iCs w:val="false"/>
                 <w:color w:val="23303B"/>
                 <w:sz w:val="18"/>
                 <w:szCs w:val="18"/>
@@ -379,6 +1103,10 @@
             <w:r>
               <w:rPr>
                 <w:rFonts w:ascii="Consolas" w:cs="Consolas" w:eastAsia="Consolas" w:hAnsi="Consolas"/>
+                <w:b w:val="false"/>
+                <w:bCs w:val="false"/>
+                <w:i w:val="false"/>
+                <w:iCs w:val="false"/>
                 <w:color w:val="23303B"/>
                 <w:sz w:val="18"/>
                 <w:szCs w:val="18"/>
@@ -389,6 +1117,11 @@
         </w:tc>
       </w:tr>
     </w:tbl>
+    <w:p>
+      <w:pPr>
+        <w:spacing w:after="0" w:line="120" w:lineRule="exact"/>
+      </w:pPr>
+    </w:p>
     <w:p>
       <w:pPr>
         <w:spacing w:after="150" w:line="276"/>
@@ -554,19 +1287,24 @@
     <w:p>
       <w:pPr>
         <w:pStyle w:val="Heading2"/>
+        <w:keepNext/>
         <w:spacing w:after="120" w:before="300"/>
       </w:pPr>
+      <w:bookmarkStart w:id="3" w:name="_Toc_3"/>
       <w:r>
         <w:rPr>
           <w:rFonts w:ascii="Calibri" w:cs="Calibri" w:eastAsia="Calibri" w:hAnsi="Calibri"/>
           <w:b/>
           <w:bCs/>
+          <w:i w:val="false"/>
+          <w:iCs w:val="false"/>
           <w:color w:val="1A1A1A"/>
           <w:sz w:val="26"/>
           <w:szCs w:val="26"/>
         </w:rPr>
         <w:t xml:space="preserve">1.2 Deny by default</w:t>
       </w:r>
+      <w:bookmarkEnd w:id="3"/>
     </w:p>
     <w:p>
       <w:pPr>
@@ -601,7 +1339,59 @@
           <w:sz w:val="21"/>
           <w:szCs w:val="21"/>
         </w:rPr>
-        <w:t xml:space="preserve">All 41 tables have RLS switched on, with no exceptions. The dated backup tables that used to be the exceptions were dropped on 27 September 2026.</w:t>
+        <w:t xml:space="preserve">All 51 tables have RLS switched on, with no exceptions, held by 121 policies (and 13 more on stored files). Five tables have RLS on and no policy at all — the three account tables and the two faculty-website tables — which means nobody can read them through the API. The account tables are touched only by server code with the service role; the website is read only through </w:t>
+      </w:r>
+      <w:r>
+        <w:rPr>
+          <w:rFonts w:ascii="Consolas" w:cs="Consolas" w:eastAsia="Consolas" w:hAnsi="Consolas"/>
+          <w:b w:val="false"/>
+          <w:bCs w:val="false"/>
+          <w:i w:val="false"/>
+          <w:iCs w:val="false"/>
+          <w:color w:val="8B1E2D"/>
+          <w:sz w:val="19"/>
+          <w:szCs w:val="19"/>
+        </w:rPr>
+        <w:t xml:space="preserve">search_faculty_site()</w:t>
+      </w:r>
+      <w:r>
+        <w:rPr>
+          <w:rFonts w:ascii="Calibri" w:cs="Calibri" w:eastAsia="Calibri" w:hAnsi="Calibri"/>
+          <w:b w:val="false"/>
+          <w:bCs w:val="false"/>
+          <w:i w:val="false"/>
+          <w:iCs w:val="false"/>
+          <w:color w:val="1A1A1A"/>
+          <w:sz w:val="21"/>
+          <w:szCs w:val="21"/>
+        </w:rPr>
+        <w:t xml:space="preserve"> and </w:t>
+      </w:r>
+      <w:r>
+        <w:rPr>
+          <w:rFonts w:ascii="Consolas" w:cs="Consolas" w:eastAsia="Consolas" w:hAnsi="Consolas"/>
+          <w:b w:val="false"/>
+          <w:bCs w:val="false"/>
+          <w:i w:val="false"/>
+          <w:iCs w:val="false"/>
+          <w:color w:val="8B1E2D"/>
+          <w:sz w:val="19"/>
+          <w:szCs w:val="19"/>
+        </w:rPr>
+        <w:t xml:space="preserve">get_faculty_site_status()</w:t>
+      </w:r>
+      <w:r>
+        <w:rPr>
+          <w:rFonts w:ascii="Calibri" w:cs="Calibri" w:eastAsia="Calibri" w:hAnsi="Calibri"/>
+          <w:b w:val="false"/>
+          <w:bCs w:val="false"/>
+          <w:i w:val="false"/>
+          <w:iCs w:val="false"/>
+          <w:color w:val="1A1A1A"/>
+          <w:sz w:val="21"/>
+          <w:szCs w:val="21"/>
+        </w:rPr>
+        <w:t xml:space="preserve">. The dated backup tables that used to be the exceptions were dropped on 27 September 2026.</w:t>
       </w:r>
     </w:p>
     <w:p>
@@ -612,19 +1402,24 @@
     <w:p>
       <w:pPr>
         <w:pStyle w:val="Heading1"/>
+        <w:keepNext/>
         <w:spacing w:after="170" w:before="380"/>
       </w:pPr>
+      <w:bookmarkStart w:id="4" w:name="_Toc_4"/>
       <w:r>
         <w:rPr>
           <w:rFonts w:ascii="Calibri" w:cs="Calibri" w:eastAsia="Calibri" w:hAnsi="Calibri"/>
           <w:b/>
           <w:bCs/>
+          <w:i w:val="false"/>
+          <w:iCs w:val="false"/>
           <w:color w:val="8B1E2D"/>
           <w:sz w:val="32"/>
           <w:szCs w:val="32"/>
         </w:rPr>
         <w:t xml:space="preserve">2. Who can see what</w:t>
       </w:r>
+      <w:bookmarkEnd w:id="4"/>
     </w:p>
     <w:p>
       <w:pPr>
@@ -647,19 +1442,24 @@
     <w:p>
       <w:pPr>
         <w:pStyle w:val="Heading2"/>
+        <w:keepNext/>
         <w:spacing w:after="120" w:before="300"/>
       </w:pPr>
+      <w:bookmarkStart w:id="5" w:name="_Toc_5"/>
       <w:r>
         <w:rPr>
           <w:rFonts w:ascii="Calibri" w:cs="Calibri" w:eastAsia="Calibri" w:hAnsi="Calibri"/>
           <w:b/>
           <w:bCs/>
+          <w:i w:val="false"/>
+          <w:iCs w:val="false"/>
           <w:color w:val="1A1A1A"/>
           <w:sz w:val="26"/>
           <w:szCs w:val="26"/>
         </w:rPr>
         <w:t xml:space="preserve">2.1 Students</w:t>
       </w:r>
+      <w:bookmarkEnd w:id="5"/>
     </w:p>
     <w:tbl>
       <w:tblPr>
@@ -674,16 +1474,17 @@
         </w:tblBorders>
       </w:tblPr>
       <w:tblGrid>
-        <w:gridCol w:w="2700"/>
-        <w:gridCol w:w="6326"/>
+        <w:gridCol w:w="2707"/>
+        <w:gridCol w:w="6319"/>
       </w:tblGrid>
       <w:tr>
         <w:trPr>
           <w:tblHeader/>
+          <w:cantSplit/>
         </w:trPr>
         <w:tc>
           <w:tcPr>
-            <w:tcW w:type="dxa" w:w="2700"/>
+            <w:tcW w:type="dxa" w:w="2707"/>
             <w:shd w:fill="8B1E2D" w:color="auto" w:val="clear"/>
             <w:tcMar>
               <w:top w:type="dxa" w:w="90"/>
@@ -701,6 +1502,8 @@
                 <w:rFonts w:ascii="Calibri" w:cs="Calibri" w:eastAsia="Calibri" w:hAnsi="Calibri"/>
                 <w:b/>
                 <w:bCs/>
+                <w:i w:val="false"/>
+                <w:iCs w:val="false"/>
                 <w:color w:val="FFFFFF"/>
                 <w:sz w:val="19"/>
                 <w:szCs w:val="19"/>
@@ -711,7 +1514,7 @@
         </w:tc>
         <w:tc>
           <w:tcPr>
-            <w:tcW w:type="dxa" w:w="6326"/>
+            <w:tcW w:type="dxa" w:w="6319"/>
             <w:shd w:fill="8B1E2D" w:color="auto" w:val="clear"/>
             <w:tcMar>
               <w:top w:type="dxa" w:w="90"/>
@@ -729,6 +1532,8 @@
                 <w:rFonts w:ascii="Calibri" w:cs="Calibri" w:eastAsia="Calibri" w:hAnsi="Calibri"/>
                 <w:b/>
                 <w:bCs/>
+                <w:i w:val="false"/>
+                <w:iCs w:val="false"/>
                 <w:color w:val="FFFFFF"/>
                 <w:sz w:val="19"/>
                 <w:szCs w:val="19"/>
@@ -739,9 +1544,12 @@
         </w:tc>
       </w:tr>
       <w:tr>
-        <w:tc>
-          <w:tcPr>
-            <w:tcW w:type="dxa" w:w="2700"/>
+        <w:trPr>
+          <w:cantSplit/>
+        </w:trPr>
+        <w:tc>
+          <w:tcPr>
+            <w:tcW w:type="dxa" w:w="2707"/>
             <w:shd w:fill="FFFFFF" w:color="auto" w:val="clear"/>
             <w:tcMar>
               <w:top w:type="dxa" w:w="90"/>
@@ -759,6 +1567,8 @@
                 <w:rFonts w:ascii="Calibri" w:cs="Calibri" w:eastAsia="Calibri" w:hAnsi="Calibri"/>
                 <w:b w:val="false"/>
                 <w:bCs w:val="false"/>
+                <w:i w:val="false"/>
+                <w:iCs w:val="false"/>
                 <w:color w:val="1A1A1A"/>
                 <w:sz w:val="19"/>
                 <w:szCs w:val="19"/>
@@ -769,7 +1579,7 @@
         </w:tc>
         <w:tc>
           <w:tcPr>
-            <w:tcW w:type="dxa" w:w="6326"/>
+            <w:tcW w:type="dxa" w:w="6319"/>
             <w:shd w:fill="FFFFFF" w:color="auto" w:val="clear"/>
             <w:tcMar>
               <w:top w:type="dxa" w:w="90"/>
@@ -787,6 +1597,8 @@
                 <w:rFonts w:ascii="Calibri" w:cs="Calibri" w:eastAsia="Calibri" w:hAnsi="Calibri"/>
                 <w:b w:val="false"/>
                 <w:bCs w:val="false"/>
+                <w:i w:val="false"/>
+                <w:iCs w:val="false"/>
                 <w:color w:val="1A1A1A"/>
                 <w:sz w:val="19"/>
                 <w:szCs w:val="19"/>
@@ -797,9 +1609,12 @@
         </w:tc>
       </w:tr>
       <w:tr>
-        <w:tc>
-          <w:tcPr>
-            <w:tcW w:type="dxa" w:w="2700"/>
+        <w:trPr>
+          <w:cantSplit/>
+        </w:trPr>
+        <w:tc>
+          <w:tcPr>
+            <w:tcW w:type="dxa" w:w="2707"/>
             <w:shd w:fill="FFFFFF" w:color="auto" w:val="clear"/>
             <w:tcMar>
               <w:top w:type="dxa" w:w="90"/>
@@ -817,6 +1632,8 @@
                 <w:rFonts w:ascii="Calibri" w:cs="Calibri" w:eastAsia="Calibri" w:hAnsi="Calibri"/>
                 <w:b w:val="false"/>
                 <w:bCs w:val="false"/>
+                <w:i w:val="false"/>
+                <w:iCs w:val="false"/>
                 <w:color w:val="1A1A1A"/>
                 <w:sz w:val="19"/>
                 <w:szCs w:val="19"/>
@@ -827,7 +1644,7 @@
         </w:tc>
         <w:tc>
           <w:tcPr>
-            <w:tcW w:type="dxa" w:w="6326"/>
+            <w:tcW w:type="dxa" w:w="6319"/>
             <w:shd w:fill="FFFFFF" w:color="auto" w:val="clear"/>
             <w:tcMar>
               <w:top w:type="dxa" w:w="90"/>
@@ -845,6 +1662,8 @@
                 <w:rFonts w:ascii="Calibri" w:cs="Calibri" w:eastAsia="Calibri" w:hAnsi="Calibri"/>
                 <w:b w:val="false"/>
                 <w:bCs w:val="false"/>
+                <w:i w:val="false"/>
+                <w:iCs w:val="false"/>
                 <w:color w:val="1A1A1A"/>
                 <w:sz w:val="19"/>
                 <w:szCs w:val="19"/>
@@ -855,9 +1674,12 @@
         </w:tc>
       </w:tr>
       <w:tr>
-        <w:tc>
-          <w:tcPr>
-            <w:tcW w:type="dxa" w:w="2700"/>
+        <w:trPr>
+          <w:cantSplit/>
+        </w:trPr>
+        <w:tc>
+          <w:tcPr>
+            <w:tcW w:type="dxa" w:w="2707"/>
             <w:shd w:fill="FFFFFF" w:color="auto" w:val="clear"/>
             <w:tcMar>
               <w:top w:type="dxa" w:w="90"/>
@@ -875,6 +1697,8 @@
                 <w:rFonts w:ascii="Calibri" w:cs="Calibri" w:eastAsia="Calibri" w:hAnsi="Calibri"/>
                 <w:b w:val="false"/>
                 <w:bCs w:val="false"/>
+                <w:i w:val="false"/>
+                <w:iCs w:val="false"/>
                 <w:color w:val="1A1A1A"/>
                 <w:sz w:val="19"/>
                 <w:szCs w:val="19"/>
@@ -885,7 +1709,7 @@
         </w:tc>
         <w:tc>
           <w:tcPr>
-            <w:tcW w:type="dxa" w:w="6326"/>
+            <w:tcW w:type="dxa" w:w="6319"/>
             <w:shd w:fill="FFFFFF" w:color="auto" w:val="clear"/>
             <w:tcMar>
               <w:top w:type="dxa" w:w="90"/>
@@ -903,6 +1727,8 @@
                 <w:rFonts w:ascii="Calibri" w:cs="Calibri" w:eastAsia="Calibri" w:hAnsi="Calibri"/>
                 <w:b w:val="false"/>
                 <w:bCs w:val="false"/>
+                <w:i w:val="false"/>
+                <w:iCs w:val="false"/>
                 <w:color w:val="1A1A1A"/>
                 <w:sz w:val="19"/>
                 <w:szCs w:val="19"/>
@@ -913,9 +1739,12 @@
         </w:tc>
       </w:tr>
       <w:tr>
-        <w:tc>
-          <w:tcPr>
-            <w:tcW w:type="dxa" w:w="2700"/>
+        <w:trPr>
+          <w:cantSplit/>
+        </w:trPr>
+        <w:tc>
+          <w:tcPr>
+            <w:tcW w:type="dxa" w:w="2707"/>
             <w:shd w:fill="FFFFFF" w:color="auto" w:val="clear"/>
             <w:tcMar>
               <w:top w:type="dxa" w:w="90"/>
@@ -933,6 +1762,8 @@
                 <w:rFonts w:ascii="Calibri" w:cs="Calibri" w:eastAsia="Calibri" w:hAnsi="Calibri"/>
                 <w:b w:val="false"/>
                 <w:bCs w:val="false"/>
+                <w:i w:val="false"/>
+                <w:iCs w:val="false"/>
                 <w:color w:val="1A1A1A"/>
                 <w:sz w:val="19"/>
                 <w:szCs w:val="19"/>
@@ -943,7 +1774,7 @@
         </w:tc>
         <w:tc>
           <w:tcPr>
-            <w:tcW w:type="dxa" w:w="6326"/>
+            <w:tcW w:type="dxa" w:w="6319"/>
             <w:shd w:fill="FFFFFF" w:color="auto" w:val="clear"/>
             <w:tcMar>
               <w:top w:type="dxa" w:w="90"/>
@@ -961,6 +1792,8 @@
                 <w:rFonts w:ascii="Calibri" w:cs="Calibri" w:eastAsia="Calibri" w:hAnsi="Calibri"/>
                 <w:b w:val="false"/>
                 <w:bCs w:val="false"/>
+                <w:i w:val="false"/>
+                <w:iCs w:val="false"/>
                 <w:color w:val="1A1A1A"/>
                 <w:sz w:val="19"/>
                 <w:szCs w:val="19"/>
@@ -971,9 +1804,12 @@
         </w:tc>
       </w:tr>
       <w:tr>
-        <w:tc>
-          <w:tcPr>
-            <w:tcW w:type="dxa" w:w="2700"/>
+        <w:trPr>
+          <w:cantSplit/>
+        </w:trPr>
+        <w:tc>
+          <w:tcPr>
+            <w:tcW w:type="dxa" w:w="2707"/>
             <w:shd w:fill="FFFFFF" w:color="auto" w:val="clear"/>
             <w:tcMar>
               <w:top w:type="dxa" w:w="90"/>
@@ -991,6 +1827,8 @@
                 <w:rFonts w:ascii="Calibri" w:cs="Calibri" w:eastAsia="Calibri" w:hAnsi="Calibri"/>
                 <w:b w:val="false"/>
                 <w:bCs w:val="false"/>
+                <w:i w:val="false"/>
+                <w:iCs w:val="false"/>
                 <w:color w:val="1A1A1A"/>
                 <w:sz w:val="19"/>
                 <w:szCs w:val="19"/>
@@ -1001,7 +1839,7 @@
         </w:tc>
         <w:tc>
           <w:tcPr>
-            <w:tcW w:type="dxa" w:w="6326"/>
+            <w:tcW w:type="dxa" w:w="6319"/>
             <w:shd w:fill="FFFFFF" w:color="auto" w:val="clear"/>
             <w:tcMar>
               <w:top w:type="dxa" w:w="90"/>
@@ -1019,6 +1857,8 @@
                 <w:rFonts w:ascii="Calibri" w:cs="Calibri" w:eastAsia="Calibri" w:hAnsi="Calibri"/>
                 <w:b w:val="false"/>
                 <w:bCs w:val="false"/>
+                <w:i w:val="false"/>
+                <w:iCs w:val="false"/>
                 <w:color w:val="1A1A1A"/>
                 <w:sz w:val="19"/>
                 <w:szCs w:val="19"/>
@@ -1029,9 +1869,12 @@
         </w:tc>
       </w:tr>
       <w:tr>
-        <w:tc>
-          <w:tcPr>
-            <w:tcW w:type="dxa" w:w="2700"/>
+        <w:trPr>
+          <w:cantSplit/>
+        </w:trPr>
+        <w:tc>
+          <w:tcPr>
+            <w:tcW w:type="dxa" w:w="2707"/>
             <w:shd w:fill="FFFFFF" w:color="auto" w:val="clear"/>
             <w:tcMar>
               <w:top w:type="dxa" w:w="90"/>
@@ -1049,6 +1892,8 @@
                 <w:rFonts w:ascii="Calibri" w:cs="Calibri" w:eastAsia="Calibri" w:hAnsi="Calibri"/>
                 <w:b w:val="false"/>
                 <w:bCs w:val="false"/>
+                <w:i w:val="false"/>
+                <w:iCs w:val="false"/>
                 <w:color w:val="1A1A1A"/>
                 <w:sz w:val="19"/>
                 <w:szCs w:val="19"/>
@@ -1059,7 +1904,7 @@
         </w:tc>
         <w:tc>
           <w:tcPr>
-            <w:tcW w:type="dxa" w:w="6326"/>
+            <w:tcW w:type="dxa" w:w="6319"/>
             <w:shd w:fill="FFFFFF" w:color="auto" w:val="clear"/>
             <w:tcMar>
               <w:top w:type="dxa" w:w="90"/>
@@ -1077,6 +1922,8 @@
                 <w:rFonts w:ascii="Calibri" w:cs="Calibri" w:eastAsia="Calibri" w:hAnsi="Calibri"/>
                 <w:b w:val="false"/>
                 <w:bCs w:val="false"/>
+                <w:i w:val="false"/>
+                <w:iCs w:val="false"/>
                 <w:color w:val="1A1A1A"/>
                 <w:sz w:val="19"/>
                 <w:szCs w:val="19"/>
@@ -1087,9 +1934,12 @@
         </w:tc>
       </w:tr>
       <w:tr>
-        <w:tc>
-          <w:tcPr>
-            <w:tcW w:type="dxa" w:w="2700"/>
+        <w:trPr>
+          <w:cantSplit/>
+        </w:trPr>
+        <w:tc>
+          <w:tcPr>
+            <w:tcW w:type="dxa" w:w="2707"/>
             <w:shd w:fill="FFFFFF" w:color="auto" w:val="clear"/>
             <w:tcMar>
               <w:top w:type="dxa" w:w="90"/>
@@ -1107,6 +1957,8 @@
                 <w:rFonts w:ascii="Calibri" w:cs="Calibri" w:eastAsia="Calibri" w:hAnsi="Calibri"/>
                 <w:b w:val="false"/>
                 <w:bCs w:val="false"/>
+                <w:i w:val="false"/>
+                <w:iCs w:val="false"/>
                 <w:color w:val="1A1A1A"/>
                 <w:sz w:val="19"/>
                 <w:szCs w:val="19"/>
@@ -1117,7 +1969,7 @@
         </w:tc>
         <w:tc>
           <w:tcPr>
-            <w:tcW w:type="dxa" w:w="6326"/>
+            <w:tcW w:type="dxa" w:w="6319"/>
             <w:shd w:fill="FFFFFF" w:color="auto" w:val="clear"/>
             <w:tcMar>
               <w:top w:type="dxa" w:w="90"/>
@@ -1135,6 +1987,8 @@
                 <w:rFonts w:ascii="Calibri" w:cs="Calibri" w:eastAsia="Calibri" w:hAnsi="Calibri"/>
                 <w:b w:val="false"/>
                 <w:bCs w:val="false"/>
+                <w:i w:val="false"/>
+                <w:iCs w:val="false"/>
                 <w:color w:val="1A1A1A"/>
                 <w:sz w:val="19"/>
                 <w:szCs w:val="19"/>
@@ -1145,9 +1999,12 @@
         </w:tc>
       </w:tr>
       <w:tr>
-        <w:tc>
-          <w:tcPr>
-            <w:tcW w:type="dxa" w:w="2700"/>
+        <w:trPr>
+          <w:cantSplit/>
+        </w:trPr>
+        <w:tc>
+          <w:tcPr>
+            <w:tcW w:type="dxa" w:w="2707"/>
             <w:shd w:fill="FFFFFF" w:color="auto" w:val="clear"/>
             <w:tcMar>
               <w:top w:type="dxa" w:w="90"/>
@@ -1165,6 +2022,8 @@
                 <w:rFonts w:ascii="Calibri" w:cs="Calibri" w:eastAsia="Calibri" w:hAnsi="Calibri"/>
                 <w:b w:val="false"/>
                 <w:bCs w:val="false"/>
+                <w:i w:val="false"/>
+                <w:iCs w:val="false"/>
                 <w:color w:val="1A1A1A"/>
                 <w:sz w:val="19"/>
                 <w:szCs w:val="19"/>
@@ -1175,7 +2034,7 @@
         </w:tc>
         <w:tc>
           <w:tcPr>
-            <w:tcW w:type="dxa" w:w="6326"/>
+            <w:tcW w:type="dxa" w:w="6319"/>
             <w:shd w:fill="FFFFFF" w:color="auto" w:val="clear"/>
             <w:tcMar>
               <w:top w:type="dxa" w:w="90"/>
@@ -1193,11 +2052,234 @@
                 <w:rFonts w:ascii="Calibri" w:cs="Calibri" w:eastAsia="Calibri" w:hAnsi="Calibri"/>
                 <w:b w:val="false"/>
                 <w:bCs w:val="false"/>
+                <w:i w:val="false"/>
+                <w:iCs w:val="false"/>
                 <w:color w:val="1A1A1A"/>
                 <w:sz w:val="19"/>
                 <w:szCs w:val="19"/>
               </w:rPr>
               <w:t xml:space="preserve">Their own submissions and files only.</w:t>
+            </w:r>
+          </w:p>
+        </w:tc>
+      </w:tr>
+      <w:tr>
+        <w:trPr>
+          <w:cantSplit/>
+        </w:trPr>
+        <w:tc>
+          <w:tcPr>
+            <w:tcW w:type="dxa" w:w="2707"/>
+            <w:shd w:fill="FFFFFF" w:color="auto" w:val="clear"/>
+            <w:tcMar>
+              <w:top w:type="dxa" w:w="90"/>
+              <w:left w:type="dxa" w:w="120"/>
+              <w:bottom w:type="dxa" w:w="90"/>
+              <w:right w:type="dxa" w:w="120"/>
+            </w:tcMar>
+          </w:tcPr>
+          <w:p>
+            <w:pPr>
+              <w:spacing w:after="0" w:line="250"/>
+            </w:pPr>
+            <w:r>
+              <w:rPr>
+                <w:rFonts w:ascii="Calibri" w:cs="Calibri" w:eastAsia="Calibri" w:hAnsi="Calibri"/>
+                <w:b w:val="false"/>
+                <w:bCs w:val="false"/>
+                <w:i w:val="false"/>
+                <w:iCs w:val="false"/>
+                <w:color w:val="1A1A1A"/>
+                <w:sz w:val="19"/>
+                <w:szCs w:val="19"/>
+              </w:rPr>
+              <w:t xml:space="preserve">Their planner scenarios and aim</w:t>
+            </w:r>
+          </w:p>
+        </w:tc>
+        <w:tc>
+          <w:tcPr>
+            <w:tcW w:type="dxa" w:w="6319"/>
+            <w:shd w:fill="FFFFFF" w:color="auto" w:val="clear"/>
+            <w:tcMar>
+              <w:top w:type="dxa" w:w="90"/>
+              <w:left w:type="dxa" w:w="120"/>
+              <w:bottom w:type="dxa" w:w="90"/>
+              <w:right w:type="dxa" w:w="120"/>
+            </w:tcMar>
+          </w:tcPr>
+          <w:p>
+            <w:pPr>
+              <w:spacing w:after="0" w:line="250"/>
+            </w:pPr>
+            <w:r>
+              <w:rPr>
+                <w:rFonts w:ascii="Calibri" w:cs="Calibri" w:eastAsia="Calibri" w:hAnsi="Calibri"/>
+                <w:b w:val="false"/>
+                <w:bCs w:val="false"/>
+                <w:i w:val="false"/>
+                <w:iCs w:val="false"/>
+                <w:color w:val="1A1A1A"/>
+                <w:sz w:val="19"/>
+                <w:szCs w:val="19"/>
+              </w:rPr>
+              <w:t xml:space="preserve">Their own rows only; at most ten scenarios.</w:t>
+            </w:r>
+          </w:p>
+        </w:tc>
+      </w:tr>
+      <w:tr>
+        <w:trPr>
+          <w:cantSplit/>
+        </w:trPr>
+        <w:tc>
+          <w:tcPr>
+            <w:tcW w:type="dxa" w:w="2707"/>
+            <w:shd w:fill="FFFFFF" w:color="auto" w:val="clear"/>
+            <w:tcMar>
+              <w:top w:type="dxa" w:w="90"/>
+              <w:left w:type="dxa" w:w="120"/>
+              <w:bottom w:type="dxa" w:w="90"/>
+              <w:right w:type="dxa" w:w="120"/>
+            </w:tcMar>
+          </w:tcPr>
+          <w:p>
+            <w:pPr>
+              <w:spacing w:after="0" w:line="250"/>
+            </w:pPr>
+            <w:r>
+              <w:rPr>
+                <w:rFonts w:ascii="Calibri" w:cs="Calibri" w:eastAsia="Calibri" w:hAnsi="Calibri"/>
+                <w:b w:val="false"/>
+                <w:bCs w:val="false"/>
+                <w:i w:val="false"/>
+                <w:iCs w:val="false"/>
+                <w:color w:val="1A1A1A"/>
+                <w:sz w:val="19"/>
+                <w:szCs w:val="19"/>
+              </w:rPr>
+              <w:t xml:space="preserve">Their minor choice</w:t>
+            </w:r>
+          </w:p>
+        </w:tc>
+        <w:tc>
+          <w:tcPr>
+            <w:tcW w:type="dxa" w:w="6319"/>
+            <w:shd w:fill="FFFFFF" w:color="auto" w:val="clear"/>
+            <w:tcMar>
+              <w:top w:type="dxa" w:w="90"/>
+              <w:left w:type="dxa" w:w="120"/>
+              <w:bottom w:type="dxa" w:w="90"/>
+              <w:right w:type="dxa" w:w="120"/>
+            </w:tcMar>
+          </w:tcPr>
+          <w:p>
+            <w:pPr>
+              <w:spacing w:after="0" w:line="250"/>
+            </w:pPr>
+            <w:r>
+              <w:rPr>
+                <w:rFonts w:ascii="Calibri" w:cs="Calibri" w:eastAsia="Calibri" w:hAnsi="Calibri"/>
+                <w:b w:val="false"/>
+                <w:bCs w:val="false"/>
+                <w:i w:val="false"/>
+                <w:iCs w:val="false"/>
+                <w:color w:val="1A1A1A"/>
+                <w:sz w:val="19"/>
+                <w:szCs w:val="19"/>
+              </w:rPr>
+              <w:t xml:space="preserve">Their own, set through </w:t>
+            </w:r>
+            <w:r>
+              <w:rPr>
+                <w:rFonts w:ascii="Consolas" w:cs="Consolas" w:eastAsia="Consolas" w:hAnsi="Consolas"/>
+                <w:b w:val="false"/>
+                <w:bCs w:val="false"/>
+                <w:i w:val="false"/>
+                <w:iCs w:val="false"/>
+                <w:color w:val="8B1E2D"/>
+                <w:sz w:val="17"/>
+                <w:szCs w:val="17"/>
+              </w:rPr>
+              <w:t xml:space="preserve">set_my_minor()</w:t>
+            </w:r>
+            <w:r>
+              <w:rPr>
+                <w:rFonts w:ascii="Calibri" w:cs="Calibri" w:eastAsia="Calibri" w:hAnsi="Calibri"/>
+                <w:b w:val="false"/>
+                <w:bCs w:val="false"/>
+                <w:i w:val="false"/>
+                <w:iCs w:val="false"/>
+                <w:color w:val="1A1A1A"/>
+                <w:sz w:val="19"/>
+                <w:szCs w:val="19"/>
+              </w:rPr>
+              <w:t xml:space="preserve">.</w:t>
+            </w:r>
+          </w:p>
+        </w:tc>
+      </w:tr>
+      <w:tr>
+        <w:trPr>
+          <w:cantSplit/>
+        </w:trPr>
+        <w:tc>
+          <w:tcPr>
+            <w:tcW w:type="dxa" w:w="2707"/>
+            <w:shd w:fill="FFFFFF" w:color="auto" w:val="clear"/>
+            <w:tcMar>
+              <w:top w:type="dxa" w:w="90"/>
+              <w:left w:type="dxa" w:w="120"/>
+              <w:bottom w:type="dxa" w:w="90"/>
+              <w:right w:type="dxa" w:w="120"/>
+            </w:tcMar>
+          </w:tcPr>
+          <w:p>
+            <w:pPr>
+              <w:spacing w:after="0" w:line="250"/>
+            </w:pPr>
+            <w:r>
+              <w:rPr>
+                <w:rFonts w:ascii="Calibri" w:cs="Calibri" w:eastAsia="Calibri" w:hAnsi="Calibri"/>
+                <w:b w:val="false"/>
+                <w:bCs w:val="false"/>
+                <w:i w:val="false"/>
+                <w:iCs w:val="false"/>
+                <w:color w:val="1A1A1A"/>
+                <w:sz w:val="19"/>
+                <w:szCs w:val="19"/>
+              </w:rPr>
+              <w:t xml:space="preserve">The account tables</w:t>
+            </w:r>
+          </w:p>
+        </w:tc>
+        <w:tc>
+          <w:tcPr>
+            <w:tcW w:type="dxa" w:w="6319"/>
+            <w:shd w:fill="FFFFFF" w:color="auto" w:val="clear"/>
+            <w:tcMar>
+              <w:top w:type="dxa" w:w="90"/>
+              <w:left w:type="dxa" w:w="120"/>
+              <w:bottom w:type="dxa" w:w="90"/>
+              <w:right w:type="dxa" w:w="120"/>
+            </w:tcMar>
+          </w:tcPr>
+          <w:p>
+            <w:pPr>
+              <w:spacing w:after="0" w:line="250"/>
+            </w:pPr>
+            <w:r>
+              <w:rPr>
+                <w:rFonts w:ascii="Calibri" w:cs="Calibri" w:eastAsia="Calibri" w:hAnsi="Calibri"/>
+                <w:b w:val="false"/>
+                <w:bCs w:val="false"/>
+                <w:i w:val="false"/>
+                <w:iCs w:val="false"/>
+                <w:color w:val="1A1A1A"/>
+                <w:sz w:val="19"/>
+                <w:szCs w:val="19"/>
+              </w:rPr>
+              <w:t xml:space="preserve">Nothing — not even their own link or log rows.</w:t>
             </w:r>
           </w:p>
         </w:tc>
@@ -1205,20 +2287,30 @@
     </w:tbl>
     <w:p>
       <w:pPr>
+        <w:spacing w:after="0" w:line="120" w:lineRule="exact"/>
+      </w:pPr>
+    </w:p>
+    <w:p>
+      <w:pPr>
         <w:pStyle w:val="Heading2"/>
+        <w:keepNext/>
         <w:spacing w:after="120" w:before="300"/>
       </w:pPr>
+      <w:bookmarkStart w:id="6" w:name="_Toc_6"/>
       <w:r>
         <w:rPr>
           <w:rFonts w:ascii="Calibri" w:cs="Calibri" w:eastAsia="Calibri" w:hAnsi="Calibri"/>
           <w:b/>
           <w:bCs/>
+          <w:i w:val="false"/>
+          <w:iCs w:val="false"/>
           <w:color w:val="1A1A1A"/>
           <w:sz w:val="26"/>
           <w:szCs w:val="26"/>
         </w:rPr>
         <w:t xml:space="preserve">2.2 Lecturers</w:t>
       </w:r>
+      <w:bookmarkEnd w:id="6"/>
     </w:p>
     <w:tbl>
       <w:tblPr>
@@ -1233,16 +2325,17 @@
         </w:tblBorders>
       </w:tblPr>
       <w:tblGrid>
-        <w:gridCol w:w="2700"/>
-        <w:gridCol w:w="6326"/>
+        <w:gridCol w:w="2707"/>
+        <w:gridCol w:w="6319"/>
       </w:tblGrid>
       <w:tr>
         <w:trPr>
           <w:tblHeader/>
+          <w:cantSplit/>
         </w:trPr>
         <w:tc>
           <w:tcPr>
-            <w:tcW w:type="dxa" w:w="2700"/>
+            <w:tcW w:type="dxa" w:w="2707"/>
             <w:shd w:fill="8B1E2D" w:color="auto" w:val="clear"/>
             <w:tcMar>
               <w:top w:type="dxa" w:w="90"/>
@@ -1260,6 +2353,8 @@
                 <w:rFonts w:ascii="Calibri" w:cs="Calibri" w:eastAsia="Calibri" w:hAnsi="Calibri"/>
                 <w:b/>
                 <w:bCs/>
+                <w:i w:val="false"/>
+                <w:iCs w:val="false"/>
                 <w:color w:val="FFFFFF"/>
                 <w:sz w:val="19"/>
                 <w:szCs w:val="19"/>
@@ -1270,7 +2365,7 @@
         </w:tc>
         <w:tc>
           <w:tcPr>
-            <w:tcW w:type="dxa" w:w="6326"/>
+            <w:tcW w:type="dxa" w:w="6319"/>
             <w:shd w:fill="8B1E2D" w:color="auto" w:val="clear"/>
             <w:tcMar>
               <w:top w:type="dxa" w:w="90"/>
@@ -1288,6 +2383,8 @@
                 <w:rFonts w:ascii="Calibri" w:cs="Calibri" w:eastAsia="Calibri" w:hAnsi="Calibri"/>
                 <w:b/>
                 <w:bCs/>
+                <w:i w:val="false"/>
+                <w:iCs w:val="false"/>
                 <w:color w:val="FFFFFF"/>
                 <w:sz w:val="19"/>
                 <w:szCs w:val="19"/>
@@ -1298,9 +2395,12 @@
         </w:tc>
       </w:tr>
       <w:tr>
-        <w:tc>
-          <w:tcPr>
-            <w:tcW w:type="dxa" w:w="2700"/>
+        <w:trPr>
+          <w:cantSplit/>
+        </w:trPr>
+        <w:tc>
+          <w:tcPr>
+            <w:tcW w:type="dxa" w:w="2707"/>
             <w:shd w:fill="FFFFFF" w:color="auto" w:val="clear"/>
             <w:tcMar>
               <w:top w:type="dxa" w:w="90"/>
@@ -1318,6 +2418,8 @@
                 <w:rFonts w:ascii="Calibri" w:cs="Calibri" w:eastAsia="Calibri" w:hAnsi="Calibri"/>
                 <w:b w:val="false"/>
                 <w:bCs w:val="false"/>
+                <w:i w:val="false"/>
+                <w:iCs w:val="false"/>
                 <w:color w:val="1A1A1A"/>
                 <w:sz w:val="19"/>
                 <w:szCs w:val="19"/>
@@ -1328,7 +2430,7 @@
         </w:tc>
         <w:tc>
           <w:tcPr>
-            <w:tcW w:type="dxa" w:w="6326"/>
+            <w:tcW w:type="dxa" w:w="6319"/>
             <w:shd w:fill="FFFFFF" w:color="auto" w:val="clear"/>
             <w:tcMar>
               <w:top w:type="dxa" w:w="90"/>
@@ -1346,6 +2448,8 @@
                 <w:rFonts w:ascii="Calibri" w:cs="Calibri" w:eastAsia="Calibri" w:hAnsi="Calibri"/>
                 <w:b w:val="false"/>
                 <w:bCs w:val="false"/>
+                <w:i w:val="false"/>
+                <w:iCs w:val="false"/>
                 <w:color w:val="1A1A1A"/>
                 <w:sz w:val="19"/>
                 <w:szCs w:val="19"/>
@@ -1356,9 +2460,12 @@
         </w:tc>
       </w:tr>
       <w:tr>
-        <w:tc>
-          <w:tcPr>
-            <w:tcW w:type="dxa" w:w="2700"/>
+        <w:trPr>
+          <w:cantSplit/>
+        </w:trPr>
+        <w:tc>
+          <w:tcPr>
+            <w:tcW w:type="dxa" w:w="2707"/>
             <w:shd w:fill="FFFFFF" w:color="auto" w:val="clear"/>
             <w:tcMar>
               <w:top w:type="dxa" w:w="90"/>
@@ -1376,6 +2483,8 @@
                 <w:rFonts w:ascii="Calibri" w:cs="Calibri" w:eastAsia="Calibri" w:hAnsi="Calibri"/>
                 <w:b w:val="false"/>
                 <w:bCs w:val="false"/>
+                <w:i w:val="false"/>
+                <w:iCs w:val="false"/>
                 <w:color w:val="1A1A1A"/>
                 <w:sz w:val="19"/>
                 <w:szCs w:val="19"/>
@@ -1386,7 +2495,7 @@
         </w:tc>
         <w:tc>
           <w:tcPr>
-            <w:tcW w:type="dxa" w:w="6326"/>
+            <w:tcW w:type="dxa" w:w="6319"/>
             <w:shd w:fill="FFFFFF" w:color="auto" w:val="clear"/>
             <w:tcMar>
               <w:top w:type="dxa" w:w="90"/>
@@ -1404,6 +2513,8 @@
                 <w:rFonts w:ascii="Calibri" w:cs="Calibri" w:eastAsia="Calibri" w:hAnsi="Calibri"/>
                 <w:b w:val="false"/>
                 <w:bCs w:val="false"/>
+                <w:i w:val="false"/>
+                <w:iCs w:val="false"/>
                 <w:color w:val="1A1A1A"/>
                 <w:sz w:val="19"/>
                 <w:szCs w:val="19"/>
@@ -1414,9 +2525,12 @@
         </w:tc>
       </w:tr>
       <w:tr>
-        <w:tc>
-          <w:tcPr>
-            <w:tcW w:type="dxa" w:w="2700"/>
+        <w:trPr>
+          <w:cantSplit/>
+        </w:trPr>
+        <w:tc>
+          <w:tcPr>
+            <w:tcW w:type="dxa" w:w="2707"/>
             <w:shd w:fill="FFFFFF" w:color="auto" w:val="clear"/>
             <w:tcMar>
               <w:top w:type="dxa" w:w="90"/>
@@ -1434,6 +2548,8 @@
                 <w:rFonts w:ascii="Calibri" w:cs="Calibri" w:eastAsia="Calibri" w:hAnsi="Calibri"/>
                 <w:b w:val="false"/>
                 <w:bCs w:val="false"/>
+                <w:i w:val="false"/>
+                <w:iCs w:val="false"/>
                 <w:color w:val="1A1A1A"/>
                 <w:sz w:val="19"/>
                 <w:szCs w:val="19"/>
@@ -1444,7 +2560,7 @@
         </w:tc>
         <w:tc>
           <w:tcPr>
-            <w:tcW w:type="dxa" w:w="6326"/>
+            <w:tcW w:type="dxa" w:w="6319"/>
             <w:shd w:fill="FFFFFF" w:color="auto" w:val="clear"/>
             <w:tcMar>
               <w:top w:type="dxa" w:w="90"/>
@@ -1462,6 +2578,8 @@
                 <w:rFonts w:ascii="Calibri" w:cs="Calibri" w:eastAsia="Calibri" w:hAnsi="Calibri"/>
                 <w:b w:val="false"/>
                 <w:bCs w:val="false"/>
+                <w:i w:val="false"/>
+                <w:iCs w:val="false"/>
                 <w:color w:val="1A1A1A"/>
                 <w:sz w:val="19"/>
                 <w:szCs w:val="19"/>
@@ -1472,9 +2590,12 @@
         </w:tc>
       </w:tr>
       <w:tr>
-        <w:tc>
-          <w:tcPr>
-            <w:tcW w:type="dxa" w:w="2700"/>
+        <w:trPr>
+          <w:cantSplit/>
+        </w:trPr>
+        <w:tc>
+          <w:tcPr>
+            <w:tcW w:type="dxa" w:w="2707"/>
             <w:shd w:fill="FFFFFF" w:color="auto" w:val="clear"/>
             <w:tcMar>
               <w:top w:type="dxa" w:w="90"/>
@@ -1492,6 +2613,8 @@
                 <w:rFonts w:ascii="Calibri" w:cs="Calibri" w:eastAsia="Calibri" w:hAnsi="Calibri"/>
                 <w:b w:val="false"/>
                 <w:bCs w:val="false"/>
+                <w:i w:val="false"/>
+                <w:iCs w:val="false"/>
                 <w:color w:val="1A1A1A"/>
                 <w:sz w:val="19"/>
                 <w:szCs w:val="19"/>
@@ -1502,7 +2625,7 @@
         </w:tc>
         <w:tc>
           <w:tcPr>
-            <w:tcW w:type="dxa" w:w="6326"/>
+            <w:tcW w:type="dxa" w:w="6319"/>
             <w:shd w:fill="FFFFFF" w:color="auto" w:val="clear"/>
             <w:tcMar>
               <w:top w:type="dxa" w:w="90"/>
@@ -1520,19 +2643,24 @@
                 <w:rFonts w:ascii="Calibri" w:cs="Calibri" w:eastAsia="Calibri" w:hAnsi="Calibri"/>
                 <w:b w:val="false"/>
                 <w:bCs w:val="false"/>
-                <w:color w:val="1A1A1A"/>
-                <w:sz w:val="19"/>
-                <w:szCs w:val="19"/>
-              </w:rPr>
-              <w:t xml:space="preserve">Academic overview, chat, and their own private notes.</w:t>
+                <w:i w:val="false"/>
+                <w:iCs w:val="false"/>
+                <w:color w:val="1A1A1A"/>
+                <w:sz w:val="19"/>
+                <w:szCs w:val="19"/>
+              </w:rPr>
+              <w:t xml:space="preserve">Academic overview, chat, their own private notes, and a planner scenario only if the student shared it.</w:t>
             </w:r>
           </w:p>
         </w:tc>
       </w:tr>
       <w:tr>
-        <w:tc>
-          <w:tcPr>
-            <w:tcW w:type="dxa" w:w="2700"/>
+        <w:trPr>
+          <w:cantSplit/>
+        </w:trPr>
+        <w:tc>
+          <w:tcPr>
+            <w:tcW w:type="dxa" w:w="2707"/>
             <w:shd w:fill="FFFFFF" w:color="auto" w:val="clear"/>
             <w:tcMar>
               <w:top w:type="dxa" w:w="90"/>
@@ -1550,6 +2678,8 @@
                 <w:rFonts w:ascii="Calibri" w:cs="Calibri" w:eastAsia="Calibri" w:hAnsi="Calibri"/>
                 <w:b w:val="false"/>
                 <w:bCs w:val="false"/>
+                <w:i w:val="false"/>
+                <w:iCs w:val="false"/>
                 <w:color w:val="1A1A1A"/>
                 <w:sz w:val="19"/>
                 <w:szCs w:val="19"/>
@@ -1560,7 +2690,7 @@
         </w:tc>
         <w:tc>
           <w:tcPr>
-            <w:tcW w:type="dxa" w:w="6326"/>
+            <w:tcW w:type="dxa" w:w="6319"/>
             <w:shd w:fill="FFFFFF" w:color="auto" w:val="clear"/>
             <w:tcMar>
               <w:top w:type="dxa" w:w="90"/>
@@ -1578,6 +2708,8 @@
                 <w:rFonts w:ascii="Calibri" w:cs="Calibri" w:eastAsia="Calibri" w:hAnsi="Calibri"/>
                 <w:b w:val="false"/>
                 <w:bCs w:val="false"/>
+                <w:i w:val="false"/>
+                <w:iCs w:val="false"/>
                 <w:color w:val="1A1A1A"/>
                 <w:sz w:val="19"/>
                 <w:szCs w:val="19"/>
@@ -1588,9 +2720,12 @@
         </w:tc>
       </w:tr>
       <w:tr>
-        <w:tc>
-          <w:tcPr>
-            <w:tcW w:type="dxa" w:w="2700"/>
+        <w:trPr>
+          <w:cantSplit/>
+        </w:trPr>
+        <w:tc>
+          <w:tcPr>
+            <w:tcW w:type="dxa" w:w="2707"/>
             <w:shd w:fill="FFFFFF" w:color="auto" w:val="clear"/>
             <w:tcMar>
               <w:top w:type="dxa" w:w="90"/>
@@ -1608,6 +2743,8 @@
                 <w:rFonts w:ascii="Calibri" w:cs="Calibri" w:eastAsia="Calibri" w:hAnsi="Calibri"/>
                 <w:b w:val="false"/>
                 <w:bCs w:val="false"/>
+                <w:i w:val="false"/>
+                <w:iCs w:val="false"/>
                 <w:color w:val="1A1A1A"/>
                 <w:sz w:val="19"/>
                 <w:szCs w:val="19"/>
@@ -1618,7 +2755,7 @@
         </w:tc>
         <w:tc>
           <w:tcPr>
-            <w:tcW w:type="dxa" w:w="6326"/>
+            <w:tcW w:type="dxa" w:w="6319"/>
             <w:shd w:fill="FFFFFF" w:color="auto" w:val="clear"/>
             <w:tcMar>
               <w:top w:type="dxa" w:w="90"/>
@@ -1636,6 +2773,8 @@
                 <w:rFonts w:ascii="Calibri" w:cs="Calibri" w:eastAsia="Calibri" w:hAnsi="Calibri"/>
                 <w:b w:val="false"/>
                 <w:bCs w:val="false"/>
+                <w:i w:val="false"/>
+                <w:iCs w:val="false"/>
                 <w:color w:val="1A1A1A"/>
                 <w:sz w:val="19"/>
                 <w:szCs w:val="19"/>
@@ -1646,6 +2785,11 @@
         </w:tc>
       </w:tr>
     </w:tbl>
+    <w:p>
+      <w:pPr>
+        <w:spacing w:after="0" w:line="120" w:lineRule="exact"/>
+      </w:pPr>
+    </w:p>
     <w:p>
       <w:pPr>
         <w:spacing w:after="150" w:line="276"/>
@@ -1698,6 +2842,10 @@
             <w:r>
               <w:rPr>
                 <w:rFonts w:ascii="Consolas" w:cs="Consolas" w:eastAsia="Consolas" w:hAnsi="Consolas"/>
+                <w:b w:val="false"/>
+                <w:bCs w:val="false"/>
+                <w:i w:val="false"/>
+                <w:iCs w:val="false"/>
                 <w:color w:val="23303B"/>
                 <w:sz w:val="18"/>
                 <w:szCs w:val="18"/>
@@ -1712,6 +2860,10 @@
             <w:r>
               <w:rPr>
                 <w:rFonts w:ascii="Consolas" w:cs="Consolas" w:eastAsia="Consolas" w:hAnsi="Consolas"/>
+                <w:b w:val="false"/>
+                <w:bCs w:val="false"/>
+                <w:i w:val="false"/>
+                <w:iCs w:val="false"/>
                 <w:color w:val="23303B"/>
                 <w:sz w:val="18"/>
                 <w:szCs w:val="18"/>
@@ -1726,6 +2878,10 @@
             <w:r>
               <w:rPr>
                 <w:rFonts w:ascii="Consolas" w:cs="Consolas" w:eastAsia="Consolas" w:hAnsi="Consolas"/>
+                <w:b w:val="false"/>
+                <w:bCs w:val="false"/>
+                <w:i w:val="false"/>
+                <w:iCs w:val="false"/>
                 <w:color w:val="23303B"/>
                 <w:sz w:val="18"/>
                 <w:szCs w:val="18"/>
@@ -1740,6 +2896,10 @@
             <w:r>
               <w:rPr>
                 <w:rFonts w:ascii="Consolas" w:cs="Consolas" w:eastAsia="Consolas" w:hAnsi="Consolas"/>
+                <w:b w:val="false"/>
+                <w:bCs w:val="false"/>
+                <w:i w:val="false"/>
+                <w:iCs w:val="false"/>
                 <w:color w:val="23303B"/>
                 <w:sz w:val="18"/>
                 <w:szCs w:val="18"/>
@@ -1754,6 +2914,10 @@
             <w:r>
               <w:rPr>
                 <w:rFonts w:ascii="Consolas" w:cs="Consolas" w:eastAsia="Consolas" w:hAnsi="Consolas"/>
+                <w:b w:val="false"/>
+                <w:bCs w:val="false"/>
+                <w:i w:val="false"/>
+                <w:iCs w:val="false"/>
                 <w:color w:val="23303B"/>
                 <w:sz w:val="18"/>
                 <w:szCs w:val="18"/>
@@ -1768,6 +2932,10 @@
             <w:r>
               <w:rPr>
                 <w:rFonts w:ascii="Consolas" w:cs="Consolas" w:eastAsia="Consolas" w:hAnsi="Consolas"/>
+                <w:b w:val="false"/>
+                <w:bCs w:val="false"/>
+                <w:i w:val="false"/>
+                <w:iCs w:val="false"/>
                 <w:color w:val="23303B"/>
                 <w:sz w:val="18"/>
                 <w:szCs w:val="18"/>
@@ -1782,6 +2950,10 @@
             <w:r>
               <w:rPr>
                 <w:rFonts w:ascii="Consolas" w:cs="Consolas" w:eastAsia="Consolas" w:hAnsi="Consolas"/>
+                <w:b w:val="false"/>
+                <w:bCs w:val="false"/>
+                <w:i w:val="false"/>
+                <w:iCs w:val="false"/>
                 <w:color w:val="23303B"/>
                 <w:sz w:val="18"/>
                 <w:szCs w:val="18"/>
@@ -1794,20 +2966,30 @@
     </w:tbl>
     <w:p>
       <w:pPr>
+        <w:spacing w:after="0" w:line="120" w:lineRule="exact"/>
+      </w:pPr>
+    </w:p>
+    <w:p>
+      <w:pPr>
         <w:pStyle w:val="Heading2"/>
+        <w:keepNext/>
         <w:spacing w:after="120" w:before="300"/>
       </w:pPr>
+      <w:bookmarkStart w:id="7" w:name="_Toc_7"/>
       <w:r>
         <w:rPr>
           <w:rFonts w:ascii="Calibri" w:cs="Calibri" w:eastAsia="Calibri" w:hAnsi="Calibri"/>
           <w:b/>
           <w:bCs/>
+          <w:i w:val="false"/>
+          <w:iCs w:val="false"/>
           <w:color w:val="1A1A1A"/>
           <w:sz w:val="26"/>
           <w:szCs w:val="26"/>
         </w:rPr>
         <w:t xml:space="preserve">2.3 Heads of department</w:t>
       </w:r>
+      <w:bookmarkEnd w:id="7"/>
     </w:p>
     <w:p>
       <w:pPr>
@@ -1861,6 +3043,10 @@
             <w:r>
               <w:rPr>
                 <w:rFonts w:ascii="Consolas" w:cs="Consolas" w:eastAsia="Consolas" w:hAnsi="Consolas"/>
+                <w:b w:val="false"/>
+                <w:bCs w:val="false"/>
+                <w:i w:val="false"/>
+                <w:iCs w:val="false"/>
                 <w:color w:val="23303B"/>
                 <w:sz w:val="18"/>
                 <w:szCs w:val="18"/>
@@ -1875,6 +3061,10 @@
             <w:r>
               <w:rPr>
                 <w:rFonts w:ascii="Consolas" w:cs="Consolas" w:eastAsia="Consolas" w:hAnsi="Consolas"/>
+                <w:b w:val="false"/>
+                <w:bCs w:val="false"/>
+                <w:i w:val="false"/>
+                <w:iCs w:val="false"/>
                 <w:color w:val="23303B"/>
                 <w:sz w:val="18"/>
                 <w:szCs w:val="18"/>
@@ -1889,6 +3079,10 @@
             <w:r>
               <w:rPr>
                 <w:rFonts w:ascii="Consolas" w:cs="Consolas" w:eastAsia="Consolas" w:hAnsi="Consolas"/>
+                <w:b w:val="false"/>
+                <w:bCs w:val="false"/>
+                <w:i w:val="false"/>
+                <w:iCs w:val="false"/>
                 <w:color w:val="23303B"/>
                 <w:sz w:val="18"/>
                 <w:szCs w:val="18"/>
@@ -1903,6 +3097,10 @@
             <w:r>
               <w:rPr>
                 <w:rFonts w:ascii="Consolas" w:cs="Consolas" w:eastAsia="Consolas" w:hAnsi="Consolas"/>
+                <w:b w:val="false"/>
+                <w:bCs w:val="false"/>
+                <w:i w:val="false"/>
+                <w:iCs w:val="false"/>
                 <w:color w:val="23303B"/>
                 <w:sz w:val="18"/>
                 <w:szCs w:val="18"/>
@@ -1917,6 +3115,10 @@
             <w:r>
               <w:rPr>
                 <w:rFonts w:ascii="Consolas" w:cs="Consolas" w:eastAsia="Consolas" w:hAnsi="Consolas"/>
+                <w:b w:val="false"/>
+                <w:bCs w:val="false"/>
+                <w:i w:val="false"/>
+                <w:iCs w:val="false"/>
                 <w:color w:val="23303B"/>
                 <w:sz w:val="18"/>
                 <w:szCs w:val="18"/>
@@ -1931,6 +3133,10 @@
             <w:r>
               <w:rPr>
                 <w:rFonts w:ascii="Consolas" w:cs="Consolas" w:eastAsia="Consolas" w:hAnsi="Consolas"/>
+                <w:b w:val="false"/>
+                <w:bCs w:val="false"/>
+                <w:i w:val="false"/>
+                <w:iCs w:val="false"/>
                 <w:color w:val="23303B"/>
                 <w:sz w:val="18"/>
                 <w:szCs w:val="18"/>
@@ -1943,20 +3149,30 @@
     </w:tbl>
     <w:p>
       <w:pPr>
+        <w:spacing w:after="0" w:line="120" w:lineRule="exact"/>
+      </w:pPr>
+    </w:p>
+    <w:p>
+      <w:pPr>
         <w:pStyle w:val="Heading2"/>
+        <w:keepNext/>
         <w:spacing w:after="120" w:before="300"/>
       </w:pPr>
+      <w:bookmarkStart w:id="8" w:name="_Toc_8"/>
       <w:r>
         <w:rPr>
           <w:rFonts w:ascii="Calibri" w:cs="Calibri" w:eastAsia="Calibri" w:hAnsi="Calibri"/>
           <w:b/>
           <w:bCs/>
+          <w:i w:val="false"/>
+          <w:iCs w:val="false"/>
           <w:color w:val="1A1A1A"/>
           <w:sz w:val="26"/>
           <w:szCs w:val="26"/>
         </w:rPr>
         <w:t xml:space="preserve">2.4 Department admins and super admins</w:t>
       </w:r>
+      <w:bookmarkEnd w:id="8"/>
     </w:p>
     <w:p>
       <w:pPr>
@@ -2036,6 +3252,10 @@
             <w:r>
               <w:rPr>
                 <w:rFonts w:ascii="Consolas" w:cs="Consolas" w:eastAsia="Consolas" w:hAnsi="Consolas"/>
+                <w:b w:val="false"/>
+                <w:bCs w:val="false"/>
+                <w:i w:val="false"/>
+                <w:iCs w:val="false"/>
                 <w:color w:val="23303B"/>
                 <w:sz w:val="18"/>
                 <w:szCs w:val="18"/>
@@ -2050,6 +3270,10 @@
             <w:r>
               <w:rPr>
                 <w:rFonts w:ascii="Consolas" w:cs="Consolas" w:eastAsia="Consolas" w:hAnsi="Consolas"/>
+                <w:b w:val="false"/>
+                <w:bCs w:val="false"/>
+                <w:i w:val="false"/>
+                <w:iCs w:val="false"/>
                 <w:color w:val="23303B"/>
                 <w:sz w:val="18"/>
                 <w:szCs w:val="18"/>
@@ -2064,6 +3288,10 @@
             <w:r>
               <w:rPr>
                 <w:rFonts w:ascii="Consolas" w:cs="Consolas" w:eastAsia="Consolas" w:hAnsi="Consolas"/>
+                <w:b w:val="false"/>
+                <w:bCs w:val="false"/>
+                <w:i w:val="false"/>
+                <w:iCs w:val="false"/>
                 <w:color w:val="23303B"/>
                 <w:sz w:val="18"/>
                 <w:szCs w:val="18"/>
@@ -2078,6 +3306,10 @@
             <w:r>
               <w:rPr>
                 <w:rFonts w:ascii="Consolas" w:cs="Consolas" w:eastAsia="Consolas" w:hAnsi="Consolas"/>
+                <w:b w:val="false"/>
+                <w:bCs w:val="false"/>
+                <w:i w:val="false"/>
+                <w:iCs w:val="false"/>
                 <w:color w:val="23303B"/>
                 <w:sz w:val="18"/>
                 <w:szCs w:val="18"/>
@@ -2092,6 +3324,10 @@
             <w:r>
               <w:rPr>
                 <w:rFonts w:ascii="Consolas" w:cs="Consolas" w:eastAsia="Consolas" w:hAnsi="Consolas"/>
+                <w:b w:val="false"/>
+                <w:bCs w:val="false"/>
+                <w:i w:val="false"/>
+                <w:iCs w:val="false"/>
                 <w:color w:val="23303B"/>
                 <w:sz w:val="18"/>
                 <w:szCs w:val="18"/>
@@ -2106,6 +3342,10 @@
             <w:r>
               <w:rPr>
                 <w:rFonts w:ascii="Consolas" w:cs="Consolas" w:eastAsia="Consolas" w:hAnsi="Consolas"/>
+                <w:b w:val="false"/>
+                <w:bCs w:val="false"/>
+                <w:i w:val="false"/>
+                <w:iCs w:val="false"/>
                 <w:color w:val="23303B"/>
                 <w:sz w:val="18"/>
                 <w:szCs w:val="18"/>
@@ -2120,6 +3360,10 @@
             <w:r>
               <w:rPr>
                 <w:rFonts w:ascii="Consolas" w:cs="Consolas" w:eastAsia="Consolas" w:hAnsi="Consolas"/>
+                <w:b w:val="false"/>
+                <w:bCs w:val="false"/>
+                <w:i w:val="false"/>
+                <w:iCs w:val="false"/>
                 <w:color w:val="23303B"/>
                 <w:sz w:val="18"/>
                 <w:szCs w:val="18"/>
@@ -2134,6 +3378,10 @@
             <w:r>
               <w:rPr>
                 <w:rFonts w:ascii="Consolas" w:cs="Consolas" w:eastAsia="Consolas" w:hAnsi="Consolas"/>
+                <w:b w:val="false"/>
+                <w:bCs w:val="false"/>
+                <w:i w:val="false"/>
+                <w:iCs w:val="false"/>
                 <w:color w:val="23303B"/>
                 <w:sz w:val="18"/>
                 <w:szCs w:val="18"/>
@@ -2148,11 +3396,15 @@
             <w:r>
               <w:rPr>
                 <w:rFonts w:ascii="Consolas" w:cs="Consolas" w:eastAsia="Consolas" w:hAnsi="Consolas"/>
+                <w:b w:val="false"/>
+                <w:bCs w:val="false"/>
+                <w:i w:val="false"/>
+                <w:iCs w:val="false"/>
                 <w:color w:val="23303B"/>
                 <w:sz w:val="18"/>
                 <w:szCs w:val="18"/>
               </w:rPr>
-              <w:t xml:space="preserve"/>
+              <w:t xml:space="preserve"> </w:t>
             </w:r>
           </w:p>
           <w:p>
@@ -2162,6 +3414,10 @@
             <w:r>
               <w:rPr>
                 <w:rFonts w:ascii="Consolas" w:cs="Consolas" w:eastAsia="Consolas" w:hAnsi="Consolas"/>
+                <w:b w:val="false"/>
+                <w:bCs w:val="false"/>
+                <w:i w:val="false"/>
+                <w:iCs w:val="false"/>
                 <w:color w:val="23303B"/>
                 <w:sz w:val="18"/>
                 <w:szCs w:val="18"/>
@@ -2176,6 +3432,10 @@
             <w:r>
               <w:rPr>
                 <w:rFonts w:ascii="Consolas" w:cs="Consolas" w:eastAsia="Consolas" w:hAnsi="Consolas"/>
+                <w:b w:val="false"/>
+                <w:bCs w:val="false"/>
+                <w:i w:val="false"/>
+                <w:iCs w:val="false"/>
                 <w:color w:val="23303B"/>
                 <w:sz w:val="18"/>
                 <w:szCs w:val="18"/>
@@ -2186,6 +3446,29 @@
         </w:tc>
       </w:tr>
     </w:tbl>
+    <w:p>
+      <w:pPr>
+        <w:spacing w:after="0" w:line="120" w:lineRule="exact"/>
+      </w:pPr>
+    </w:p>
+    <w:p>
+      <w:pPr>
+        <w:spacing w:after="150" w:line="276"/>
+      </w:pPr>
+      <w:r>
+        <w:rPr>
+          <w:rFonts w:ascii="Calibri" w:cs="Calibri" w:eastAsia="Calibri" w:hAnsi="Calibri"/>
+          <w:b w:val="false"/>
+          <w:bCs w:val="false"/>
+          <w:i w:val="false"/>
+          <w:iCs w:val="false"/>
+          <w:color w:val="1A1A1A"/>
+          <w:sz w:val="21"/>
+          <w:szCs w:val="21"/>
+        </w:rPr>
+        <w:t xml:space="preserve">Some things are the super admin's alone, and each is checked by name rather than inferred from 'can see everything': enrolment windows, heads of department, batches, and accounts. The last two run on Edge Functions with the service role, so their check is in the function (section 3A).</w:t>
+      </w:r>
+    </w:p>
     <w:p>
       <w:pPr>
         <w:pBdr>
@@ -2197,6 +3480,8 @@
       <w:r>
         <w:rPr>
           <w:rFonts w:ascii="Calibri" w:cs="Calibri" w:eastAsia="Calibri" w:hAnsi="Calibri"/>
+          <w:b w:val="false"/>
+          <w:bCs w:val="false"/>
           <w:i/>
           <w:iCs/>
           <w:color w:val="5A5A5A"/>
@@ -2214,19 +3499,24 @@
     <w:p>
       <w:pPr>
         <w:pStyle w:val="Heading1"/>
+        <w:keepNext/>
         <w:spacing w:after="170" w:before="380"/>
       </w:pPr>
+      <w:bookmarkStart w:id="9" w:name="_Toc_9"/>
       <w:r>
         <w:rPr>
           <w:rFonts w:ascii="Calibri" w:cs="Calibri" w:eastAsia="Calibri" w:hAnsi="Calibri"/>
           <w:b/>
           <w:bCs/>
+          <w:i w:val="false"/>
+          <w:iCs w:val="false"/>
           <w:color w:val="8B1E2D"/>
           <w:sz w:val="32"/>
           <w:szCs w:val="32"/>
         </w:rPr>
         <w:t xml:space="preserve">3. Files</w:t>
       </w:r>
+      <w:bookmarkEnd w:id="9"/>
     </w:p>
     <w:p>
       <w:pPr>
@@ -2259,17 +3549,18 @@
         </w:tblBorders>
       </w:tblPr>
       <w:tblGrid>
-        <w:gridCol w:w="2400"/>
-        <w:gridCol w:w="900"/>
-        <w:gridCol w:w="5726"/>
+        <w:gridCol w:w="2437"/>
+        <w:gridCol w:w="902"/>
+        <w:gridCol w:w="5687"/>
       </w:tblGrid>
       <w:tr>
         <w:trPr>
           <w:tblHeader/>
+          <w:cantSplit/>
         </w:trPr>
         <w:tc>
           <w:tcPr>
-            <w:tcW w:type="dxa" w:w="2400"/>
+            <w:tcW w:type="dxa" w:w="2437"/>
             <w:shd w:fill="8B1E2D" w:color="auto" w:val="clear"/>
             <w:tcMar>
               <w:top w:type="dxa" w:w="90"/>
@@ -2287,6 +3578,8 @@
                 <w:rFonts w:ascii="Calibri" w:cs="Calibri" w:eastAsia="Calibri" w:hAnsi="Calibri"/>
                 <w:b/>
                 <w:bCs/>
+                <w:i w:val="false"/>
+                <w:iCs w:val="false"/>
                 <w:color w:val="FFFFFF"/>
                 <w:sz w:val="19"/>
                 <w:szCs w:val="19"/>
@@ -2297,7 +3590,7 @@
         </w:tc>
         <w:tc>
           <w:tcPr>
-            <w:tcW w:type="dxa" w:w="900"/>
+            <w:tcW w:type="dxa" w:w="902"/>
             <w:shd w:fill="8B1E2D" w:color="auto" w:val="clear"/>
             <w:tcMar>
               <w:top w:type="dxa" w:w="90"/>
@@ -2315,6 +3608,8 @@
                 <w:rFonts w:ascii="Calibri" w:cs="Calibri" w:eastAsia="Calibri" w:hAnsi="Calibri"/>
                 <w:b/>
                 <w:bCs/>
+                <w:i w:val="false"/>
+                <w:iCs w:val="false"/>
                 <w:color w:val="FFFFFF"/>
                 <w:sz w:val="19"/>
                 <w:szCs w:val="19"/>
@@ -2325,7 +3620,7 @@
         </w:tc>
         <w:tc>
           <w:tcPr>
-            <w:tcW w:type="dxa" w:w="5726"/>
+            <w:tcW w:type="dxa" w:w="5687"/>
             <w:shd w:fill="8B1E2D" w:color="auto" w:val="clear"/>
             <w:tcMar>
               <w:top w:type="dxa" w:w="90"/>
@@ -2343,6 +3638,8 @@
                 <w:rFonts w:ascii="Calibri" w:cs="Calibri" w:eastAsia="Calibri" w:hAnsi="Calibri"/>
                 <w:b/>
                 <w:bCs/>
+                <w:i w:val="false"/>
+                <w:iCs w:val="false"/>
                 <w:color w:val="FFFFFF"/>
                 <w:sz w:val="19"/>
                 <w:szCs w:val="19"/>
@@ -2353,9 +3650,12 @@
         </w:tc>
       </w:tr>
       <w:tr>
-        <w:tc>
-          <w:tcPr>
-            <w:tcW w:type="dxa" w:w="2400"/>
+        <w:trPr>
+          <w:cantSplit/>
+        </w:trPr>
+        <w:tc>
+          <w:tcPr>
+            <w:tcW w:type="dxa" w:w="2437"/>
             <w:shd w:fill="FFFFFF" w:color="auto" w:val="clear"/>
             <w:tcMar>
               <w:top w:type="dxa" w:w="90"/>
@@ -2373,6 +3673,8 @@
                 <w:rFonts w:ascii="Calibri" w:cs="Calibri" w:eastAsia="Calibri" w:hAnsi="Calibri"/>
                 <w:b w:val="false"/>
                 <w:bCs w:val="false"/>
+                <w:i w:val="false"/>
+                <w:iCs w:val="false"/>
                 <w:color w:val="1A1A1A"/>
                 <w:sz w:val="19"/>
                 <w:szCs w:val="19"/>
@@ -2383,7 +3685,7 @@
         </w:tc>
         <w:tc>
           <w:tcPr>
-            <w:tcW w:type="dxa" w:w="900"/>
+            <w:tcW w:type="dxa" w:w="902"/>
             <w:shd w:fill="FFFFFF" w:color="auto" w:val="clear"/>
             <w:tcMar>
               <w:top w:type="dxa" w:w="90"/>
@@ -2401,6 +3703,8 @@
                 <w:rFonts w:ascii="Calibri" w:cs="Calibri" w:eastAsia="Calibri" w:hAnsi="Calibri"/>
                 <w:b w:val="false"/>
                 <w:bCs w:val="false"/>
+                <w:i w:val="false"/>
+                <w:iCs w:val="false"/>
                 <w:color w:val="1A1A1A"/>
                 <w:sz w:val="19"/>
                 <w:szCs w:val="19"/>
@@ -2411,7 +3715,7 @@
         </w:tc>
         <w:tc>
           <w:tcPr>
-            <w:tcW w:type="dxa" w:w="5726"/>
+            <w:tcW w:type="dxa" w:w="5687"/>
             <w:shd w:fill="FFFFFF" w:color="auto" w:val="clear"/>
             <w:tcMar>
               <w:top w:type="dxa" w:w="90"/>
@@ -2429,6 +3733,8 @@
                 <w:rFonts w:ascii="Calibri" w:cs="Calibri" w:eastAsia="Calibri" w:hAnsi="Calibri"/>
                 <w:b w:val="false"/>
                 <w:bCs w:val="false"/>
+                <w:i w:val="false"/>
+                <w:iCs w:val="false"/>
                 <w:color w:val="1A1A1A"/>
                 <w:sz w:val="19"/>
                 <w:szCs w:val="19"/>
@@ -2439,9 +3745,12 @@
         </w:tc>
       </w:tr>
       <w:tr>
-        <w:tc>
-          <w:tcPr>
-            <w:tcW w:type="dxa" w:w="2400"/>
+        <w:trPr>
+          <w:cantSplit/>
+        </w:trPr>
+        <w:tc>
+          <w:tcPr>
+            <w:tcW w:type="dxa" w:w="2437"/>
             <w:shd w:fill="FFFFFF" w:color="auto" w:val="clear"/>
             <w:tcMar>
               <w:top w:type="dxa" w:w="90"/>
@@ -2459,6 +3768,8 @@
                 <w:rFonts w:ascii="Calibri" w:cs="Calibri" w:eastAsia="Calibri" w:hAnsi="Calibri"/>
                 <w:b w:val="false"/>
                 <w:bCs w:val="false"/>
+                <w:i w:val="false"/>
+                <w:iCs w:val="false"/>
                 <w:color w:val="1A1A1A"/>
                 <w:sz w:val="19"/>
                 <w:szCs w:val="19"/>
@@ -2469,7 +3780,7 @@
         </w:tc>
         <w:tc>
           <w:tcPr>
-            <w:tcW w:type="dxa" w:w="900"/>
+            <w:tcW w:type="dxa" w:w="902"/>
             <w:shd w:fill="FFFFFF" w:color="auto" w:val="clear"/>
             <w:tcMar>
               <w:top w:type="dxa" w:w="90"/>
@@ -2487,6 +3798,8 @@
                 <w:rFonts w:ascii="Calibri" w:cs="Calibri" w:eastAsia="Calibri" w:hAnsi="Calibri"/>
                 <w:b w:val="false"/>
                 <w:bCs w:val="false"/>
+                <w:i w:val="false"/>
+                <w:iCs w:val="false"/>
                 <w:color w:val="1A1A1A"/>
                 <w:sz w:val="19"/>
                 <w:szCs w:val="19"/>
@@ -2497,7 +3810,7 @@
         </w:tc>
         <w:tc>
           <w:tcPr>
-            <w:tcW w:type="dxa" w:w="5726"/>
+            <w:tcW w:type="dxa" w:w="5687"/>
             <w:shd w:fill="FFFFFF" w:color="auto" w:val="clear"/>
             <w:tcMar>
               <w:top w:type="dxa" w:w="90"/>
@@ -2515,6 +3828,8 @@
                 <w:rFonts w:ascii="Calibri" w:cs="Calibri" w:eastAsia="Calibri" w:hAnsi="Calibri"/>
                 <w:b w:val="false"/>
                 <w:bCs w:val="false"/>
+                <w:i w:val="false"/>
+                <w:iCs w:val="false"/>
                 <w:color w:val="1A1A1A"/>
                 <w:sz w:val="19"/>
                 <w:szCs w:val="19"/>
@@ -2525,9 +3840,12 @@
         </w:tc>
       </w:tr>
       <w:tr>
-        <w:tc>
-          <w:tcPr>
-            <w:tcW w:type="dxa" w:w="2400"/>
+        <w:trPr>
+          <w:cantSplit/>
+        </w:trPr>
+        <w:tc>
+          <w:tcPr>
+            <w:tcW w:type="dxa" w:w="2437"/>
             <w:shd w:fill="FFFFFF" w:color="auto" w:val="clear"/>
             <w:tcMar>
               <w:top w:type="dxa" w:w="90"/>
@@ -2545,6 +3863,8 @@
                 <w:rFonts w:ascii="Calibri" w:cs="Calibri" w:eastAsia="Calibri" w:hAnsi="Calibri"/>
                 <w:b w:val="false"/>
                 <w:bCs w:val="false"/>
+                <w:i w:val="false"/>
+                <w:iCs w:val="false"/>
                 <w:color w:val="1A1A1A"/>
                 <w:sz w:val="19"/>
                 <w:szCs w:val="19"/>
@@ -2555,7 +3875,7 @@
         </w:tc>
         <w:tc>
           <w:tcPr>
-            <w:tcW w:type="dxa" w:w="900"/>
+            <w:tcW w:type="dxa" w:w="902"/>
             <w:shd w:fill="FFFFFF" w:color="auto" w:val="clear"/>
             <w:tcMar>
               <w:top w:type="dxa" w:w="90"/>
@@ -2573,6 +3893,8 @@
                 <w:rFonts w:ascii="Calibri" w:cs="Calibri" w:eastAsia="Calibri" w:hAnsi="Calibri"/>
                 <w:b w:val="false"/>
                 <w:bCs w:val="false"/>
+                <w:i w:val="false"/>
+                <w:iCs w:val="false"/>
                 <w:color w:val="1A1A1A"/>
                 <w:sz w:val="19"/>
                 <w:szCs w:val="19"/>
@@ -2583,7 +3905,7 @@
         </w:tc>
         <w:tc>
           <w:tcPr>
-            <w:tcW w:type="dxa" w:w="5726"/>
+            <w:tcW w:type="dxa" w:w="5687"/>
             <w:shd w:fill="FFFFFF" w:color="auto" w:val="clear"/>
             <w:tcMar>
               <w:top w:type="dxa" w:w="90"/>
@@ -2601,6 +3923,8 @@
                 <w:rFonts w:ascii="Calibri" w:cs="Calibri" w:eastAsia="Calibri" w:hAnsi="Calibri"/>
                 <w:b w:val="false"/>
                 <w:bCs w:val="false"/>
+                <w:i w:val="false"/>
+                <w:iCs w:val="false"/>
                 <w:color w:val="1A1A1A"/>
                 <w:sz w:val="19"/>
                 <w:szCs w:val="19"/>
@@ -2611,9 +3935,12 @@
         </w:tc>
       </w:tr>
       <w:tr>
-        <w:tc>
-          <w:tcPr>
-            <w:tcW w:type="dxa" w:w="2400"/>
+        <w:trPr>
+          <w:cantSplit/>
+        </w:trPr>
+        <w:tc>
+          <w:tcPr>
+            <w:tcW w:type="dxa" w:w="2437"/>
             <w:shd w:fill="FFFFFF" w:color="auto" w:val="clear"/>
             <w:tcMar>
               <w:top w:type="dxa" w:w="90"/>
@@ -2631,6 +3958,8 @@
                 <w:rFonts w:ascii="Calibri" w:cs="Calibri" w:eastAsia="Calibri" w:hAnsi="Calibri"/>
                 <w:b w:val="false"/>
                 <w:bCs w:val="false"/>
+                <w:i w:val="false"/>
+                <w:iCs w:val="false"/>
                 <w:color w:val="1A1A1A"/>
                 <w:sz w:val="19"/>
                 <w:szCs w:val="19"/>
@@ -2641,7 +3970,7 @@
         </w:tc>
         <w:tc>
           <w:tcPr>
-            <w:tcW w:type="dxa" w:w="900"/>
+            <w:tcW w:type="dxa" w:w="902"/>
             <w:shd w:fill="FFFFFF" w:color="auto" w:val="clear"/>
             <w:tcMar>
               <w:top w:type="dxa" w:w="90"/>
@@ -2659,6 +3988,8 @@
                 <w:rFonts w:ascii="Calibri" w:cs="Calibri" w:eastAsia="Calibri" w:hAnsi="Calibri"/>
                 <w:b w:val="false"/>
                 <w:bCs w:val="false"/>
+                <w:i w:val="false"/>
+                <w:iCs w:val="false"/>
                 <w:color w:val="1A1A1A"/>
                 <w:sz w:val="19"/>
                 <w:szCs w:val="19"/>
@@ -2669,7 +4000,7 @@
         </w:tc>
         <w:tc>
           <w:tcPr>
-            <w:tcW w:type="dxa" w:w="5726"/>
+            <w:tcW w:type="dxa" w:w="5687"/>
             <w:shd w:fill="FFFFFF" w:color="auto" w:val="clear"/>
             <w:tcMar>
               <w:top w:type="dxa" w:w="90"/>
@@ -2687,6 +4018,8 @@
                 <w:rFonts w:ascii="Calibri" w:cs="Calibri" w:eastAsia="Calibri" w:hAnsi="Calibri"/>
                 <w:b w:val="false"/>
                 <w:bCs w:val="false"/>
+                <w:i w:val="false"/>
+                <w:iCs w:val="false"/>
                 <w:color w:val="1A1A1A"/>
                 <w:sz w:val="19"/>
                 <w:szCs w:val="19"/>
@@ -2697,6 +4030,11 @@
         </w:tc>
       </w:tr>
     </w:tbl>
+    <w:p>
+      <w:pPr>
+        <w:spacing w:after="0" w:line="120" w:lineRule="exact"/>
+      </w:pPr>
+    </w:p>
     <w:p>
       <w:pPr>
         <w:spacing w:after="150" w:line="276"/>
@@ -2749,6 +4087,10 @@
             <w:r>
               <w:rPr>
                 <w:rFonts w:ascii="Consolas" w:cs="Consolas" w:eastAsia="Consolas" w:hAnsi="Consolas"/>
+                <w:b w:val="false"/>
+                <w:bCs w:val="false"/>
+                <w:i w:val="false"/>
+                <w:iCs w:val="false"/>
                 <w:color w:val="23303B"/>
                 <w:sz w:val="18"/>
                 <w:szCs w:val="18"/>
@@ -2763,6 +4105,10 @@
             <w:r>
               <w:rPr>
                 <w:rFonts w:ascii="Consolas" w:cs="Consolas" w:eastAsia="Consolas" w:hAnsi="Consolas"/>
+                <w:b w:val="false"/>
+                <w:bCs w:val="false"/>
+                <w:i w:val="false"/>
+                <w:iCs w:val="false"/>
                 <w:color w:val="23303B"/>
                 <w:sz w:val="18"/>
                 <w:szCs w:val="18"/>
@@ -2777,6 +4123,10 @@
             <w:r>
               <w:rPr>
                 <w:rFonts w:ascii="Consolas" w:cs="Consolas" w:eastAsia="Consolas" w:hAnsi="Consolas"/>
+                <w:b w:val="false"/>
+                <w:bCs w:val="false"/>
+                <w:i w:val="false"/>
+                <w:iCs w:val="false"/>
                 <w:color w:val="23303B"/>
                 <w:sz w:val="18"/>
                 <w:szCs w:val="18"/>
@@ -2787,6 +4137,11 @@
         </w:tc>
       </w:tr>
     </w:tbl>
+    <w:p>
+      <w:pPr>
+        <w:spacing w:after="0" w:line="120" w:lineRule="exact"/>
+      </w:pPr>
+    </w:p>
     <w:p>
       <w:pPr>
         <w:spacing w:after="150" w:line="276"/>
@@ -2839,6 +4194,10 @@
             <w:r>
               <w:rPr>
                 <w:rFonts w:ascii="Consolas" w:cs="Consolas" w:eastAsia="Consolas" w:hAnsi="Consolas"/>
+                <w:b w:val="false"/>
+                <w:bCs w:val="false"/>
+                <w:i w:val="false"/>
+                <w:iCs w:val="false"/>
                 <w:color w:val="23303B"/>
                 <w:sz w:val="18"/>
                 <w:szCs w:val="18"/>
@@ -2853,6 +4212,10 @@
             <w:r>
               <w:rPr>
                 <w:rFonts w:ascii="Consolas" w:cs="Consolas" w:eastAsia="Consolas" w:hAnsi="Consolas"/>
+                <w:b w:val="false"/>
+                <w:bCs w:val="false"/>
+                <w:i w:val="false"/>
+                <w:iCs w:val="false"/>
                 <w:color w:val="23303B"/>
                 <w:sz w:val="18"/>
                 <w:szCs w:val="18"/>
@@ -2867,6 +4230,10 @@
             <w:r>
               <w:rPr>
                 <w:rFonts w:ascii="Consolas" w:cs="Consolas" w:eastAsia="Consolas" w:hAnsi="Consolas"/>
+                <w:b w:val="false"/>
+                <w:bCs w:val="false"/>
+                <w:i w:val="false"/>
+                <w:iCs w:val="false"/>
                 <w:color w:val="23303B"/>
                 <w:sz w:val="18"/>
                 <w:szCs w:val="18"/>
@@ -2881,6 +4248,10 @@
             <w:r>
               <w:rPr>
                 <w:rFonts w:ascii="Consolas" w:cs="Consolas" w:eastAsia="Consolas" w:hAnsi="Consolas"/>
+                <w:b w:val="false"/>
+                <w:bCs w:val="false"/>
+                <w:i w:val="false"/>
+                <w:iCs w:val="false"/>
                 <w:color w:val="23303B"/>
                 <w:sz w:val="18"/>
                 <w:szCs w:val="18"/>
@@ -2891,6 +4262,11 @@
         </w:tc>
       </w:tr>
     </w:tbl>
+    <w:p>
+      <w:pPr>
+        <w:spacing w:after="0" w:line="120" w:lineRule="exact"/>
+      </w:pPr>
+    </w:p>
     <w:p>
       <w:pPr>
         <w:pBdr>
@@ -2902,6 +4278,8 @@
       <w:r>
         <w:rPr>
           <w:rFonts w:ascii="Calibri" w:cs="Calibri" w:eastAsia="Calibri" w:hAnsi="Calibri"/>
+          <w:b w:val="false"/>
+          <w:bCs w:val="false"/>
           <w:i/>
           <w:iCs/>
           <w:color w:val="5A5A5A"/>
@@ -2919,19 +4297,24 @@
     <w:p>
       <w:pPr>
         <w:pStyle w:val="Heading1"/>
+        <w:keepNext/>
         <w:spacing w:after="170" w:before="380"/>
       </w:pPr>
+      <w:bookmarkStart w:id="10" w:name="_Toc_10"/>
       <w:r>
         <w:rPr>
           <w:rFonts w:ascii="Calibri" w:cs="Calibri" w:eastAsia="Calibri" w:hAnsi="Calibri"/>
           <w:b/>
           <w:bCs/>
+          <w:i w:val="false"/>
+          <w:iCs w:val="false"/>
           <w:color w:val="8B1E2D"/>
           <w:sz w:val="32"/>
           <w:szCs w:val="32"/>
         </w:rPr>
-        <w:t xml:space="preserve">4. Feedback privacy</w:t>
-      </w:r>
+        <w:t xml:space="preserve">3A. The Edge Functions are gates too</w:t>
+      </w:r>
+      <w:bookmarkEnd w:id="10"/>
     </w:p>
     <w:p>
       <w:pPr>
@@ -2948,134 +4331,533 @@
           <w:sz w:val="21"/>
           <w:szCs w:val="21"/>
         </w:rPr>
-        <w:t xml:space="preserve">Feedback needs stronger protection than most data, because the harm from getting it wrong is a student being identified as the author of a criticism.</w:t>
-      </w:r>
-    </w:p>
-    <w:p>
-      <w:pPr>
-        <w:spacing w:after="150" w:line="276"/>
-      </w:pPr>
-      <w:r>
-        <w:rPr>
-          <w:rFonts w:ascii="Calibri" w:cs="Calibri" w:eastAsia="Calibri" w:hAnsi="Calibri"/>
-          <w:b w:val="false"/>
-          <w:bCs w:val="false"/>
-          <w:i w:val="false"/>
-          <w:iCs w:val="false"/>
-          <w:color w:val="1A1A1A"/>
-          <w:sz w:val="21"/>
-          <w:szCs w:val="21"/>
-        </w:rPr>
-        <w:t xml:space="preserve">Three separate mechanisms protect it.</w:t>
-      </w:r>
-    </w:p>
-    <w:p>
-      <w:pPr>
-        <w:pStyle w:val="ListParagraph"/>
-        <w:numPr>
-          <w:ilvl w:val="0"/>
-          <w:numId w:val="3"/>
-        </w:numPr>
-        <w:spacing w:after="80" w:line="276"/>
-      </w:pPr>
-      <w:r>
-        <w:rPr>
-          <w:rFonts w:ascii="Calibri" w:cs="Calibri" w:eastAsia="Calibri" w:hAnsi="Calibri"/>
-          <w:b/>
-          <w:bCs/>
-          <w:i w:val="false"/>
-          <w:iCs w:val="false"/>
-          <w:color w:val="1A1A1A"/>
-          <w:sz w:val="21"/>
-          <w:szCs w:val="21"/>
-        </w:rPr>
-        <w:t xml:space="preserve">The anonymous flag.</w:t>
-      </w:r>
-      <w:r>
-        <w:rPr>
-          <w:rFonts w:ascii="Calibri" w:cs="Calibri" w:eastAsia="Calibri" w:hAnsi="Calibri"/>
-          <w:b w:val="false"/>
-          <w:bCs w:val="false"/>
-          <w:i w:val="false"/>
-          <w:iCs w:val="false"/>
-          <w:color w:val="1A1A1A"/>
-          <w:sz w:val="21"/>
-          <w:szCs w:val="21"/>
-        </w:rPr>
-        <w:t xml:space="preserve"> A submission marked anonymous is never joined back to the student in any report.</w:t>
-      </w:r>
-    </w:p>
-    <w:p>
-      <w:pPr>
-        <w:pStyle w:val="ListParagraph"/>
-        <w:numPr>
-          <w:ilvl w:val="0"/>
-          <w:numId w:val="3"/>
-        </w:numPr>
-        <w:spacing w:after="80" w:line="276"/>
-      </w:pPr>
-      <w:r>
-        <w:rPr>
-          <w:rFonts w:ascii="Calibri" w:cs="Calibri" w:eastAsia="Calibri" w:hAnsi="Calibri"/>
-          <w:b/>
-          <w:bCs/>
-          <w:i w:val="false"/>
-          <w:iCs w:val="false"/>
-          <w:color w:val="1A1A1A"/>
-          <w:sz w:val="21"/>
-          <w:szCs w:val="21"/>
-        </w:rPr>
-        <w:t xml:space="preserve">The response threshold.</w:t>
-      </w:r>
-      <w:r>
-        <w:rPr>
-          <w:rFonts w:ascii="Calibri" w:cs="Calibri" w:eastAsia="Calibri" w:hAnsi="Calibri"/>
-          <w:b w:val="false"/>
-          <w:bCs w:val="false"/>
-          <w:i w:val="false"/>
-          <w:iCs w:val="false"/>
-          <w:color w:val="1A1A1A"/>
-          <w:sz w:val="21"/>
-          <w:szCs w:val="21"/>
-        </w:rPr>
-        <w:t xml:space="preserve"> The setting feedback_min_responses_for_analytics is 5 in the Faculty rule (it is 1 while PES is tested by one developer, and goes back to 5 before release). Below that many responses, nobody may see the analytics at all — not the lecturer, not the head of department. A class of three cannot be de-anonymised by arithmetic.</w:t>
-      </w:r>
-    </w:p>
-    <w:p>
-      <w:pPr>
-        <w:pStyle w:val="ListParagraph"/>
-        <w:numPr>
-          <w:ilvl w:val="0"/>
-          <w:numId w:val="3"/>
-        </w:numPr>
-        <w:spacing w:after="80" w:line="276"/>
-      </w:pPr>
-      <w:r>
-        <w:rPr>
-          <w:rFonts w:ascii="Calibri" w:cs="Calibri" w:eastAsia="Calibri" w:hAnsi="Calibri"/>
-          <w:b/>
-          <w:bCs/>
-          <w:i w:val="false"/>
-          <w:iCs w:val="false"/>
-          <w:color w:val="1A1A1A"/>
-          <w:sz w:val="21"/>
-          <w:szCs w:val="21"/>
-        </w:rPr>
-        <w:t xml:space="preserve">Separate functions for ratings and comments.</w:t>
-      </w:r>
-      <w:r>
-        <w:rPr>
-          <w:rFonts w:ascii="Calibri" w:cs="Calibri" w:eastAsia="Calibri" w:hAnsi="Calibri"/>
-          <w:b w:val="false"/>
-          <w:bCs w:val="false"/>
-          <w:i w:val="false"/>
-          <w:iCs w:val="false"/>
-          <w:color w:val="1A1A1A"/>
-          <w:sz w:val="21"/>
-          <w:szCs w:val="21"/>
-        </w:rPr>
-        <w:t xml:space="preserve"> Free-text comments come from a different function than the numbers, so releasing one does not release the other.</w:t>
-      </w:r>
+        <w:t xml:space="preserve">Four pieces of server code run beside the database. Three of them use the service-role key, which ignores Row Level Security entirely — so for them, the function's own check is the only gate, and it is written first.</w:t>
+      </w:r>
+    </w:p>
+    <w:tbl>
+      <w:tblPr>
+        <w:tblW w:type="dxa" w:w="9026"/>
+        <w:tblBorders>
+          <w:top w:val="single" w:color="C9C9C9" w:sz="4"/>
+          <w:left w:val="single" w:color="C9C9C9" w:sz="4"/>
+          <w:bottom w:val="single" w:color="C9C9C9" w:sz="4"/>
+          <w:right w:val="single" w:color="C9C9C9" w:sz="4"/>
+          <w:insideH w:val="single" w:color="C9C9C9" w:sz="4"/>
+          <w:insideV w:val="single" w:color="C9C9C9" w:sz="4"/>
+        </w:tblBorders>
+      </w:tblPr>
+      <w:tblGrid>
+        <w:gridCol w:w="1805"/>
+        <w:gridCol w:w="1263"/>
+        <w:gridCol w:w="5958"/>
+      </w:tblGrid>
+      <w:tr>
+        <w:trPr>
+          <w:tblHeader/>
+          <w:cantSplit/>
+        </w:trPr>
+        <w:tc>
+          <w:tcPr>
+            <w:tcW w:type="dxa" w:w="1805"/>
+            <w:shd w:fill="8B1E2D" w:color="auto" w:val="clear"/>
+            <w:tcMar>
+              <w:top w:type="dxa" w:w="90"/>
+              <w:left w:type="dxa" w:w="120"/>
+              <w:bottom w:type="dxa" w:w="90"/>
+              <w:right w:type="dxa" w:w="120"/>
+            </w:tcMar>
+          </w:tcPr>
+          <w:p>
+            <w:pPr>
+              <w:spacing w:after="0" w:line="250"/>
+            </w:pPr>
+            <w:r>
+              <w:rPr>
+                <w:rFonts w:ascii="Calibri" w:cs="Calibri" w:eastAsia="Calibri" w:hAnsi="Calibri"/>
+                <w:b/>
+                <w:bCs/>
+                <w:i w:val="false"/>
+                <w:iCs w:val="false"/>
+                <w:color w:val="FFFFFF"/>
+                <w:sz w:val="19"/>
+                <w:szCs w:val="19"/>
+              </w:rPr>
+              <w:t xml:space="preserve">Function</w:t>
+            </w:r>
+          </w:p>
+        </w:tc>
+        <w:tc>
+          <w:tcPr>
+            <w:tcW w:type="dxa" w:w="1263"/>
+            <w:shd w:fill="8B1E2D" w:color="auto" w:val="clear"/>
+            <w:tcMar>
+              <w:top w:type="dxa" w:w="90"/>
+              <w:left w:type="dxa" w:w="120"/>
+              <w:bottom w:type="dxa" w:w="90"/>
+              <w:right w:type="dxa" w:w="120"/>
+            </w:tcMar>
+          </w:tcPr>
+          <w:p>
+            <w:pPr>
+              <w:spacing w:after="0" w:line="250"/>
+            </w:pPr>
+            <w:r>
+              <w:rPr>
+                <w:rFonts w:ascii="Calibri" w:cs="Calibri" w:eastAsia="Calibri" w:hAnsi="Calibri"/>
+                <w:b/>
+                <w:bCs/>
+                <w:i w:val="false"/>
+                <w:iCs w:val="false"/>
+                <w:color w:val="FFFFFF"/>
+                <w:sz w:val="19"/>
+                <w:szCs w:val="19"/>
+              </w:rPr>
+              <w:t xml:space="preserve">Sign-in required?</w:t>
+            </w:r>
+          </w:p>
+        </w:tc>
+        <w:tc>
+          <w:tcPr>
+            <w:tcW w:type="dxa" w:w="5958"/>
+            <w:shd w:fill="8B1E2D" w:color="auto" w:val="clear"/>
+            <w:tcMar>
+              <w:top w:type="dxa" w:w="90"/>
+              <w:left w:type="dxa" w:w="120"/>
+              <w:bottom w:type="dxa" w:w="90"/>
+              <w:right w:type="dxa" w:w="120"/>
+            </w:tcMar>
+          </w:tcPr>
+          <w:p>
+            <w:pPr>
+              <w:spacing w:after="0" w:line="250"/>
+            </w:pPr>
+            <w:r>
+              <w:rPr>
+                <w:rFonts w:ascii="Calibri" w:cs="Calibri" w:eastAsia="Calibri" w:hAnsi="Calibri"/>
+                <w:b/>
+                <w:bCs/>
+                <w:i w:val="false"/>
+                <w:iCs w:val="false"/>
+                <w:color w:val="FFFFFF"/>
+                <w:sz w:val="19"/>
+                <w:szCs w:val="19"/>
+              </w:rPr>
+              <w:t xml:space="preserve">Who it lets in, and how it checks</w:t>
+            </w:r>
+          </w:p>
+        </w:tc>
+      </w:tr>
+      <w:tr>
+        <w:trPr>
+          <w:cantSplit/>
+        </w:trPr>
+        <w:tc>
+          <w:tcPr>
+            <w:tcW w:type="dxa" w:w="1805"/>
+            <w:shd w:fill="FFFFFF" w:color="auto" w:val="clear"/>
+            <w:tcMar>
+              <w:top w:type="dxa" w:w="90"/>
+              <w:left w:type="dxa" w:w="120"/>
+              <w:bottom w:type="dxa" w:w="90"/>
+              <w:right w:type="dxa" w:w="120"/>
+            </w:tcMar>
+          </w:tcPr>
+          <w:p>
+            <w:pPr>
+              <w:spacing w:after="0" w:line="250"/>
+            </w:pPr>
+            <w:r>
+              <w:rPr>
+                <w:rFonts w:ascii="Calibri" w:cs="Calibri" w:eastAsia="Calibri" w:hAnsi="Calibri"/>
+                <w:b w:val="false"/>
+                <w:bCs w:val="false"/>
+                <w:i w:val="false"/>
+                <w:iCs w:val="false"/>
+                <w:color w:val="1A1A1A"/>
+                <w:sz w:val="19"/>
+                <w:szCs w:val="19"/>
+              </w:rPr>
+              <w:t xml:space="preserve">ai-assistant</w:t>
+            </w:r>
+          </w:p>
+        </w:tc>
+        <w:tc>
+          <w:tcPr>
+            <w:tcW w:type="dxa" w:w="1263"/>
+            <w:shd w:fill="FFFFFF" w:color="auto" w:val="clear"/>
+            <w:tcMar>
+              <w:top w:type="dxa" w:w="90"/>
+              <w:left w:type="dxa" w:w="120"/>
+              <w:bottom w:type="dxa" w:w="90"/>
+              <w:right w:type="dxa" w:w="120"/>
+            </w:tcMar>
+          </w:tcPr>
+          <w:p>
+            <w:pPr>
+              <w:spacing w:after="0" w:line="250"/>
+            </w:pPr>
+            <w:r>
+              <w:rPr>
+                <w:rFonts w:ascii="Calibri" w:cs="Calibri" w:eastAsia="Calibri" w:hAnsi="Calibri"/>
+                <w:b w:val="false"/>
+                <w:bCs w:val="false"/>
+                <w:i w:val="false"/>
+                <w:iCs w:val="false"/>
+                <w:color w:val="1A1A1A"/>
+                <w:sz w:val="19"/>
+                <w:szCs w:val="19"/>
+              </w:rPr>
+              <w:t xml:space="preserve">Yes</w:t>
+            </w:r>
+          </w:p>
+        </w:tc>
+        <w:tc>
+          <w:tcPr>
+            <w:tcW w:type="dxa" w:w="5958"/>
+            <w:shd w:fill="FFFFFF" w:color="auto" w:val="clear"/>
+            <w:tcMar>
+              <w:top w:type="dxa" w:w="90"/>
+              <w:left w:type="dxa" w:w="120"/>
+              <w:bottom w:type="dxa" w:w="90"/>
+              <w:right w:type="dxa" w:w="120"/>
+            </w:tcMar>
+          </w:tcPr>
+          <w:p>
+            <w:pPr>
+              <w:spacing w:after="0" w:line="250"/>
+            </w:pPr>
+            <w:r>
+              <w:rPr>
+                <w:rFonts w:ascii="Calibri" w:cs="Calibri" w:eastAsia="Calibri" w:hAnsi="Calibri"/>
+                <w:b w:val="false"/>
+                <w:bCs w:val="false"/>
+                <w:i w:val="false"/>
+                <w:iCs w:val="false"/>
+                <w:color w:val="1A1A1A"/>
+                <w:sz w:val="19"/>
+                <w:szCs w:val="19"/>
+              </w:rPr>
+              <w:t xml:space="preserve">Any signed-in student. It runs every tool through the caller's own token, never the service role, so RLS decides what each tool may read. Its health check answers operators only.</w:t>
+            </w:r>
+          </w:p>
+        </w:tc>
+      </w:tr>
+      <w:tr>
+        <w:trPr>
+          <w:cantSplit/>
+        </w:trPr>
+        <w:tc>
+          <w:tcPr>
+            <w:tcW w:type="dxa" w:w="1805"/>
+            <w:shd w:fill="FFFFFF" w:color="auto" w:val="clear"/>
+            <w:tcMar>
+              <w:top w:type="dxa" w:w="90"/>
+              <w:left w:type="dxa" w:w="120"/>
+              <w:bottom w:type="dxa" w:w="90"/>
+              <w:right w:type="dxa" w:w="120"/>
+            </w:tcMar>
+          </w:tcPr>
+          <w:p>
+            <w:pPr>
+              <w:spacing w:after="0" w:line="250"/>
+            </w:pPr>
+            <w:r>
+              <w:rPr>
+                <w:rFonts w:ascii="Calibri" w:cs="Calibri" w:eastAsia="Calibri" w:hAnsi="Calibri"/>
+                <w:b w:val="false"/>
+                <w:bCs w:val="false"/>
+                <w:i w:val="false"/>
+                <w:iCs w:val="false"/>
+                <w:color w:val="1A1A1A"/>
+                <w:sz w:val="19"/>
+                <w:szCs w:val="19"/>
+              </w:rPr>
+              <w:t xml:space="preserve">faculty-site-sync</w:t>
+            </w:r>
+          </w:p>
+        </w:tc>
+        <w:tc>
+          <w:tcPr>
+            <w:tcW w:type="dxa" w:w="1263"/>
+            <w:shd w:fill="FFFFFF" w:color="auto" w:val="clear"/>
+            <w:tcMar>
+              <w:top w:type="dxa" w:w="90"/>
+              <w:left w:type="dxa" w:w="120"/>
+              <w:bottom w:type="dxa" w:w="90"/>
+              <w:right w:type="dxa" w:w="120"/>
+            </w:tcMar>
+          </w:tcPr>
+          <w:p>
+            <w:pPr>
+              <w:spacing w:after="0" w:line="250"/>
+            </w:pPr>
+            <w:r>
+              <w:rPr>
+                <w:rFonts w:ascii="Calibri" w:cs="Calibri" w:eastAsia="Calibri" w:hAnsi="Calibri"/>
+                <w:b w:val="false"/>
+                <w:bCs w:val="false"/>
+                <w:i w:val="false"/>
+                <w:iCs w:val="false"/>
+                <w:color w:val="1A1A1A"/>
+                <w:sz w:val="19"/>
+                <w:szCs w:val="19"/>
+              </w:rPr>
+              <w:t xml:space="preserve">Yes</w:t>
+            </w:r>
+          </w:p>
+        </w:tc>
+        <w:tc>
+          <w:tcPr>
+            <w:tcW w:type="dxa" w:w="5958"/>
+            <w:shd w:fill="FFFFFF" w:color="auto" w:val="clear"/>
+            <w:tcMar>
+              <w:top w:type="dxa" w:w="90"/>
+              <w:left w:type="dxa" w:w="120"/>
+              <w:bottom w:type="dxa" w:w="90"/>
+              <w:right w:type="dxa" w:w="120"/>
+            </w:tcMar>
+          </w:tcPr>
+          <w:p>
+            <w:pPr>
+              <w:spacing w:after="0" w:line="250"/>
+            </w:pPr>
+            <w:r>
+              <w:rPr>
+                <w:rFonts w:ascii="Calibri" w:cs="Calibri" w:eastAsia="Calibri" w:hAnsi="Calibri"/>
+                <w:b w:val="false"/>
+                <w:bCs w:val="false"/>
+                <w:i w:val="false"/>
+                <w:iCs w:val="false"/>
+                <w:color w:val="1A1A1A"/>
+                <w:sz w:val="19"/>
+                <w:szCs w:val="19"/>
+              </w:rPr>
+              <w:t xml:space="preserve">The super admin (the dashboard's Refresh button), the service role, or the nightly schedule, which presents a key kept in the Vault and checked by </w:t>
+            </w:r>
+            <w:r>
+              <w:rPr>
+                <w:rFonts w:ascii="Consolas" w:cs="Consolas" w:eastAsia="Consolas" w:hAnsi="Consolas"/>
+                <w:b w:val="false"/>
+                <w:bCs w:val="false"/>
+                <w:i w:val="false"/>
+                <w:iCs w:val="false"/>
+                <w:color w:val="8B1E2D"/>
+                <w:sz w:val="17"/>
+                <w:szCs w:val="17"/>
+              </w:rPr>
+              <w:t xml:space="preserve">faculty_site_sync_key_ok()</w:t>
+            </w:r>
+            <w:r>
+              <w:rPr>
+                <w:rFonts w:ascii="Calibri" w:cs="Calibri" w:eastAsia="Calibri" w:hAnsi="Calibri"/>
+                <w:b w:val="false"/>
+                <w:bCs w:val="false"/>
+                <w:i w:val="false"/>
+                <w:iCs w:val="false"/>
+                <w:color w:val="1A1A1A"/>
+                <w:sz w:val="19"/>
+                <w:szCs w:val="19"/>
+              </w:rPr>
+              <w:t xml:space="preserve">. It reads only the faculty's own website and follows robots.txt.</w:t>
+            </w:r>
+          </w:p>
+        </w:tc>
+      </w:tr>
+      <w:tr>
+        <w:trPr>
+          <w:cantSplit/>
+        </w:trPr>
+        <w:tc>
+          <w:tcPr>
+            <w:tcW w:type="dxa" w:w="1805"/>
+            <w:shd w:fill="FFFFFF" w:color="auto" w:val="clear"/>
+            <w:tcMar>
+              <w:top w:type="dxa" w:w="90"/>
+              <w:left w:type="dxa" w:w="120"/>
+              <w:bottom w:type="dxa" w:w="90"/>
+              <w:right w:type="dxa" w:w="120"/>
+            </w:tcMar>
+          </w:tcPr>
+          <w:p>
+            <w:pPr>
+              <w:spacing w:after="0" w:line="250"/>
+            </w:pPr>
+            <w:r>
+              <w:rPr>
+                <w:rFonts w:ascii="Calibri" w:cs="Calibri" w:eastAsia="Calibri" w:hAnsi="Calibri"/>
+                <w:b w:val="false"/>
+                <w:bCs w:val="false"/>
+                <w:i w:val="false"/>
+                <w:iCs w:val="false"/>
+                <w:color w:val="1A1A1A"/>
+                <w:sz w:val="19"/>
+                <w:szCs w:val="19"/>
+              </w:rPr>
+              <w:t xml:space="preserve">manage-batches</w:t>
+            </w:r>
+          </w:p>
+        </w:tc>
+        <w:tc>
+          <w:tcPr>
+            <w:tcW w:type="dxa" w:w="1263"/>
+            <w:shd w:fill="FFFFFF" w:color="auto" w:val="clear"/>
+            <w:tcMar>
+              <w:top w:type="dxa" w:w="90"/>
+              <w:left w:type="dxa" w:w="120"/>
+              <w:bottom w:type="dxa" w:w="90"/>
+              <w:right w:type="dxa" w:w="120"/>
+            </w:tcMar>
+          </w:tcPr>
+          <w:p>
+            <w:pPr>
+              <w:spacing w:after="0" w:line="250"/>
+            </w:pPr>
+            <w:r>
+              <w:rPr>
+                <w:rFonts w:ascii="Calibri" w:cs="Calibri" w:eastAsia="Calibri" w:hAnsi="Calibri"/>
+                <w:b w:val="false"/>
+                <w:bCs w:val="false"/>
+                <w:i w:val="false"/>
+                <w:iCs w:val="false"/>
+                <w:color w:val="1A1A1A"/>
+                <w:sz w:val="19"/>
+                <w:szCs w:val="19"/>
+              </w:rPr>
+              <w:t xml:space="preserve">Yes</w:t>
+            </w:r>
+          </w:p>
+        </w:tc>
+        <w:tc>
+          <w:tcPr>
+            <w:tcW w:type="dxa" w:w="5958"/>
+            <w:shd w:fill="FFFFFF" w:color="auto" w:val="clear"/>
+            <w:tcMar>
+              <w:top w:type="dxa" w:w="90"/>
+              <w:left w:type="dxa" w:w="120"/>
+              <w:bottom w:type="dxa" w:w="90"/>
+              <w:right w:type="dxa" w:w="120"/>
+            </w:tcMar>
+          </w:tcPr>
+          <w:p>
+            <w:pPr>
+              <w:spacing w:after="0" w:line="250"/>
+            </w:pPr>
+            <w:r>
+              <w:rPr>
+                <w:rFonts w:ascii="Calibri" w:cs="Calibri" w:eastAsia="Calibri" w:hAnsi="Calibri"/>
+                <w:b w:val="false"/>
+                <w:bCs w:val="false"/>
+                <w:i w:val="false"/>
+                <w:iCs w:val="false"/>
+                <w:color w:val="1A1A1A"/>
+                <w:sz w:val="19"/>
+                <w:szCs w:val="19"/>
+              </w:rPr>
+              <w:t xml:space="preserve">The super admin only, checked from the caller's token before anything else. Then the service role creates or deletes accounts.</w:t>
+            </w:r>
+          </w:p>
+        </w:tc>
+      </w:tr>
+      <w:tr>
+        <w:trPr>
+          <w:cantSplit/>
+        </w:trPr>
+        <w:tc>
+          <w:tcPr>
+            <w:tcW w:type="dxa" w:w="1805"/>
+            <w:shd w:fill="FFFFFF" w:color="auto" w:val="clear"/>
+            <w:tcMar>
+              <w:top w:type="dxa" w:w="90"/>
+              <w:left w:type="dxa" w:w="120"/>
+              <w:bottom w:type="dxa" w:w="90"/>
+              <w:right w:type="dxa" w:w="120"/>
+            </w:tcMar>
+          </w:tcPr>
+          <w:p>
+            <w:pPr>
+              <w:spacing w:after="0" w:line="250"/>
+            </w:pPr>
+            <w:r>
+              <w:rPr>
+                <w:rFonts w:ascii="Calibri" w:cs="Calibri" w:eastAsia="Calibri" w:hAnsi="Calibri"/>
+                <w:b w:val="false"/>
+                <w:bCs w:val="false"/>
+                <w:i w:val="false"/>
+                <w:iCs w:val="false"/>
+                <w:color w:val="1A1A1A"/>
+                <w:sz w:val="19"/>
+                <w:szCs w:val="19"/>
+              </w:rPr>
+              <w:t xml:space="preserve">account</w:t>
+            </w:r>
+          </w:p>
+        </w:tc>
+        <w:tc>
+          <w:tcPr>
+            <w:tcW w:type="dxa" w:w="1263"/>
+            <w:shd w:fill="FFFFFF" w:color="auto" w:val="clear"/>
+            <w:tcMar>
+              <w:top w:type="dxa" w:w="90"/>
+              <w:left w:type="dxa" w:w="120"/>
+              <w:bottom w:type="dxa" w:w="90"/>
+              <w:right w:type="dxa" w:w="120"/>
+            </w:tcMar>
+          </w:tcPr>
+          <w:p>
+            <w:pPr>
+              <w:spacing w:after="0" w:line="250"/>
+            </w:pPr>
+            <w:r>
+              <w:rPr>
+                <w:rFonts w:ascii="Calibri" w:cs="Calibri" w:eastAsia="Calibri" w:hAnsi="Calibri"/>
+                <w:b w:val="false"/>
+                <w:bCs w:val="false"/>
+                <w:i w:val="false"/>
+                <w:iCs w:val="false"/>
+                <w:color w:val="1A1A1A"/>
+                <w:sz w:val="19"/>
+                <w:szCs w:val="19"/>
+              </w:rPr>
+              <w:t xml:space="preserve">No (it must serve people who cannot sign in)</w:t>
+            </w:r>
+          </w:p>
+        </w:tc>
+        <w:tc>
+          <w:tcPr>
+            <w:tcW w:type="dxa" w:w="5958"/>
+            <w:shd w:fill="FFFFFF" w:color="auto" w:val="clear"/>
+            <w:tcMar>
+              <w:top w:type="dxa" w:w="90"/>
+              <w:left w:type="dxa" w:w="120"/>
+              <w:bottom w:type="dxa" w:w="90"/>
+              <w:right w:type="dxa" w:w="120"/>
+            </w:tcMar>
+          </w:tcPr>
+          <w:p>
+            <w:pPr>
+              <w:spacing w:after="0" w:line="250"/>
+            </w:pPr>
+            <w:r>
+              <w:rPr>
+                <w:rFonts w:ascii="Calibri" w:cs="Calibri" w:eastAsia="Calibri" w:hAnsi="Calibri"/>
+                <w:b w:val="false"/>
+                <w:bCs w:val="false"/>
+                <w:i w:val="false"/>
+                <w:iCs w:val="false"/>
+                <w:color w:val="1A1A1A"/>
+                <w:sz w:val="19"/>
+                <w:szCs w:val="19"/>
+              </w:rPr>
+              <w:t xml:space="preserve">Three public actions — request a reset, check a link, set a password from a link — each rate limited and answering the same whether or not an account exists. Every other action checks that the caller's token belongs to the active super admin.</w:t>
+            </w:r>
+          </w:p>
+        </w:tc>
+      </w:tr>
+    </w:tbl>
+    <w:p>
+      <w:pPr>
+        <w:spacing w:after="0" w:line="120" w:lineRule="exact"/>
+      </w:pPr>
     </w:p>
     <w:tbl>
       <w:tblPr>
@@ -3096,7 +4878,7 @@
         <w:tc>
           <w:tcPr>
             <w:tcW w:type="dxa" w:w="9026"/>
-            <w:shd w:fill="F3F1EC" w:color="auto" w:val="clear"/>
+            <w:shd w:fill="FBF0E6" w:color="auto" w:val="clear"/>
             <w:tcMar>
               <w:top w:type="dxa" w:w="130"/>
               <w:left w:type="dxa" w:w="170"/>
@@ -3113,11 +4895,13 @@
                 <w:rFonts w:ascii="Calibri" w:cs="Calibri" w:eastAsia="Calibri" w:hAnsi="Calibri"/>
                 <w:b/>
                 <w:bCs/>
+                <w:i w:val="false"/>
+                <w:iCs w:val="false"/>
                 <w:color w:val="8B1E2D"/>
                 <w:sz w:val="17"/>
                 <w:szCs w:val="17"/>
               </w:rPr>
-              <w:t xml:space="preserve">WHY THE THRESHOLD IS THE IMPORTANT ONE</w:t>
+              <w:t xml:space="preserve">THE RULE FOR SERVER CODE WITH THE SERVICE ROLE</w:t>
             </w:r>
           </w:p>
           <w:p>
@@ -3127,37 +4911,195 @@
             <w:r>
               <w:rPr>
                 <w:rFonts w:ascii="Calibri" w:cs="Calibri" w:eastAsia="Calibri" w:hAnsi="Calibri"/>
+                <w:b w:val="false"/>
+                <w:bCs w:val="false"/>
+                <w:i w:val="false"/>
+                <w:iCs w:val="false"/>
                 <w:color w:val="1A1A1A"/>
                 <w:sz w:val="20"/>
                 <w:szCs w:val="20"/>
               </w:rPr>
-              <w:t xml:space="preserve">Anonymity is not just about removing a name. If only two people answered and one said the module was badly organised, the lecturer can often work out who. A minimum response count is the only real defence against that, and it has to be enforced in the database rather than left to a report writer to remember.</w:t>
+              <w:t xml:space="preserve">The service role can do anything, so a function holding it must decide who the caller is from their verified token before it touches the database, must never take an address or an id it will act on from the request without checking it, and must hand back only what that caller is entitled to. The account function's links always point at the configured app address (PES_APP_URL), never one taken from the request, so a reset email cannot be made to point elsewhere.</w:t>
             </w:r>
           </w:p>
         </w:tc>
       </w:tr>
     </w:tbl>
     <w:p>
-      <w:r>
-        <w:br w:type="page"/>
-      </w:r>
-    </w:p>
-    <w:p>
-      <w:pPr>
-        <w:pStyle w:val="Heading1"/>
-        <w:spacing w:after="170" w:before="380"/>
-      </w:pPr>
+      <w:pPr>
+        <w:spacing w:after="0" w:line="120" w:lineRule="exact"/>
+      </w:pPr>
+    </w:p>
+    <w:p>
+      <w:pPr>
+        <w:pStyle w:val="Heading2"/>
+        <w:keepNext/>
+        <w:spacing w:after="120" w:before="300"/>
+      </w:pPr>
+      <w:bookmarkStart w:id="11" w:name="_Toc_11"/>
       <w:r>
         <w:rPr>
           <w:rFonts w:ascii="Calibri" w:cs="Calibri" w:eastAsia="Calibri" w:hAnsi="Calibri"/>
           <w:b/>
           <w:bCs/>
+          <w:i w:val="false"/>
+          <w:iCs w:val="false"/>
+          <w:color w:val="1A1A1A"/>
+          <w:sz w:val="26"/>
+          <w:szCs w:val="26"/>
+        </w:rPr>
+        <w:t xml:space="preserve">3A.1 Deactivation is enforced in the database</w:t>
+      </w:r>
+      <w:bookmarkEnd w:id="11"/>
+    </w:p>
+    <w:p>
+      <w:pPr>
+        <w:spacing w:after="150" w:line="276"/>
+      </w:pPr>
+      <w:r>
+        <w:rPr>
+          <w:rFonts w:ascii="Calibri" w:cs="Calibri" w:eastAsia="Calibri" w:hAnsi="Calibri"/>
+          <w:b w:val="false"/>
+          <w:bCs w:val="false"/>
+          <w:i w:val="false"/>
+          <w:iCs w:val="false"/>
+          <w:color w:val="1A1A1A"/>
+          <w:sz w:val="21"/>
+          <w:szCs w:val="21"/>
+        </w:rPr>
+        <w:t xml:space="preserve">Switching an account off (Guide 3, section 8.3) is a security control, not only an interface one. </w:t>
+      </w:r>
+      <w:r>
+        <w:rPr>
+          <w:rFonts w:ascii="Consolas" w:cs="Consolas" w:eastAsia="Consolas" w:hAnsi="Consolas"/>
+          <w:b w:val="false"/>
+          <w:bCs w:val="false"/>
+          <w:i w:val="false"/>
+          <w:iCs w:val="false"/>
+          <w:color w:val="8B1E2D"/>
+          <w:sz w:val="19"/>
+          <w:szCs w:val="19"/>
+        </w:rPr>
+        <w:t xml:space="preserve">account_is_active()</w:t>
+      </w:r>
+      <w:r>
+        <w:rPr>
+          <w:rFonts w:ascii="Calibri" w:cs="Calibri" w:eastAsia="Calibri" w:hAnsi="Calibri"/>
+          <w:b w:val="false"/>
+          <w:bCs w:val="false"/>
+          <w:i w:val="false"/>
+          <w:iCs w:val="false"/>
+          <w:color w:val="1A1A1A"/>
+          <w:sz w:val="21"/>
+          <w:szCs w:val="21"/>
+        </w:rPr>
+        <w:t xml:space="preserve"> sits at the start of </w:t>
+      </w:r>
+      <w:r>
+        <w:rPr>
+          <w:rFonts w:ascii="Consolas" w:cs="Consolas" w:eastAsia="Consolas" w:hAnsi="Consolas"/>
+          <w:b w:val="false"/>
+          <w:bCs w:val="false"/>
+          <w:i w:val="false"/>
+          <w:iCs w:val="false"/>
+          <w:color w:val="8B1E2D"/>
+          <w:sz w:val="19"/>
+          <w:szCs w:val="19"/>
+        </w:rPr>
+        <w:t xml:space="preserve">get_my_role()</w:t>
+      </w:r>
+      <w:r>
+        <w:rPr>
+          <w:rFonts w:ascii="Calibri" w:cs="Calibri" w:eastAsia="Calibri" w:hAnsi="Calibri"/>
+          <w:b w:val="false"/>
+          <w:bCs w:val="false"/>
+          <w:i w:val="false"/>
+          <w:iCs w:val="false"/>
+          <w:color w:val="1A1A1A"/>
+          <w:sz w:val="21"/>
+          <w:szCs w:val="21"/>
+        </w:rPr>
+        <w:t xml:space="preserve">, </w:t>
+      </w:r>
+      <w:r>
+        <w:rPr>
+          <w:rFonts w:ascii="Consolas" w:cs="Consolas" w:eastAsia="Consolas" w:hAnsi="Consolas"/>
+          <w:b w:val="false"/>
+          <w:bCs w:val="false"/>
+          <w:i w:val="false"/>
+          <w:iCs w:val="false"/>
+          <w:color w:val="8B1E2D"/>
+          <w:sz w:val="19"/>
+          <w:szCs w:val="19"/>
+        </w:rPr>
+        <w:t xml:space="preserve">is_super_admin()</w:t>
+      </w:r>
+      <w:r>
+        <w:rPr>
+          <w:rFonts w:ascii="Calibri" w:cs="Calibri" w:eastAsia="Calibri" w:hAnsi="Calibri"/>
+          <w:b w:val="false"/>
+          <w:bCs w:val="false"/>
+          <w:i w:val="false"/>
+          <w:iCs w:val="false"/>
+          <w:color w:val="1A1A1A"/>
+          <w:sz w:val="21"/>
+          <w:szCs w:val="21"/>
+        </w:rPr>
+        <w:t xml:space="preserve"> and </w:t>
+      </w:r>
+      <w:r>
+        <w:rPr>
+          <w:rFonts w:ascii="Consolas" w:cs="Consolas" w:eastAsia="Consolas" w:hAnsi="Consolas"/>
+          <w:b w:val="false"/>
+          <w:bCs w:val="false"/>
+          <w:i w:val="false"/>
+          <w:iCs w:val="false"/>
+          <w:color w:val="8B1E2D"/>
+          <w:sz w:val="19"/>
+          <w:szCs w:val="19"/>
+        </w:rPr>
+        <w:t xml:space="preserve">my_lecturer_id()</w:t>
+      </w:r>
+      <w:r>
+        <w:rPr>
+          <w:rFonts w:ascii="Calibri" w:cs="Calibri" w:eastAsia="Calibri" w:hAnsi="Calibri"/>
+          <w:b w:val="false"/>
+          <w:bCs w:val="false"/>
+          <w:i w:val="false"/>
+          <w:iCs w:val="false"/>
+          <w:color w:val="1A1A1A"/>
+          <w:sz w:val="21"/>
+          <w:szCs w:val="21"/>
+        </w:rPr>
+        <w:t xml:space="preserve">, so from the moment the row is written every policy and function treats the account as nobody, whatever token its browser still holds. Supabase Auth also bans the sign-in, and the app signs the browser out within minutes.</w:t>
+      </w:r>
+    </w:p>
+    <w:p>
+      <w:r>
+        <w:br w:type="page"/>
+      </w:r>
+    </w:p>
+    <w:p>
+      <w:pPr>
+        <w:pStyle w:val="Heading1"/>
+        <w:keepNext/>
+        <w:spacing w:after="170" w:before="380"/>
+      </w:pPr>
+      <w:bookmarkStart w:id="12" w:name="_Toc_12"/>
+      <w:r>
+        <w:rPr>
+          <w:rFonts w:ascii="Calibri" w:cs="Calibri" w:eastAsia="Calibri" w:hAnsi="Calibri"/>
+          <w:b/>
+          <w:bCs/>
+          <w:i w:val="false"/>
+          <w:iCs w:val="false"/>
           <w:color w:val="8B1E2D"/>
           <w:sz w:val="32"/>
           <w:szCs w:val="32"/>
         </w:rPr>
-        <w:t xml:space="preserve">5. What the September 2026 review found</w:t>
-      </w:r>
+        <w:t xml:space="preserve">4. Feedback privacy</w:t>
+      </w:r>
+      <w:bookmarkEnd w:id="12"/>
     </w:p>
     <w:p>
       <w:pPr>
@@ -3174,55 +5116,48 @@
           <w:sz w:val="21"/>
           <w:szCs w:val="21"/>
         </w:rPr>
-        <w:t xml:space="preserve">A full security review was carried out on 9 September 2026. Seven issues were found and fixed. They are recorded here because the reasoning is more useful than the fixes.</w:t>
-      </w:r>
-    </w:p>
-    <w:p>
-      <w:pPr>
-        <w:pStyle w:val="Heading2"/>
-        <w:spacing w:after="120" w:before="300"/>
+        <w:t xml:space="preserve">Feedback needs stronger protection than most data, because the harm from getting it wrong is a student being identified as the author of a criticism.</w:t>
+      </w:r>
+    </w:p>
+    <w:p>
+      <w:pPr>
+        <w:spacing w:after="150" w:line="276"/>
+      </w:pPr>
+      <w:r>
+        <w:rPr>
+          <w:rFonts w:ascii="Calibri" w:cs="Calibri" w:eastAsia="Calibri" w:hAnsi="Calibri"/>
+          <w:b w:val="false"/>
+          <w:bCs w:val="false"/>
+          <w:i w:val="false"/>
+          <w:iCs w:val="false"/>
+          <w:color w:val="1A1A1A"/>
+          <w:sz w:val="21"/>
+          <w:szCs w:val="21"/>
+        </w:rPr>
+        <w:t xml:space="preserve">Three separate mechanisms protect it.</w:t>
+      </w:r>
+    </w:p>
+    <w:p>
+      <w:pPr>
+        <w:pStyle w:val="ListParagraph"/>
+        <w:numPr>
+          <w:ilvl w:val="0"/>
+          <w:numId w:val="101"/>
+        </w:numPr>
+        <w:spacing w:after="80" w:line="276"/>
       </w:pPr>
       <w:r>
         <w:rPr>
           <w:rFonts w:ascii="Calibri" w:cs="Calibri" w:eastAsia="Calibri" w:hAnsi="Calibri"/>
           <w:b/>
           <w:bCs/>
-          <w:color w:val="1A1A1A"/>
-          <w:sz w:val="26"/>
-          <w:szCs w:val="26"/>
-        </w:rPr>
-        <w:t xml:space="preserve">5.1 Guards that failed open</w:t>
-      </w:r>
-    </w:p>
-    <w:p>
-      <w:pPr>
-        <w:spacing w:after="150" w:line="276"/>
-      </w:pPr>
-      <w:r>
-        <w:rPr>
-          <w:rFonts w:ascii="Calibri" w:cs="Calibri" w:eastAsia="Calibri" w:hAnsi="Calibri"/>
-          <w:b w:val="false"/>
-          <w:bCs w:val="false"/>
           <w:i w:val="false"/>
           <w:iCs w:val="false"/>
           <w:color w:val="1A1A1A"/>
           <w:sz w:val="21"/>
           <w:szCs w:val="21"/>
         </w:rPr>
-        <w:t xml:space="preserve">Several privileged functions checked the caller like this: </w:t>
-      </w:r>
-      <w:r>
-        <w:rPr>
-          <w:rFonts w:ascii="Consolas" w:cs="Consolas" w:eastAsia="Consolas" w:hAnsi="Consolas"/>
-          <w:b w:val="false"/>
-          <w:bCs w:val="false"/>
-          <w:i w:val="false"/>
-          <w:iCs w:val="false"/>
-          <w:color w:val="8B1E2D"/>
-          <w:sz w:val="19"/>
-          <w:szCs w:val="19"/>
-        </w:rPr>
-        <w:t xml:space="preserve">if get_my_role() &lt;&gt; 'super_admin' then raise ...</w:t>
+        <w:t xml:space="preserve">The anonymous flag.</w:t>
       </w:r>
       <w:r>
         <w:rPr>
@@ -3235,38 +5170,30 @@
           <w:sz w:val="21"/>
           <w:szCs w:val="21"/>
         </w:rPr>
-        <w:t xml:space="preserve">.</w:t>
-      </w:r>
-    </w:p>
-    <w:p>
-      <w:pPr>
-        <w:spacing w:after="150" w:line="276"/>
-      </w:pPr>
-      <w:r>
-        <w:rPr>
-          <w:rFonts w:ascii="Calibri" w:cs="Calibri" w:eastAsia="Calibri" w:hAnsi="Calibri"/>
-          <w:b w:val="false"/>
-          <w:bCs w:val="false"/>
+        <w:t xml:space="preserve"> A submission marked anonymous is never joined back to the student in any report.</w:t>
+      </w:r>
+    </w:p>
+    <w:p>
+      <w:pPr>
+        <w:pStyle w:val="ListParagraph"/>
+        <w:numPr>
+          <w:ilvl w:val="0"/>
+          <w:numId w:val="101"/>
+        </w:numPr>
+        <w:spacing w:after="80" w:line="276"/>
+      </w:pPr>
+      <w:r>
+        <w:rPr>
+          <w:rFonts w:ascii="Calibri" w:cs="Calibri" w:eastAsia="Calibri" w:hAnsi="Calibri"/>
+          <w:b/>
+          <w:bCs/>
           <w:i w:val="false"/>
           <w:iCs w:val="false"/>
           <w:color w:val="1A1A1A"/>
           <w:sz w:val="21"/>
           <w:szCs w:val="21"/>
         </w:rPr>
-        <w:t xml:space="preserve">In PostgreSQL, </w:t>
-      </w:r>
-      <w:r>
-        <w:rPr>
-          <w:rFonts w:ascii="Consolas" w:cs="Consolas" w:eastAsia="Consolas" w:hAnsi="Consolas"/>
-          <w:b w:val="false"/>
-          <w:bCs w:val="false"/>
-          <w:i w:val="false"/>
-          <w:iCs w:val="false"/>
-          <w:color w:val="8B1E2D"/>
-          <w:sz w:val="19"/>
-          <w:szCs w:val="19"/>
-        </w:rPr>
-        <w:t xml:space="preserve">NULL &lt;&gt; 'super_admin'</w:t>
+        <w:t xml:space="preserve">The response threshold.</w:t>
       </w:r>
       <w:r>
         <w:rPr>
@@ -3279,38 +5206,30 @@
           <w:sz w:val="21"/>
           <w:szCs w:val="21"/>
         </w:rPr>
-        <w:t xml:space="preserve"> evaluates to NULL, not to true. So when the role came back as NULL, the exception never fired and the function did the privileged work anyway.</w:t>
-      </w:r>
-    </w:p>
-    <w:p>
-      <w:pPr>
-        <w:spacing w:after="150" w:line="276"/>
-      </w:pPr>
-      <w:r>
-        <w:rPr>
-          <w:rFonts w:ascii="Calibri" w:cs="Calibri" w:eastAsia="Calibri" w:hAnsi="Calibri"/>
-          <w:b w:val="false"/>
-          <w:bCs w:val="false"/>
+        <w:t xml:space="preserve"> The setting feedback_min_responses_for_analytics is 5 in the Faculty rule (it is 1 while PES is tested by one developer, and goes back to 5 before release). Below that many responses, nobody may see the analytics at all — not the lecturer, not the head of department. A class of three cannot be de-anonymised by arithmetic.</w:t>
+      </w:r>
+    </w:p>
+    <w:p>
+      <w:pPr>
+        <w:pStyle w:val="ListParagraph"/>
+        <w:numPr>
+          <w:ilvl w:val="0"/>
+          <w:numId w:val="101"/>
+        </w:numPr>
+        <w:spacing w:after="80" w:line="276"/>
+      </w:pPr>
+      <w:r>
+        <w:rPr>
+          <w:rFonts w:ascii="Calibri" w:cs="Calibri" w:eastAsia="Calibri" w:hAnsi="Calibri"/>
+          <w:b/>
+          <w:bCs/>
           <w:i w:val="false"/>
           <w:iCs w:val="false"/>
           <w:color w:val="1A1A1A"/>
           <w:sz w:val="21"/>
           <w:szCs w:val="21"/>
         </w:rPr>
-        <w:t xml:space="preserve">Fixed by making </w:t>
-      </w:r>
-      <w:r>
-        <w:rPr>
-          <w:rFonts w:ascii="Consolas" w:cs="Consolas" w:eastAsia="Consolas" w:hAnsi="Consolas"/>
-          <w:b w:val="false"/>
-          <w:bCs w:val="false"/>
-          <w:i w:val="false"/>
-          <w:iCs w:val="false"/>
-          <w:color w:val="8B1E2D"/>
-          <w:sz w:val="19"/>
-          <w:szCs w:val="19"/>
-        </w:rPr>
-        <w:t xml:space="preserve">get_my_role()</w:t>
+        <w:t xml:space="preserve">Separate functions for ratings and comments.</w:t>
       </w:r>
       <w:r>
         <w:rPr>
@@ -3323,86 +5242,7 @@
           <w:sz w:val="21"/>
           <w:szCs w:val="21"/>
         </w:rPr>
-        <w:t xml:space="preserve"> return empty text instead of NULL, and wrapping the remaining comparisons in </w:t>
-      </w:r>
-      <w:r>
-        <w:rPr>
-          <w:rFonts w:ascii="Consolas" w:cs="Consolas" w:eastAsia="Consolas" w:hAnsi="Consolas"/>
-          <w:b w:val="false"/>
-          <w:bCs w:val="false"/>
-          <w:i w:val="false"/>
-          <w:iCs w:val="false"/>
-          <w:color w:val="8B1E2D"/>
-          <w:sz w:val="19"/>
-          <w:szCs w:val="19"/>
-        </w:rPr>
-        <w:t xml:space="preserve">coalesce(...)</w:t>
-      </w:r>
-      <w:r>
-        <w:rPr>
-          <w:rFonts w:ascii="Calibri" w:cs="Calibri" w:eastAsia="Calibri" w:hAnsi="Calibri"/>
-          <w:b w:val="false"/>
-          <w:bCs w:val="false"/>
-          <w:i w:val="false"/>
-          <w:iCs w:val="false"/>
-          <w:color w:val="1A1A1A"/>
-          <w:sz w:val="21"/>
-          <w:szCs w:val="21"/>
-        </w:rPr>
-        <w:t xml:space="preserve">.</w:t>
-      </w:r>
-    </w:p>
-    <w:p>
-      <w:pPr>
-        <w:pStyle w:val="Heading2"/>
-        <w:spacing w:after="120" w:before="300"/>
-      </w:pPr>
-      <w:r>
-        <w:rPr>
-          <w:rFonts w:ascii="Calibri" w:cs="Calibri" w:eastAsia="Calibri" w:hAnsi="Calibri"/>
-          <w:b/>
-          <w:bCs/>
-          <w:color w:val="1A1A1A"/>
-          <w:sz w:val="26"/>
-          <w:szCs w:val="26"/>
-        </w:rPr>
-        <w:t xml:space="preserve">5.2 Functions callable by anyone</w:t>
-      </w:r>
-    </w:p>
-    <w:p>
-      <w:pPr>
-        <w:spacing w:after="150" w:line="276"/>
-      </w:pPr>
-      <w:r>
-        <w:rPr>
-          <w:rFonts w:ascii="Calibri" w:cs="Calibri" w:eastAsia="Calibri" w:hAnsi="Calibri"/>
-          <w:b w:val="false"/>
-          <w:bCs w:val="false"/>
-          <w:i w:val="false"/>
-          <w:iCs w:val="false"/>
-          <w:color w:val="1A1A1A"/>
-          <w:sz w:val="21"/>
-          <w:szCs w:val="21"/>
-        </w:rPr>
-        <w:t xml:space="preserve">PostgreSQL grants EXECUTE on every new function to PUBLIC by default, and PUBLIC includes the anonymous, not-signed-in role. Combined with the previous issue, an anonymous caller could reach privileged functions.</w:t>
-      </w:r>
-    </w:p>
-    <w:p>
-      <w:pPr>
-        <w:spacing w:after="150" w:line="276"/>
-      </w:pPr>
-      <w:r>
-        <w:rPr>
-          <w:rFonts w:ascii="Calibri" w:cs="Calibri" w:eastAsia="Calibri" w:hAnsi="Calibri"/>
-          <w:b w:val="false"/>
-          <w:bCs w:val="false"/>
-          <w:i w:val="false"/>
-          <w:iCs w:val="false"/>
-          <w:color w:val="1A1A1A"/>
-          <w:sz w:val="21"/>
-          <w:szCs w:val="21"/>
-        </w:rPr>
-        <w:t xml:space="preserve">Fixed by revoking execute from PUBLIC and anon across every function, re-granting only where it had genuinely been held, and then changing the default so new functions do not repeat the mistake:</w:t>
+        <w:t xml:space="preserve"> Free-text comments come from a different function than the numbers, so releasing one does not release the other.</w:t>
       </w:r>
     </w:p>
     <w:tbl>
@@ -3424,40 +5264,48 @@
         <w:tc>
           <w:tcPr>
             <w:tcW w:type="dxa" w:w="9026"/>
-            <w:shd w:fill="F5F5F2" w:color="auto" w:val="clear"/>
-            <w:tcMar>
-              <w:top w:type="dxa" w:w="120"/>
-              <w:left w:type="dxa" w:w="160"/>
-              <w:bottom w:type="dxa" w:w="120"/>
-              <w:right w:type="dxa" w:w="160"/>
-            </w:tcMar>
-          </w:tcPr>
-          <w:p>
-            <w:pPr>
-              <w:spacing w:after="20" w:line="240"/>
-            </w:pPr>
-            <w:r>
-              <w:rPr>
-                <w:rFonts w:ascii="Consolas" w:cs="Consolas" w:eastAsia="Consolas" w:hAnsi="Consolas"/>
-                <w:color w:val="23303B"/>
-                <w:sz w:val="18"/>
-                <w:szCs w:val="18"/>
-              </w:rPr>
-              <w:t xml:space="preserve">alter default privileges in schema public</w:t>
-            </w:r>
-          </w:p>
-          <w:p>
-            <w:pPr>
-              <w:spacing w:after="20" w:line="240"/>
-            </w:pPr>
-            <w:r>
-              <w:rPr>
-                <w:rFonts w:ascii="Consolas" w:cs="Consolas" w:eastAsia="Consolas" w:hAnsi="Consolas"/>
-                <w:color w:val="23303B"/>
-                <w:sz w:val="18"/>
-                <w:szCs w:val="18"/>
-              </w:rPr>
-              <w:t xml:space="preserve">  revoke execute on functions from public;</w:t>
+            <w:shd w:fill="F3F1EC" w:color="auto" w:val="clear"/>
+            <w:tcMar>
+              <w:top w:type="dxa" w:w="130"/>
+              <w:left w:type="dxa" w:w="170"/>
+              <w:bottom w:type="dxa" w:w="130"/>
+              <w:right w:type="dxa" w:w="170"/>
+            </w:tcMar>
+          </w:tcPr>
+          <w:p>
+            <w:pPr>
+              <w:spacing w:after="60"/>
+            </w:pPr>
+            <w:r>
+              <w:rPr>
+                <w:rFonts w:ascii="Calibri" w:cs="Calibri" w:eastAsia="Calibri" w:hAnsi="Calibri"/>
+                <w:b/>
+                <w:bCs/>
+                <w:i w:val="false"/>
+                <w:iCs w:val="false"/>
+                <w:color w:val="8B1E2D"/>
+                <w:sz w:val="17"/>
+                <w:szCs w:val="17"/>
+              </w:rPr>
+              <w:t xml:space="preserve">WHY THE THRESHOLD IS THE IMPORTANT ONE</w:t>
+            </w:r>
+          </w:p>
+          <w:p>
+            <w:pPr>
+              <w:spacing w:line="276"/>
+            </w:pPr>
+            <w:r>
+              <w:rPr>
+                <w:rFonts w:ascii="Calibri" w:cs="Calibri" w:eastAsia="Calibri" w:hAnsi="Calibri"/>
+                <w:b w:val="false"/>
+                <w:bCs w:val="false"/>
+                <w:i w:val="false"/>
+                <w:iCs w:val="false"/>
+                <w:color w:val="1A1A1A"/>
+                <w:sz w:val="20"/>
+                <w:szCs w:val="20"/>
+              </w:rPr>
+              <w:t xml:space="preserve">Anonymity is not just about removing a name. If only two people answered and one said the module was badly organised, the lecturer can often work out who. A minimum response count is the only real defence against that, and it has to be enforced in the database rather than left to a report writer to remember.</w:t>
             </w:r>
           </w:p>
         </w:tc>
@@ -3465,20 +5313,75 @@
     </w:tbl>
     <w:p>
       <w:pPr>
-        <w:pStyle w:val="Heading2"/>
-        <w:spacing w:after="120" w:before="300"/>
-      </w:pPr>
+        <w:spacing w:after="0" w:line="120" w:lineRule="exact"/>
+      </w:pPr>
+    </w:p>
+    <w:p>
+      <w:r>
+        <w:br w:type="page"/>
+      </w:r>
+    </w:p>
+    <w:p>
+      <w:pPr>
+        <w:pStyle w:val="Heading1"/>
+        <w:keepNext/>
+        <w:spacing w:after="170" w:before="380"/>
+      </w:pPr>
+      <w:bookmarkStart w:id="13" w:name="_Toc_13"/>
       <w:r>
         <w:rPr>
           <w:rFonts w:ascii="Calibri" w:cs="Calibri" w:eastAsia="Calibri" w:hAnsi="Calibri"/>
           <w:b/>
           <w:bCs/>
+          <w:i w:val="false"/>
+          <w:iCs w:val="false"/>
+          <w:color w:val="8B1E2D"/>
+          <w:sz w:val="32"/>
+          <w:szCs w:val="32"/>
+        </w:rPr>
+        <w:t xml:space="preserve">5. What the September 2026 review found</w:t>
+      </w:r>
+      <w:bookmarkEnd w:id="13"/>
+    </w:p>
+    <w:p>
+      <w:pPr>
+        <w:spacing w:after="150" w:line="276"/>
+      </w:pPr>
+      <w:r>
+        <w:rPr>
+          <w:rFonts w:ascii="Calibri" w:cs="Calibri" w:eastAsia="Calibri" w:hAnsi="Calibri"/>
+          <w:b w:val="false"/>
+          <w:bCs w:val="false"/>
+          <w:i w:val="false"/>
+          <w:iCs w:val="false"/>
+          <w:color w:val="1A1A1A"/>
+          <w:sz w:val="21"/>
+          <w:szCs w:val="21"/>
+        </w:rPr>
+        <w:t xml:space="preserve">A full security review was carried out on 9 September 2026. Seven issues were found and fixed. They are recorded here because the reasoning is more useful than the fixes.</w:t>
+      </w:r>
+    </w:p>
+    <w:p>
+      <w:pPr>
+        <w:pStyle w:val="Heading2"/>
+        <w:keepNext/>
+        <w:spacing w:after="120" w:before="300"/>
+      </w:pPr>
+      <w:bookmarkStart w:id="14" w:name="_Toc_14"/>
+      <w:r>
+        <w:rPr>
+          <w:rFonts w:ascii="Calibri" w:cs="Calibri" w:eastAsia="Calibri" w:hAnsi="Calibri"/>
+          <w:b/>
+          <w:bCs/>
+          <w:i w:val="false"/>
+          <w:iCs w:val="false"/>
           <w:color w:val="1A1A1A"/>
           <w:sz w:val="26"/>
           <w:szCs w:val="26"/>
         </w:rPr>
-        <w:t xml:space="preserve">5.3 A cross-role data leak</w:t>
-      </w:r>
+        <w:t xml:space="preserve">5.1 Guards that failed open</w:t>
+      </w:r>
+      <w:bookmarkEnd w:id="14"/>
     </w:p>
     <w:p>
       <w:pPr>
@@ -3495,42 +5398,7 @@
           <w:sz w:val="21"/>
           <w:szCs w:val="21"/>
         </w:rPr>
-        <w:t xml:space="preserve">A lecturer could read all 167 student rows rather than only the students they taught. This was proved by running the real query as a real lecturer, then proved closed the same way.</w:t>
-      </w:r>
-    </w:p>
-    <w:p>
-      <w:pPr>
-        <w:pStyle w:val="Heading2"/>
-        <w:spacing w:after="120" w:before="300"/>
-      </w:pPr>
-      <w:r>
-        <w:rPr>
-          <w:rFonts w:ascii="Calibri" w:cs="Calibri" w:eastAsia="Calibri" w:hAnsi="Calibri"/>
-          <w:b/>
-          <w:bCs/>
-          <w:color w:val="1A1A1A"/>
-          <w:sz w:val="26"/>
-          <w:szCs w:val="26"/>
-        </w:rPr>
-        <w:t xml:space="preserve">5.4 Three tables readable before signing in</w:t>
-      </w:r>
-    </w:p>
-    <w:p>
-      <w:pPr>
-        <w:spacing w:after="150" w:line="276"/>
-      </w:pPr>
-      <w:r>
-        <w:rPr>
-          <w:rFonts w:ascii="Calibri" w:cs="Calibri" w:eastAsia="Calibri" w:hAnsi="Calibri"/>
-          <w:b w:val="false"/>
-          <w:bCs w:val="false"/>
-          <w:i w:val="false"/>
-          <w:iCs w:val="false"/>
-          <w:color w:val="1A1A1A"/>
-          <w:sz w:val="21"/>
-          <w:szCs w:val="21"/>
-        </w:rPr>
-        <w:t xml:space="preserve">Three policies were written </w:t>
+        <w:t xml:space="preserve">Several privileged functions checked the caller like this: </w:t>
       </w:r>
       <w:r>
         <w:rPr>
@@ -3543,7 +5411,7 @@
           <w:sz w:val="19"/>
           <w:szCs w:val="19"/>
         </w:rPr>
-        <w:t xml:space="preserve">to public</w:t>
+        <w:t xml:space="preserve">if get_my_role() &lt;&gt; 'super_admin' then raise ...</w:t>
       </w:r>
       <w:r>
         <w:rPr>
@@ -3556,7 +5424,25 @@
           <w:sz w:val="21"/>
           <w:szCs w:val="21"/>
         </w:rPr>
-        <w:t xml:space="preserve"> rather than </w:t>
+        <w:t xml:space="preserve">.</w:t>
+      </w:r>
+    </w:p>
+    <w:p>
+      <w:pPr>
+        <w:spacing w:after="150" w:line="276"/>
+      </w:pPr>
+      <w:r>
+        <w:rPr>
+          <w:rFonts w:ascii="Calibri" w:cs="Calibri" w:eastAsia="Calibri" w:hAnsi="Calibri"/>
+          <w:b w:val="false"/>
+          <w:bCs w:val="false"/>
+          <w:i w:val="false"/>
+          <w:iCs w:val="false"/>
+          <w:color w:val="1A1A1A"/>
+          <w:sz w:val="21"/>
+          <w:szCs w:val="21"/>
+        </w:rPr>
+        <w:t xml:space="preserve">In PostgreSQL, </w:t>
       </w:r>
       <w:r>
         <w:rPr>
@@ -3569,7 +5455,7 @@
           <w:sz w:val="19"/>
           <w:szCs w:val="19"/>
         </w:rPr>
-        <w:t xml:space="preserve">to authenticated</w:t>
+        <w:t xml:space="preserve">NULL &lt;&gt; 'super_admin'</w:t>
       </w:r>
       <w:r>
         <w:rPr>
@@ -3582,24 +5468,7 @@
           <w:sz w:val="21"/>
           <w:szCs w:val="21"/>
         </w:rPr>
-        <w:t xml:space="preserve">, so a visitor with no account could read them. Corrected, and write permissions were revoked from the anonymous role across every table.</w:t>
-      </w:r>
-    </w:p>
-    <w:p>
-      <w:pPr>
-        <w:pStyle w:val="Heading2"/>
-        <w:spacing w:after="120" w:before="300"/>
-      </w:pPr>
-      <w:r>
-        <w:rPr>
-          <w:rFonts w:ascii="Calibri" w:cs="Calibri" w:eastAsia="Calibri" w:hAnsi="Calibri"/>
-          <w:b/>
-          <w:bCs/>
-          <w:color w:val="1A1A1A"/>
-          <w:sz w:val="26"/>
-          <w:szCs w:val="26"/>
-        </w:rPr>
-        <w:t xml:space="preserve">5.5 A feedback table that accepted forged rows</w:t>
+        <w:t xml:space="preserve"> evaluates to NULL, not to true. So when the role came back as NULL, the exception never fired and the function did the privileged work anyway.</w:t>
       </w:r>
     </w:p>
     <w:p>
@@ -3617,42 +5486,7 @@
           <w:sz w:val="21"/>
           <w:szCs w:val="21"/>
         </w:rPr>
-        <w:t xml:space="preserve">A legacy insert policy did not check that the student_id being written matched the caller, so a signed-in user could insert feedback attributed to somebody else. Replaced with a policy that checks it.</w:t>
-      </w:r>
-    </w:p>
-    <w:p>
-      <w:pPr>
-        <w:pStyle w:val="Heading2"/>
-        <w:spacing w:after="120" w:before="300"/>
-      </w:pPr>
-      <w:r>
-        <w:rPr>
-          <w:rFonts w:ascii="Calibri" w:cs="Calibri" w:eastAsia="Calibri" w:hAnsi="Calibri"/>
-          <w:b/>
-          <w:bCs/>
-          <w:color w:val="1A1A1A"/>
-          <w:sz w:val="26"/>
-          <w:szCs w:val="26"/>
-        </w:rPr>
-        <w:t xml:space="preserve">5.6 The lecturers table</w:t>
-      </w:r>
-    </w:p>
-    <w:p>
-      <w:pPr>
-        <w:spacing w:after="150" w:line="276"/>
-      </w:pPr>
-      <w:r>
-        <w:rPr>
-          <w:rFonts w:ascii="Calibri" w:cs="Calibri" w:eastAsia="Calibri" w:hAnsi="Calibri"/>
-          <w:b w:val="false"/>
-          <w:bCs w:val="false"/>
-          <w:i w:val="false"/>
-          <w:iCs w:val="false"/>
-          <w:color w:val="1A1A1A"/>
-          <w:sz w:val="21"/>
-          <w:szCs w:val="21"/>
-        </w:rPr>
-        <w:t xml:space="preserve">The read policy was </w:t>
+        <w:t xml:space="preserve">Fixed by making </w:t>
       </w:r>
       <w:r>
         <w:rPr>
@@ -3665,7 +5499,7 @@
           <w:sz w:val="19"/>
           <w:szCs w:val="19"/>
         </w:rPr>
-        <w:t xml:space="preserve">using (true)</w:t>
+        <w:t xml:space="preserve">get_my_role()</w:t>
       </w:r>
       <w:r>
         <w:rPr>
@@ -3678,7 +5512,7 @@
           <w:sz w:val="21"/>
           <w:szCs w:val="21"/>
         </w:rPr>
-        <w:t xml:space="preserve">, so every signed-in user — including every student — could read all 41 staff rows with every column, including </w:t>
+        <w:t xml:space="preserve"> return empty text instead of NULL, and wrapping the remaining comparisons in </w:t>
       </w:r>
       <w:r>
         <w:rPr>
@@ -3691,7 +5525,7 @@
           <w:sz w:val="19"/>
           <w:szCs w:val="19"/>
         </w:rPr>
-        <w:t xml:space="preserve">auth_user_id</w:t>
+        <w:t xml:space="preserve">coalesce(...)</w:t>
       </w:r>
       <w:r>
         <w:rPr>
@@ -3704,25 +5538,30 @@
           <w:sz w:val="21"/>
           <w:szCs w:val="21"/>
         </w:rPr>
-        <w:t xml:space="preserve">, the identifier the whole security model compares against. Narrowed to the caller's own row on 9 September 2026.</w:t>
+        <w:t xml:space="preserve">.</w:t>
       </w:r>
     </w:p>
     <w:p>
       <w:pPr>
         <w:pStyle w:val="Heading2"/>
+        <w:keepNext/>
         <w:spacing w:after="120" w:before="300"/>
       </w:pPr>
+      <w:bookmarkStart w:id="15" w:name="_Toc_15"/>
       <w:r>
         <w:rPr>
           <w:rFonts w:ascii="Calibri" w:cs="Calibri" w:eastAsia="Calibri" w:hAnsi="Calibri"/>
           <w:b/>
           <w:bCs/>
+          <w:i w:val="false"/>
+          <w:iCs w:val="false"/>
           <w:color w:val="1A1A1A"/>
           <w:sz w:val="26"/>
           <w:szCs w:val="26"/>
         </w:rPr>
-        <w:t xml:space="preserve">5.7 Results were readable through an unguarded view</w:t>
-      </w:r>
+        <w:t xml:space="preserve">5.2 Functions callable by anyone</w:t>
+      </w:r>
+      <w:bookmarkEnd w:id="15"/>
     </w:p>
     <w:p>
       <w:pPr>
@@ -3739,21 +5578,13 @@
           <w:sz w:val="21"/>
           <w:szCs w:val="21"/>
         </w:rPr>
-        <w:t xml:space="preserve">The </w:t>
-      </w:r>
-      <w:r>
-        <w:rPr>
-          <w:rFonts w:ascii="Consolas" w:cs="Consolas" w:eastAsia="Consolas" w:hAnsi="Consolas"/>
-          <w:b w:val="false"/>
-          <w:bCs w:val="false"/>
-          <w:i w:val="false"/>
-          <w:iCs w:val="false"/>
-          <w:color w:val="8B1E2D"/>
-          <w:sz w:val="19"/>
-          <w:szCs w:val="19"/>
-        </w:rPr>
-        <w:t xml:space="preserve">my_published_results</w:t>
-      </w:r>
+        <w:t xml:space="preserve">PostgreSQL grants EXECUTE on every new function to PUBLIC by default, and PUBLIC includes the anonymous, not-signed-in role. Combined with the previous issue, an anonymous caller could reach privileged functions.</w:t>
+      </w:r>
+    </w:p>
+    <w:p>
+      <w:pPr>
+        <w:spacing w:after="150" w:line="276"/>
+      </w:pPr>
       <w:r>
         <w:rPr>
           <w:rFonts w:ascii="Calibri" w:cs="Calibri" w:eastAsia="Calibri" w:hAnsi="Calibri"/>
@@ -3765,842 +5596,7 @@
           <w:sz w:val="21"/>
           <w:szCs w:val="21"/>
         </w:rPr>
-        <w:t xml:space="preserve"> view did not have the security_barrier option set, which in some cases lets a cleverly written query see rows the view was meant to filter. The option was set, and the search path was pinned on three functions that had been left unpinned.</w:t>
-      </w:r>
-    </w:p>
-    <w:p>
-      <w:pPr>
-        <w:pStyle w:val="Heading2"/>
-        <w:spacing w:after="120" w:before="300"/>
-      </w:pPr>
-      <w:r>
-        <w:rPr>
-          <w:rFonts w:ascii="Calibri" w:cs="Calibri" w:eastAsia="Calibri" w:hAnsi="Calibri"/>
-          <w:b/>
-          <w:bCs/>
-          <w:color w:val="1A1A1A"/>
-          <w:sz w:val="26"/>
-          <w:szCs w:val="26"/>
-        </w:rPr>
-        <w:t xml:space="preserve">5.8 The results, in numbers</w:t>
-      </w:r>
-    </w:p>
-    <w:tbl>
-      <w:tblPr>
-        <w:tblW w:type="dxa" w:w="9026"/>
-        <w:tblBorders>
-          <w:top w:val="single" w:color="C9C9C9" w:sz="4"/>
-          <w:left w:val="single" w:color="C9C9C9" w:sz="4"/>
-          <w:bottom w:val="single" w:color="C9C9C9" w:sz="4"/>
-          <w:right w:val="single" w:color="C9C9C9" w:sz="4"/>
-          <w:insideH w:val="single" w:color="C9C9C9" w:sz="4"/>
-          <w:insideV w:val="single" w:color="C9C9C9" w:sz="4"/>
-        </w:tblBorders>
-      </w:tblPr>
-      <w:tblGrid>
-        <w:gridCol w:w="3600"/>
-        <w:gridCol w:w="2400"/>
-        <w:gridCol w:w="3026"/>
-      </w:tblGrid>
-      <w:tr>
-        <w:trPr>
-          <w:tblHeader/>
-        </w:trPr>
-        <w:tc>
-          <w:tcPr>
-            <w:tcW w:type="dxa" w:w="3600"/>
-            <w:shd w:fill="8B1E2D" w:color="auto" w:val="clear"/>
-            <w:tcMar>
-              <w:top w:type="dxa" w:w="90"/>
-              <w:left w:type="dxa" w:w="120"/>
-              <w:bottom w:type="dxa" w:w="90"/>
-              <w:right w:type="dxa" w:w="120"/>
-            </w:tcMar>
-          </w:tcPr>
-          <w:p>
-            <w:pPr>
-              <w:spacing w:after="0" w:line="250"/>
-            </w:pPr>
-            <w:r>
-              <w:rPr>
-                <w:rFonts w:ascii="Calibri" w:cs="Calibri" w:eastAsia="Calibri" w:hAnsi="Calibri"/>
-                <w:b/>
-                <w:bCs/>
-                <w:color w:val="FFFFFF"/>
-                <w:sz w:val="19"/>
-                <w:szCs w:val="19"/>
-              </w:rPr>
-              <w:t xml:space="preserve">Check</w:t>
-            </w:r>
-          </w:p>
-        </w:tc>
-        <w:tc>
-          <w:tcPr>
-            <w:tcW w:type="dxa" w:w="2400"/>
-            <w:shd w:fill="8B1E2D" w:color="auto" w:val="clear"/>
-            <w:tcMar>
-              <w:top w:type="dxa" w:w="90"/>
-              <w:left w:type="dxa" w:w="120"/>
-              <w:bottom w:type="dxa" w:w="90"/>
-              <w:right w:type="dxa" w:w="120"/>
-            </w:tcMar>
-          </w:tcPr>
-          <w:p>
-            <w:pPr>
-              <w:spacing w:after="0" w:line="250"/>
-            </w:pPr>
-            <w:r>
-              <w:rPr>
-                <w:rFonts w:ascii="Calibri" w:cs="Calibri" w:eastAsia="Calibri" w:hAnsi="Calibri"/>
-                <w:b/>
-                <w:bCs/>
-                <w:color w:val="FFFFFF"/>
-                <w:sz w:val="19"/>
-                <w:szCs w:val="19"/>
-              </w:rPr>
-              <w:t xml:space="preserve">Before</w:t>
-            </w:r>
-          </w:p>
-        </w:tc>
-        <w:tc>
-          <w:tcPr>
-            <w:tcW w:type="dxa" w:w="3026"/>
-            <w:shd w:fill="8B1E2D" w:color="auto" w:val="clear"/>
-            <w:tcMar>
-              <w:top w:type="dxa" w:w="90"/>
-              <w:left w:type="dxa" w:w="120"/>
-              <w:bottom w:type="dxa" w:w="90"/>
-              <w:right w:type="dxa" w:w="120"/>
-            </w:tcMar>
-          </w:tcPr>
-          <w:p>
-            <w:pPr>
-              <w:spacing w:after="0" w:line="250"/>
-            </w:pPr>
-            <w:r>
-              <w:rPr>
-                <w:rFonts w:ascii="Calibri" w:cs="Calibri" w:eastAsia="Calibri" w:hAnsi="Calibri"/>
-                <w:b/>
-                <w:bCs/>
-                <w:color w:val="FFFFFF"/>
-                <w:sz w:val="19"/>
-                <w:szCs w:val="19"/>
-              </w:rPr>
-              <w:t xml:space="preserve">After</w:t>
-            </w:r>
-          </w:p>
-        </w:tc>
-      </w:tr>
-      <w:tr>
-        <w:tc>
-          <w:tcPr>
-            <w:tcW w:type="dxa" w:w="3600"/>
-            <w:shd w:fill="FFFFFF" w:color="auto" w:val="clear"/>
-            <w:tcMar>
-              <w:top w:type="dxa" w:w="90"/>
-              <w:left w:type="dxa" w:w="120"/>
-              <w:bottom w:type="dxa" w:w="90"/>
-              <w:right w:type="dxa" w:w="120"/>
-            </w:tcMar>
-          </w:tcPr>
-          <w:p>
-            <w:pPr>
-              <w:spacing w:after="0" w:line="250"/>
-            </w:pPr>
-            <w:r>
-              <w:rPr>
-                <w:rFonts w:ascii="Calibri" w:cs="Calibri" w:eastAsia="Calibri" w:hAnsi="Calibri"/>
-                <w:b w:val="false"/>
-                <w:bCs w:val="false"/>
-                <w:color w:val="1A1A1A"/>
-                <w:sz w:val="19"/>
-                <w:szCs w:val="19"/>
-              </w:rPr>
-              <w:t xml:space="preserve">Student can read lecturer rows</w:t>
-            </w:r>
-          </w:p>
-        </w:tc>
-        <w:tc>
-          <w:tcPr>
-            <w:tcW w:type="dxa" w:w="2400"/>
-            <w:shd w:fill="FFFFFF" w:color="auto" w:val="clear"/>
-            <w:tcMar>
-              <w:top w:type="dxa" w:w="90"/>
-              <w:left w:type="dxa" w:w="120"/>
-              <w:bottom w:type="dxa" w:w="90"/>
-              <w:right w:type="dxa" w:w="120"/>
-            </w:tcMar>
-          </w:tcPr>
-          <w:p>
-            <w:pPr>
-              <w:spacing w:after="0" w:line="250"/>
-            </w:pPr>
-            <w:r>
-              <w:rPr>
-                <w:rFonts w:ascii="Calibri" w:cs="Calibri" w:eastAsia="Calibri" w:hAnsi="Calibri"/>
-                <w:b w:val="false"/>
-                <w:bCs w:val="false"/>
-                <w:color w:val="1A1A1A"/>
-                <w:sz w:val="19"/>
-                <w:szCs w:val="19"/>
-              </w:rPr>
-              <w:t xml:space="preserve">41</w:t>
-            </w:r>
-          </w:p>
-        </w:tc>
-        <w:tc>
-          <w:tcPr>
-            <w:tcW w:type="dxa" w:w="3026"/>
-            <w:shd w:fill="FFFFFF" w:color="auto" w:val="clear"/>
-            <w:tcMar>
-              <w:top w:type="dxa" w:w="90"/>
-              <w:left w:type="dxa" w:w="120"/>
-              <w:bottom w:type="dxa" w:w="90"/>
-              <w:right w:type="dxa" w:w="120"/>
-            </w:tcMar>
-          </w:tcPr>
-          <w:p>
-            <w:pPr>
-              <w:spacing w:after="0" w:line="250"/>
-            </w:pPr>
-            <w:r>
-              <w:rPr>
-                <w:rFonts w:ascii="Calibri" w:cs="Calibri" w:eastAsia="Calibri" w:hAnsi="Calibri"/>
-                <w:b w:val="false"/>
-                <w:bCs w:val="false"/>
-                <w:color w:val="1A1A1A"/>
-                <w:sz w:val="19"/>
-                <w:szCs w:val="19"/>
-              </w:rPr>
-              <w:t xml:space="preserve">0</w:t>
-            </w:r>
-          </w:p>
-        </w:tc>
-      </w:tr>
-      <w:tr>
-        <w:tc>
-          <w:tcPr>
-            <w:tcW w:type="dxa" w:w="3600"/>
-            <w:shd w:fill="FFFFFF" w:color="auto" w:val="clear"/>
-            <w:tcMar>
-              <w:top w:type="dxa" w:w="90"/>
-              <w:left w:type="dxa" w:w="120"/>
-              <w:bottom w:type="dxa" w:w="90"/>
-              <w:right w:type="dxa" w:w="120"/>
-            </w:tcMar>
-          </w:tcPr>
-          <w:p>
-            <w:pPr>
-              <w:spacing w:after="0" w:line="250"/>
-            </w:pPr>
-            <w:r>
-              <w:rPr>
-                <w:rFonts w:ascii="Calibri" w:cs="Calibri" w:eastAsia="Calibri" w:hAnsi="Calibri"/>
-                <w:b w:val="false"/>
-                <w:bCs w:val="false"/>
-                <w:color w:val="1A1A1A"/>
-                <w:sz w:val="19"/>
-                <w:szCs w:val="19"/>
-              </w:rPr>
-              <w:t xml:space="preserve">Lecturer can read student rows</w:t>
-            </w:r>
-          </w:p>
-        </w:tc>
-        <w:tc>
-          <w:tcPr>
-            <w:tcW w:type="dxa" w:w="2400"/>
-            <w:shd w:fill="FFFFFF" w:color="auto" w:val="clear"/>
-            <w:tcMar>
-              <w:top w:type="dxa" w:w="90"/>
-              <w:left w:type="dxa" w:w="120"/>
-              <w:bottom w:type="dxa" w:w="90"/>
-              <w:right w:type="dxa" w:w="120"/>
-            </w:tcMar>
-          </w:tcPr>
-          <w:p>
-            <w:pPr>
-              <w:spacing w:after="0" w:line="250"/>
-            </w:pPr>
-            <w:r>
-              <w:rPr>
-                <w:rFonts w:ascii="Calibri" w:cs="Calibri" w:eastAsia="Calibri" w:hAnsi="Calibri"/>
-                <w:b w:val="false"/>
-                <w:bCs w:val="false"/>
-                <w:color w:val="1A1A1A"/>
-                <w:sz w:val="19"/>
-                <w:szCs w:val="19"/>
-              </w:rPr>
-              <w:t xml:space="preserve">167</w:t>
-            </w:r>
-          </w:p>
-        </w:tc>
-        <w:tc>
-          <w:tcPr>
-            <w:tcW w:type="dxa" w:w="3026"/>
-            <w:shd w:fill="FFFFFF" w:color="auto" w:val="clear"/>
-            <w:tcMar>
-              <w:top w:type="dxa" w:w="90"/>
-              <w:left w:type="dxa" w:w="120"/>
-              <w:bottom w:type="dxa" w:w="90"/>
-              <w:right w:type="dxa" w:w="120"/>
-            </w:tcMar>
-          </w:tcPr>
-          <w:p>
-            <w:pPr>
-              <w:spacing w:after="0" w:line="250"/>
-            </w:pPr>
-            <w:r>
-              <w:rPr>
-                <w:rFonts w:ascii="Calibri" w:cs="Calibri" w:eastAsia="Calibri" w:hAnsi="Calibri"/>
-                <w:b w:val="false"/>
-                <w:bCs w:val="false"/>
-                <w:color w:val="1A1A1A"/>
-                <w:sz w:val="19"/>
-                <w:szCs w:val="19"/>
-              </w:rPr>
-              <w:t xml:space="preserve">only their own students</w:t>
-            </w:r>
-          </w:p>
-        </w:tc>
-      </w:tr>
-      <w:tr>
-        <w:tc>
-          <w:tcPr>
-            <w:tcW w:type="dxa" w:w="3600"/>
-            <w:shd w:fill="FFFFFF" w:color="auto" w:val="clear"/>
-            <w:tcMar>
-              <w:top w:type="dxa" w:w="90"/>
-              <w:left w:type="dxa" w:w="120"/>
-              <w:bottom w:type="dxa" w:w="90"/>
-              <w:right w:type="dxa" w:w="120"/>
-            </w:tcMar>
-          </w:tcPr>
-          <w:p>
-            <w:pPr>
-              <w:spacing w:after="0" w:line="250"/>
-            </w:pPr>
-            <w:r>
-              <w:rPr>
-                <w:rFonts w:ascii="Calibri" w:cs="Calibri" w:eastAsia="Calibri" w:hAnsi="Calibri"/>
-                <w:b w:val="false"/>
-                <w:bCs w:val="false"/>
-                <w:color w:val="1A1A1A"/>
-                <w:sz w:val="19"/>
-                <w:szCs w:val="19"/>
-              </w:rPr>
-              <w:t xml:space="preserve">Tables readable when signed out</w:t>
-            </w:r>
-          </w:p>
-        </w:tc>
-        <w:tc>
-          <w:tcPr>
-            <w:tcW w:type="dxa" w:w="2400"/>
-            <w:shd w:fill="FFFFFF" w:color="auto" w:val="clear"/>
-            <w:tcMar>
-              <w:top w:type="dxa" w:w="90"/>
-              <w:left w:type="dxa" w:w="120"/>
-              <w:bottom w:type="dxa" w:w="90"/>
-              <w:right w:type="dxa" w:w="120"/>
-            </w:tcMar>
-          </w:tcPr>
-          <w:p>
-            <w:pPr>
-              <w:spacing w:after="0" w:line="250"/>
-            </w:pPr>
-            <w:r>
-              <w:rPr>
-                <w:rFonts w:ascii="Calibri" w:cs="Calibri" w:eastAsia="Calibri" w:hAnsi="Calibri"/>
-                <w:b w:val="false"/>
-                <w:bCs w:val="false"/>
-                <w:color w:val="1A1A1A"/>
-                <w:sz w:val="19"/>
-                <w:szCs w:val="19"/>
-              </w:rPr>
-              <w:t xml:space="preserve">3</w:t>
-            </w:r>
-          </w:p>
-        </w:tc>
-        <w:tc>
-          <w:tcPr>
-            <w:tcW w:type="dxa" w:w="3026"/>
-            <w:shd w:fill="FFFFFF" w:color="auto" w:val="clear"/>
-            <w:tcMar>
-              <w:top w:type="dxa" w:w="90"/>
-              <w:left w:type="dxa" w:w="120"/>
-              <w:bottom w:type="dxa" w:w="90"/>
-              <w:right w:type="dxa" w:w="120"/>
-            </w:tcMar>
-          </w:tcPr>
-          <w:p>
-            <w:pPr>
-              <w:spacing w:after="0" w:line="250"/>
-            </w:pPr>
-            <w:r>
-              <w:rPr>
-                <w:rFonts w:ascii="Calibri" w:cs="Calibri" w:eastAsia="Calibri" w:hAnsi="Calibri"/>
-                <w:b w:val="false"/>
-                <w:bCs w:val="false"/>
-                <w:color w:val="1A1A1A"/>
-                <w:sz w:val="19"/>
-                <w:szCs w:val="19"/>
-              </w:rPr>
-              <w:t xml:space="preserve">0</w:t>
-            </w:r>
-          </w:p>
-        </w:tc>
-      </w:tr>
-      <w:tr>
-        <w:tc>
-          <w:tcPr>
-            <w:tcW w:type="dxa" w:w="3600"/>
-            <w:shd w:fill="FFFFFF" w:color="auto" w:val="clear"/>
-            <w:tcMar>
-              <w:top w:type="dxa" w:w="90"/>
-              <w:left w:type="dxa" w:w="120"/>
-              <w:bottom w:type="dxa" w:w="90"/>
-              <w:right w:type="dxa" w:w="120"/>
-            </w:tcMar>
-          </w:tcPr>
-          <w:p>
-            <w:pPr>
-              <w:spacing w:after="0" w:line="250"/>
-            </w:pPr>
-            <w:r>
-              <w:rPr>
-                <w:rFonts w:ascii="Calibri" w:cs="Calibri" w:eastAsia="Calibri" w:hAnsi="Calibri"/>
-                <w:b w:val="false"/>
-                <w:bCs w:val="false"/>
-                <w:color w:val="1A1A1A"/>
-                <w:sz w:val="19"/>
-                <w:szCs w:val="19"/>
-              </w:rPr>
-              <w:t xml:space="preserve">Functions callable by anonymous callers</w:t>
-            </w:r>
-          </w:p>
-        </w:tc>
-        <w:tc>
-          <w:tcPr>
-            <w:tcW w:type="dxa" w:w="2400"/>
-            <w:shd w:fill="FFFFFF" w:color="auto" w:val="clear"/>
-            <w:tcMar>
-              <w:top w:type="dxa" w:w="90"/>
-              <w:left w:type="dxa" w:w="120"/>
-              <w:bottom w:type="dxa" w:w="90"/>
-              <w:right w:type="dxa" w:w="120"/>
-            </w:tcMar>
-          </w:tcPr>
-          <w:p>
-            <w:pPr>
-              <w:spacing w:after="0" w:line="250"/>
-            </w:pPr>
-            <w:r>
-              <w:rPr>
-                <w:rFonts w:ascii="Calibri" w:cs="Calibri" w:eastAsia="Calibri" w:hAnsi="Calibri"/>
-                <w:b w:val="false"/>
-                <w:bCs w:val="false"/>
-                <w:color w:val="1A1A1A"/>
-                <w:sz w:val="19"/>
-                <w:szCs w:val="19"/>
-              </w:rPr>
-              <w:t xml:space="preserve">many</w:t>
-            </w:r>
-          </w:p>
-        </w:tc>
-        <w:tc>
-          <w:tcPr>
-            <w:tcW w:type="dxa" w:w="3026"/>
-            <w:shd w:fill="FFFFFF" w:color="auto" w:val="clear"/>
-            <w:tcMar>
-              <w:top w:type="dxa" w:w="90"/>
-              <w:left w:type="dxa" w:w="120"/>
-              <w:bottom w:type="dxa" w:w="90"/>
-              <w:right w:type="dxa" w:w="120"/>
-            </w:tcMar>
-          </w:tcPr>
-          <w:p>
-            <w:pPr>
-              <w:spacing w:after="0" w:line="250"/>
-            </w:pPr>
-            <w:r>
-              <w:rPr>
-                <w:rFonts w:ascii="Calibri" w:cs="Calibri" w:eastAsia="Calibri" w:hAnsi="Calibri"/>
-                <w:b w:val="false"/>
-                <w:bCs w:val="false"/>
-                <w:color w:val="1A1A1A"/>
-                <w:sz w:val="19"/>
-                <w:szCs w:val="19"/>
-              </w:rPr>
-              <w:t xml:space="preserve">0</w:t>
-            </w:r>
-          </w:p>
-        </w:tc>
-      </w:tr>
-      <w:tr>
-        <w:tc>
-          <w:tcPr>
-            <w:tcW w:type="dxa" w:w="3600"/>
-            <w:shd w:fill="FFFFFF" w:color="auto" w:val="clear"/>
-            <w:tcMar>
-              <w:top w:type="dxa" w:w="90"/>
-              <w:left w:type="dxa" w:w="120"/>
-              <w:bottom w:type="dxa" w:w="90"/>
-              <w:right w:type="dxa" w:w="120"/>
-            </w:tcMar>
-          </w:tcPr>
-          <w:p>
-            <w:pPr>
-              <w:spacing w:after="0" w:line="250"/>
-            </w:pPr>
-            <w:r>
-              <w:rPr>
-                <w:rFonts w:ascii="Calibri" w:cs="Calibri" w:eastAsia="Calibri" w:hAnsi="Calibri"/>
-                <w:b w:val="false"/>
-                <w:bCs w:val="false"/>
-                <w:color w:val="1A1A1A"/>
-                <w:sz w:val="19"/>
-                <w:szCs w:val="19"/>
-              </w:rPr>
-              <w:t xml:space="preserve">RLS query time on a large results read</w:t>
-            </w:r>
-          </w:p>
-        </w:tc>
-        <w:tc>
-          <w:tcPr>
-            <w:tcW w:type="dxa" w:w="2400"/>
-            <w:shd w:fill="FFFFFF" w:color="auto" w:val="clear"/>
-            <w:tcMar>
-              <w:top w:type="dxa" w:w="90"/>
-              <w:left w:type="dxa" w:w="120"/>
-              <w:bottom w:type="dxa" w:w="90"/>
-              <w:right w:type="dxa" w:w="120"/>
-            </w:tcMar>
-          </w:tcPr>
-          <w:p>
-            <w:pPr>
-              <w:spacing w:after="0" w:line="250"/>
-            </w:pPr>
-            <w:r>
-              <w:rPr>
-                <w:rFonts w:ascii="Calibri" w:cs="Calibri" w:eastAsia="Calibri" w:hAnsi="Calibri"/>
-                <w:b w:val="false"/>
-                <w:bCs w:val="false"/>
-                <w:color w:val="1A1A1A"/>
-                <w:sz w:val="19"/>
-                <w:szCs w:val="19"/>
-              </w:rPr>
-              <w:t xml:space="preserve">1,014 ms</w:t>
-            </w:r>
-          </w:p>
-        </w:tc>
-        <w:tc>
-          <w:tcPr>
-            <w:tcW w:type="dxa" w:w="3026"/>
-            <w:shd w:fill="FFFFFF" w:color="auto" w:val="clear"/>
-            <w:tcMar>
-              <w:top w:type="dxa" w:w="90"/>
-              <w:left w:type="dxa" w:w="120"/>
-              <w:bottom w:type="dxa" w:w="90"/>
-              <w:right w:type="dxa" w:w="120"/>
-            </w:tcMar>
-          </w:tcPr>
-          <w:p>
-            <w:pPr>
-              <w:spacing w:after="0" w:line="250"/>
-            </w:pPr>
-            <w:r>
-              <w:rPr>
-                <w:rFonts w:ascii="Calibri" w:cs="Calibri" w:eastAsia="Calibri" w:hAnsi="Calibri"/>
-                <w:b w:val="false"/>
-                <w:bCs w:val="false"/>
-                <w:color w:val="1A1A1A"/>
-                <w:sz w:val="19"/>
-                <w:szCs w:val="19"/>
-              </w:rPr>
-              <w:t xml:space="preserve">220 ms</w:t>
-            </w:r>
-          </w:p>
-        </w:tc>
-      </w:tr>
-      <w:tr>
-        <w:tc>
-          <w:tcPr>
-            <w:tcW w:type="dxa" w:w="3600"/>
-            <w:shd w:fill="FFFFFF" w:color="auto" w:val="clear"/>
-            <w:tcMar>
-              <w:top w:type="dxa" w:w="90"/>
-              <w:left w:type="dxa" w:w="120"/>
-              <w:bottom w:type="dxa" w:w="90"/>
-              <w:right w:type="dxa" w:w="120"/>
-            </w:tcMar>
-          </w:tcPr>
-          <w:p>
-            <w:pPr>
-              <w:spacing w:after="0" w:line="250"/>
-            </w:pPr>
-            <w:r>
-              <w:rPr>
-                <w:rFonts w:ascii="Calibri" w:cs="Calibri" w:eastAsia="Calibri" w:hAnsi="Calibri"/>
-                <w:b w:val="false"/>
-                <w:bCs w:val="false"/>
-                <w:color w:val="1A1A1A"/>
-                <w:sz w:val="19"/>
-                <w:szCs w:val="19"/>
-              </w:rPr>
-              <w:t xml:space="preserve">Pages of data read for that query</w:t>
-            </w:r>
-          </w:p>
-        </w:tc>
-        <w:tc>
-          <w:tcPr>
-            <w:tcW w:type="dxa" w:w="2400"/>
-            <w:shd w:fill="FFFFFF" w:color="auto" w:val="clear"/>
-            <w:tcMar>
-              <w:top w:type="dxa" w:w="90"/>
-              <w:left w:type="dxa" w:w="120"/>
-              <w:bottom w:type="dxa" w:w="90"/>
-              <w:right w:type="dxa" w:w="120"/>
-            </w:tcMar>
-          </w:tcPr>
-          <w:p>
-            <w:pPr>
-              <w:spacing w:after="0" w:line="250"/>
-            </w:pPr>
-            <w:r>
-              <w:rPr>
-                <w:rFonts w:ascii="Calibri" w:cs="Calibri" w:eastAsia="Calibri" w:hAnsi="Calibri"/>
-                <w:b w:val="false"/>
-                <w:bCs w:val="false"/>
-                <w:color w:val="1A1A1A"/>
-                <w:sz w:val="19"/>
-                <w:szCs w:val="19"/>
-              </w:rPr>
-              <w:t xml:space="preserve">96,768</w:t>
-            </w:r>
-          </w:p>
-        </w:tc>
-        <w:tc>
-          <w:tcPr>
-            <w:tcW w:type="dxa" w:w="3026"/>
-            <w:shd w:fill="FFFFFF" w:color="auto" w:val="clear"/>
-            <w:tcMar>
-              <w:top w:type="dxa" w:w="90"/>
-              <w:left w:type="dxa" w:w="120"/>
-              <w:bottom w:type="dxa" w:w="90"/>
-              <w:right w:type="dxa" w:w="120"/>
-            </w:tcMar>
-          </w:tcPr>
-          <w:p>
-            <w:pPr>
-              <w:spacing w:after="0" w:line="250"/>
-            </w:pPr>
-            <w:r>
-              <w:rPr>
-                <w:rFonts w:ascii="Calibri" w:cs="Calibri" w:eastAsia="Calibri" w:hAnsi="Calibri"/>
-                <w:b w:val="false"/>
-                <w:bCs w:val="false"/>
-                <w:color w:val="1A1A1A"/>
-                <w:sz w:val="19"/>
-                <w:szCs w:val="19"/>
-              </w:rPr>
-              <w:t xml:space="preserve">710</w:t>
-            </w:r>
-          </w:p>
-        </w:tc>
-      </w:tr>
-    </w:tbl>
-    <w:p>
-      <w:pPr>
-        <w:pBdr>
-          <w:left w:val="single" w:color="8B1E2D" w:sz="18" w:space="10"/>
-        </w:pBdr>
-        <w:spacing w:after="170" w:before="60" w:line="276"/>
-        <w:ind w:left="220"/>
-      </w:pPr>
-      <w:r>
-        <w:rPr>
-          <w:rFonts w:ascii="Calibri" w:cs="Calibri" w:eastAsia="Calibri" w:hAnsi="Calibri"/>
-          <w:i/>
-          <w:iCs/>
-          <w:color w:val="5A5A5A"/>
-          <w:sz w:val="20"/>
-          <w:szCs w:val="20"/>
-        </w:rPr>
-        <w:t xml:space="preserve">The last two lines are a performance result, not a security one, but they came from the same work. Rewriting the policies so the caller's identity is decided once per query instead of once per row made the query 136 times cheaper in pages read, with identical output.</w:t>
-      </w:r>
-    </w:p>
-    <w:p>
-      <w:pPr>
-        <w:pStyle w:val="Heading2"/>
-        <w:spacing w:after="120" w:before="300"/>
-      </w:pPr>
-      <w:r>
-        <w:rPr>
-          <w:rFonts w:ascii="Calibri" w:cs="Calibri" w:eastAsia="Calibri" w:hAnsi="Calibri"/>
-          <w:b/>
-          <w:bCs/>
-          <w:color w:val="1A1A1A"/>
-          <w:sz w:val="26"/>
-          <w:szCs w:val="26"/>
-        </w:rPr>
-        <w:t xml:space="preserve">5.9 A follow-up on 27 September 2026</w:t>
-      </w:r>
-    </w:p>
-    <w:p>
-      <w:pPr>
-        <w:spacing w:after="150" w:line="276"/>
-      </w:pPr>
-      <w:r>
-        <w:rPr>
-          <w:rFonts w:ascii="Calibri" w:cs="Calibri" w:eastAsia="Calibri" w:hAnsi="Calibri"/>
-          <w:b w:val="false"/>
-          <w:bCs w:val="false"/>
-          <w:i w:val="false"/>
-          <w:iCs w:val="false"/>
-          <w:color w:val="1A1A1A"/>
-          <w:sz w:val="21"/>
-          <w:szCs w:val="21"/>
-        </w:rPr>
-        <w:t xml:space="preserve">The Supabase security advisor, run against the live project, showed that the fix in 5.2 had not held. Thirty-seven SECURITY DEFINER functions were callable by the anonymous role again — every one of them written after 9 September: the notice board, notifications, the grade-point and repeat triggers.</w:t>
-      </w:r>
-    </w:p>
-    <w:p>
-      <w:pPr>
-        <w:spacing w:after="150" w:line="276"/>
-      </w:pPr>
-      <w:r>
-        <w:rPr>
-          <w:rFonts w:ascii="Calibri" w:cs="Calibri" w:eastAsia="Calibri" w:hAnsi="Calibri"/>
-          <w:b w:val="false"/>
-          <w:bCs w:val="false"/>
-          <w:i w:val="false"/>
-          <w:iCs w:val="false"/>
-          <w:color w:val="1A1A1A"/>
-          <w:sz w:val="21"/>
-          <w:szCs w:val="21"/>
-        </w:rPr>
-        <w:t xml:space="preserve">The reason is a lesson in its own right. Revoking EXECUTE from PUBLIC only removes the grant to PUBLIC. Supabase's own default privileges for the postgres role grant EXECUTE to anon, authenticated and service_role by name, so every new function still arrived with an explicit anon grant that the PUBLIC revoke never touched. The guards inside those functions all failed closed, so nothing leaked, but the door was open.</w:t>
-      </w:r>
-    </w:p>
-    <w:p>
-      <w:pPr>
-        <w:spacing w:after="150" w:line="276"/>
-      </w:pPr>
-      <w:r>
-        <w:rPr>
-          <w:rFonts w:ascii="Calibri" w:cs="Calibri" w:eastAsia="Calibri" w:hAnsi="Calibri"/>
-          <w:b w:val="false"/>
-          <w:bCs w:val="false"/>
-          <w:i w:val="false"/>
-          <w:iCs w:val="false"/>
-          <w:color w:val="1A1A1A"/>
-          <w:sz w:val="21"/>
-          <w:szCs w:val="21"/>
-        </w:rPr>
-        <w:t xml:space="preserve">The fix, in a_signed_out_caller_calls_nothing, removes EXECUTE from anon on every function the application owns, keeps exactly what signed-in users already had, removes it from trigger functions altogether (a trigger fires regardless of the caller's EXECUTE privilege), and changes the default by name:</w:t>
-      </w:r>
-    </w:p>
-    <w:p>
-      <w:pPr>
-        <w:spacing w:after="20" w:line="240"/>
-      </w:pPr>
-      <w:r>
-        <w:rPr>
-          <w:rFonts w:ascii="Consolas" w:cs="Consolas" w:eastAsia="Consolas" w:hAnsi="Consolas"/>
-          <w:color w:val="23303B"/>
-          <w:sz w:val="18"/>
-          <w:szCs w:val="18"/>
-        </w:rPr>
-        <w:t xml:space="preserve">alter default privileges for role postgres in schema public</w:t>
-      </w:r>
-    </w:p>
-    <w:p>
-      <w:pPr>
-        <w:spacing w:after="20" w:line="240"/>
-      </w:pPr>
-      <w:r>
-        <w:rPr>
-          <w:rFonts w:ascii="Consolas" w:cs="Consolas" w:eastAsia="Consolas" w:hAnsi="Consolas"/>
-          <w:color w:val="23303B"/>
-          <w:sz w:val="18"/>
-          <w:szCs w:val="18"/>
-        </w:rPr>
-        <w:t xml:space="preserve">  revoke execute on functions from anon;</w:t>
-      </w:r>
-    </w:p>
-    <w:p>
-      <w:pPr>
-        <w:spacing w:after="150" w:line="276"/>
-      </w:pPr>
-      <w:r>
-        <w:rPr>
-          <w:rFonts w:ascii="Calibri" w:cs="Calibri" w:eastAsia="Calibri" w:hAnsi="Calibri"/>
-          <w:b w:val="false"/>
-          <w:bCs w:val="false"/>
-          <w:i w:val="false"/>
-          <w:iCs w:val="false"/>
-          <w:color w:val="1A1A1A"/>
-          <w:sz w:val="21"/>
-          <w:szCs w:val="21"/>
-        </w:rPr>
-        <w:t xml:space="preserve">The same day, the eleven dated backup tables were dropped (one had Row Level Security off), two functions that still resolved names through the caller's search_path were pinned, and the pgvector extension was moved from the public schema into extensions so its hundred-odd functions are no longer exposed beside the application's. After the change the anonymous role can call 0 functions and signed-in users can still call every one of the application's 169 functions they could call before, proved by counting both before and after, and by calling a function as anon and getting "permission denied".</w:t>
-      </w:r>
-    </w:p>
-    <w:p>
-      <w:r>
-        <w:br w:type="page"/>
-      </w:r>
-    </w:p>
-    <w:p>
-      <w:pPr>
-        <w:pStyle w:val="Heading1"/>
-        <w:spacing w:after="170" w:before="380"/>
-      </w:pPr>
-      <w:r>
-        <w:rPr>
-          <w:rFonts w:ascii="Calibri" w:cs="Calibri" w:eastAsia="Calibri" w:hAnsi="Calibri"/>
-          <w:b/>
-          <w:bCs/>
-          <w:color w:val="8B1E2D"/>
-          <w:sz w:val="32"/>
-          <w:szCs w:val="32"/>
-        </w:rPr>
-        <w:t xml:space="preserve">6. How to test a rule yourself</w:t>
-      </w:r>
-    </w:p>
-    <w:p>
-      <w:pPr>
-        <w:spacing w:after="150" w:line="276"/>
-      </w:pPr>
-      <w:r>
-        <w:rPr>
-          <w:rFonts w:ascii="Calibri" w:cs="Calibri" w:eastAsia="Calibri" w:hAnsi="Calibri"/>
-          <w:b w:val="false"/>
-          <w:bCs w:val="false"/>
-          <w:i w:val="false"/>
-          <w:iCs w:val="false"/>
-          <w:color w:val="1A1A1A"/>
-          <w:sz w:val="21"/>
-          <w:szCs w:val="21"/>
-        </w:rPr>
-        <w:t xml:space="preserve">You do not have to trust any of the above. You can check any policy directly, safely, without changing anything.</w:t>
-      </w:r>
-    </w:p>
-    <w:p>
-      <w:pPr>
-        <w:spacing w:after="150" w:line="276"/>
-      </w:pPr>
-      <w:r>
-        <w:rPr>
-          <w:rFonts w:ascii="Calibri" w:cs="Calibri" w:eastAsia="Calibri" w:hAnsi="Calibri"/>
-          <w:b w:val="false"/>
-          <w:bCs w:val="false"/>
-          <w:i w:val="false"/>
-          <w:iCs w:val="false"/>
-          <w:color w:val="1A1A1A"/>
-          <w:sz w:val="21"/>
-          <w:szCs w:val="21"/>
-        </w:rPr>
-        <w:t xml:space="preserve">The trick is to run inside a transaction, pretend to be a particular user, measure, and then roll back.</w:t>
+        <w:t xml:space="preserve">Fixed by revoking execute from PUBLIC and anon across every function, re-granting only where it had genuinely been held, and then changing the default so new functions do not repeat the mistake:</w:t>
       </w:r>
     </w:p>
     <w:tbl>
@@ -4637,11 +5633,15 @@
             <w:r>
               <w:rPr>
                 <w:rFonts w:ascii="Consolas" w:cs="Consolas" w:eastAsia="Consolas" w:hAnsi="Consolas"/>
+                <w:b w:val="false"/>
+                <w:bCs w:val="false"/>
+                <w:i w:val="false"/>
+                <w:iCs w:val="false"/>
                 <w:color w:val="23303B"/>
                 <w:sz w:val="18"/>
                 <w:szCs w:val="18"/>
               </w:rPr>
-              <w:t xml:space="preserve">begin;</w:t>
+              <w:t xml:space="preserve">alter default privileges in schema public</w:t>
             </w:r>
           </w:p>
           <w:p>
@@ -4651,151 +5651,15 @@
             <w:r>
               <w:rPr>
                 <w:rFonts w:ascii="Consolas" w:cs="Consolas" w:eastAsia="Consolas" w:hAnsi="Consolas"/>
+                <w:b w:val="false"/>
+                <w:bCs w:val="false"/>
+                <w:i w:val="false"/>
+                <w:iCs w:val="false"/>
                 <w:color w:val="23303B"/>
                 <w:sz w:val="18"/>
                 <w:szCs w:val="18"/>
               </w:rPr>
-              <w:t xml:space="preserve"/>
-            </w:r>
-          </w:p>
-          <w:p>
-            <w:pPr>
-              <w:spacing w:after="20" w:line="240"/>
-            </w:pPr>
-            <w:r>
-              <w:rPr>
-                <w:rFonts w:ascii="Consolas" w:cs="Consolas" w:eastAsia="Consolas" w:hAnsi="Consolas"/>
-                <w:color w:val="23303B"/>
-                <w:sz w:val="18"/>
-                <w:szCs w:val="18"/>
-              </w:rPr>
-              <w:t xml:space="preserve">-- become a signed-in user with this id</w:t>
-            </w:r>
-          </w:p>
-          <w:p>
-            <w:pPr>
-              <w:spacing w:after="20" w:line="240"/>
-            </w:pPr>
-            <w:r>
-              <w:rPr>
-                <w:rFonts w:ascii="Consolas" w:cs="Consolas" w:eastAsia="Consolas" w:hAnsi="Consolas"/>
-                <w:color w:val="23303B"/>
-                <w:sz w:val="18"/>
-                <w:szCs w:val="18"/>
-              </w:rPr>
-              <w:t xml:space="preserve">set local role authenticated;</w:t>
-            </w:r>
-          </w:p>
-          <w:p>
-            <w:pPr>
-              <w:spacing w:after="20" w:line="240"/>
-            </w:pPr>
-            <w:r>
-              <w:rPr>
-                <w:rFonts w:ascii="Consolas" w:cs="Consolas" w:eastAsia="Consolas" w:hAnsi="Consolas"/>
-                <w:color w:val="23303B"/>
-                <w:sz w:val="18"/>
-                <w:szCs w:val="18"/>
-              </w:rPr>
-              <w:t xml:space="preserve">set local request.jwt.claims to</w:t>
-            </w:r>
-          </w:p>
-          <w:p>
-            <w:pPr>
-              <w:spacing w:after="20" w:line="240"/>
-            </w:pPr>
-            <w:r>
-              <w:rPr>
-                <w:rFonts w:ascii="Consolas" w:cs="Consolas" w:eastAsia="Consolas" w:hAnsi="Consolas"/>
-                <w:color w:val="23303B"/>
-                <w:sz w:val="18"/>
-                <w:szCs w:val="18"/>
-              </w:rPr>
-              <w:t xml:space="preserve">  '{"sub":"&lt;the user id&gt;","role":"authenticated"}';</w:t>
-            </w:r>
-          </w:p>
-          <w:p>
-            <w:pPr>
-              <w:spacing w:after="20" w:line="240"/>
-            </w:pPr>
-            <w:r>
-              <w:rPr>
-                <w:rFonts w:ascii="Consolas" w:cs="Consolas" w:eastAsia="Consolas" w:hAnsi="Consolas"/>
-                <w:color w:val="23303B"/>
-                <w:sz w:val="18"/>
-                <w:szCs w:val="18"/>
-              </w:rPr>
-              <w:t xml:space="preserve"/>
-            </w:r>
-          </w:p>
-          <w:p>
-            <w:pPr>
-              <w:spacing w:after="20" w:line="240"/>
-            </w:pPr>
-            <w:r>
-              <w:rPr>
-                <w:rFonts w:ascii="Consolas" w:cs="Consolas" w:eastAsia="Consolas" w:hAnsi="Consolas"/>
-                <w:color w:val="23303B"/>
-                <w:sz w:val="18"/>
-                <w:szCs w:val="18"/>
-              </w:rPr>
-              <w:t xml:space="preserve">-- now ask the question as them</w:t>
-            </w:r>
-          </w:p>
-          <w:p>
-            <w:pPr>
-              <w:spacing w:after="20" w:line="240"/>
-            </w:pPr>
-            <w:r>
-              <w:rPr>
-                <w:rFonts w:ascii="Consolas" w:cs="Consolas" w:eastAsia="Consolas" w:hAnsi="Consolas"/>
-                <w:color w:val="23303B"/>
-                <w:sz w:val="18"/>
-                <w:szCs w:val="18"/>
-              </w:rPr>
-              <w:t xml:space="preserve">select count(*) from public.lecturers;</w:t>
-            </w:r>
-          </w:p>
-          <w:p>
-            <w:pPr>
-              <w:spacing w:after="20" w:line="240"/>
-            </w:pPr>
-            <w:r>
-              <w:rPr>
-                <w:rFonts w:ascii="Consolas" w:cs="Consolas" w:eastAsia="Consolas" w:hAnsi="Consolas"/>
-                <w:color w:val="23303B"/>
-                <w:sz w:val="18"/>
-                <w:szCs w:val="18"/>
-              </w:rPr>
-              <w:t xml:space="preserve"/>
-            </w:r>
-          </w:p>
-          <w:p>
-            <w:pPr>
-              <w:spacing w:after="20" w:line="240"/>
-            </w:pPr>
-            <w:r>
-              <w:rPr>
-                <w:rFonts w:ascii="Consolas" w:cs="Consolas" w:eastAsia="Consolas" w:hAnsi="Consolas"/>
-                <w:color w:val="23303B"/>
-                <w:sz w:val="18"/>
-                <w:szCs w:val="18"/>
-              </w:rPr>
-              <w:t xml:space="preserve">reset role;</w:t>
-            </w:r>
-          </w:p>
-          <w:p>
-            <w:pPr>
-              <w:spacing w:after="20" w:line="240"/>
-            </w:pPr>
-            <w:r>
-              <w:rPr>
-                <w:rFonts w:ascii="Consolas" w:cs="Consolas" w:eastAsia="Consolas" w:hAnsi="Consolas"/>
-                <w:color w:val="23303B"/>
-                <w:sz w:val="18"/>
-                <w:szCs w:val="18"/>
-              </w:rPr>
-              <w:t xml:space="preserve">rollback;   -- nothing was changed</w:t>
+              <w:t xml:space="preserve">  revoke execute on functions from public;</w:t>
             </w:r>
           </w:p>
         </w:tc>
@@ -4803,20 +5667,30 @@
     </w:tbl>
     <w:p>
       <w:pPr>
+        <w:spacing w:after="0" w:line="120" w:lineRule="exact"/>
+      </w:pPr>
+    </w:p>
+    <w:p>
+      <w:pPr>
         <w:pStyle w:val="Heading2"/>
+        <w:keepNext/>
         <w:spacing w:after="120" w:before="300"/>
       </w:pPr>
+      <w:bookmarkStart w:id="16" w:name="_Toc_16"/>
       <w:r>
         <w:rPr>
           <w:rFonts w:ascii="Calibri" w:cs="Calibri" w:eastAsia="Calibri" w:hAnsi="Calibri"/>
           <w:b/>
           <w:bCs/>
+          <w:i w:val="false"/>
+          <w:iCs w:val="false"/>
           <w:color w:val="1A1A1A"/>
           <w:sz w:val="26"/>
           <w:szCs w:val="26"/>
         </w:rPr>
-        <w:t xml:space="preserve">6.1 Testing a change before you keep it</w:t>
-      </w:r>
+        <w:t xml:space="preserve">5.3 A cross-role data leak</w:t>
+      </w:r>
+      <w:bookmarkEnd w:id="16"/>
     </w:p>
     <w:p>
       <w:pPr>
@@ -4833,7 +5707,1106 @@
           <w:sz w:val="21"/>
           <w:szCs w:val="21"/>
         </w:rPr>
-        <w:t xml:space="preserve">The same technique can prove a policy change is safe before you commit to it. Apply the change inside the transaction, measure every role, then roll back.</w:t>
+        <w:t xml:space="preserve">A lecturer could read all 167 student rows rather than only the students they taught. This was proved by running the real query as a real lecturer, then proved closed the same way.</w:t>
+      </w:r>
+    </w:p>
+    <w:p>
+      <w:pPr>
+        <w:pStyle w:val="Heading2"/>
+        <w:keepNext/>
+        <w:spacing w:after="120" w:before="300"/>
+      </w:pPr>
+      <w:bookmarkStart w:id="17" w:name="_Toc_17"/>
+      <w:r>
+        <w:rPr>
+          <w:rFonts w:ascii="Calibri" w:cs="Calibri" w:eastAsia="Calibri" w:hAnsi="Calibri"/>
+          <w:b/>
+          <w:bCs/>
+          <w:i w:val="false"/>
+          <w:iCs w:val="false"/>
+          <w:color w:val="1A1A1A"/>
+          <w:sz w:val="26"/>
+          <w:szCs w:val="26"/>
+        </w:rPr>
+        <w:t xml:space="preserve">5.4 Three tables readable before signing in</w:t>
+      </w:r>
+      <w:bookmarkEnd w:id="17"/>
+    </w:p>
+    <w:p>
+      <w:pPr>
+        <w:spacing w:after="150" w:line="276"/>
+      </w:pPr>
+      <w:r>
+        <w:rPr>
+          <w:rFonts w:ascii="Calibri" w:cs="Calibri" w:eastAsia="Calibri" w:hAnsi="Calibri"/>
+          <w:b w:val="false"/>
+          <w:bCs w:val="false"/>
+          <w:i w:val="false"/>
+          <w:iCs w:val="false"/>
+          <w:color w:val="1A1A1A"/>
+          <w:sz w:val="21"/>
+          <w:szCs w:val="21"/>
+        </w:rPr>
+        <w:t xml:space="preserve">Three policies were written </w:t>
+      </w:r>
+      <w:r>
+        <w:rPr>
+          <w:rFonts w:ascii="Consolas" w:cs="Consolas" w:eastAsia="Consolas" w:hAnsi="Consolas"/>
+          <w:b w:val="false"/>
+          <w:bCs w:val="false"/>
+          <w:i w:val="false"/>
+          <w:iCs w:val="false"/>
+          <w:color w:val="8B1E2D"/>
+          <w:sz w:val="19"/>
+          <w:szCs w:val="19"/>
+        </w:rPr>
+        <w:t xml:space="preserve">to public</w:t>
+      </w:r>
+      <w:r>
+        <w:rPr>
+          <w:rFonts w:ascii="Calibri" w:cs="Calibri" w:eastAsia="Calibri" w:hAnsi="Calibri"/>
+          <w:b w:val="false"/>
+          <w:bCs w:val="false"/>
+          <w:i w:val="false"/>
+          <w:iCs w:val="false"/>
+          <w:color w:val="1A1A1A"/>
+          <w:sz w:val="21"/>
+          <w:szCs w:val="21"/>
+        </w:rPr>
+        <w:t xml:space="preserve"> rather than </w:t>
+      </w:r>
+      <w:r>
+        <w:rPr>
+          <w:rFonts w:ascii="Consolas" w:cs="Consolas" w:eastAsia="Consolas" w:hAnsi="Consolas"/>
+          <w:b w:val="false"/>
+          <w:bCs w:val="false"/>
+          <w:i w:val="false"/>
+          <w:iCs w:val="false"/>
+          <w:color w:val="8B1E2D"/>
+          <w:sz w:val="19"/>
+          <w:szCs w:val="19"/>
+        </w:rPr>
+        <w:t xml:space="preserve">to authenticated</w:t>
+      </w:r>
+      <w:r>
+        <w:rPr>
+          <w:rFonts w:ascii="Calibri" w:cs="Calibri" w:eastAsia="Calibri" w:hAnsi="Calibri"/>
+          <w:b w:val="false"/>
+          <w:bCs w:val="false"/>
+          <w:i w:val="false"/>
+          <w:iCs w:val="false"/>
+          <w:color w:val="1A1A1A"/>
+          <w:sz w:val="21"/>
+          <w:szCs w:val="21"/>
+        </w:rPr>
+        <w:t xml:space="preserve">, so a visitor with no account could read them. Corrected, and write permissions were revoked from the anonymous role across every table.</w:t>
+      </w:r>
+    </w:p>
+    <w:p>
+      <w:pPr>
+        <w:pStyle w:val="Heading2"/>
+        <w:keepNext/>
+        <w:spacing w:after="120" w:before="300"/>
+      </w:pPr>
+      <w:bookmarkStart w:id="18" w:name="_Toc_18"/>
+      <w:r>
+        <w:rPr>
+          <w:rFonts w:ascii="Calibri" w:cs="Calibri" w:eastAsia="Calibri" w:hAnsi="Calibri"/>
+          <w:b/>
+          <w:bCs/>
+          <w:i w:val="false"/>
+          <w:iCs w:val="false"/>
+          <w:color w:val="1A1A1A"/>
+          <w:sz w:val="26"/>
+          <w:szCs w:val="26"/>
+        </w:rPr>
+        <w:t xml:space="preserve">5.5 A feedback table that accepted forged rows</w:t>
+      </w:r>
+      <w:bookmarkEnd w:id="18"/>
+    </w:p>
+    <w:p>
+      <w:pPr>
+        <w:spacing w:after="150" w:line="276"/>
+      </w:pPr>
+      <w:r>
+        <w:rPr>
+          <w:rFonts w:ascii="Calibri" w:cs="Calibri" w:eastAsia="Calibri" w:hAnsi="Calibri"/>
+          <w:b w:val="false"/>
+          <w:bCs w:val="false"/>
+          <w:i w:val="false"/>
+          <w:iCs w:val="false"/>
+          <w:color w:val="1A1A1A"/>
+          <w:sz w:val="21"/>
+          <w:szCs w:val="21"/>
+        </w:rPr>
+        <w:t xml:space="preserve">A legacy insert policy did not check that the student_id being written matched the caller, so a signed-in user could insert feedback attributed to somebody else. Replaced with a policy that checks it.</w:t>
+      </w:r>
+    </w:p>
+    <w:p>
+      <w:pPr>
+        <w:pStyle w:val="Heading2"/>
+        <w:keepNext/>
+        <w:spacing w:after="120" w:before="300"/>
+      </w:pPr>
+      <w:bookmarkStart w:id="19" w:name="_Toc_19"/>
+      <w:r>
+        <w:rPr>
+          <w:rFonts w:ascii="Calibri" w:cs="Calibri" w:eastAsia="Calibri" w:hAnsi="Calibri"/>
+          <w:b/>
+          <w:bCs/>
+          <w:i w:val="false"/>
+          <w:iCs w:val="false"/>
+          <w:color w:val="1A1A1A"/>
+          <w:sz w:val="26"/>
+          <w:szCs w:val="26"/>
+        </w:rPr>
+        <w:t xml:space="preserve">5.6 The lecturers table</w:t>
+      </w:r>
+      <w:bookmarkEnd w:id="19"/>
+    </w:p>
+    <w:p>
+      <w:pPr>
+        <w:spacing w:after="150" w:line="276"/>
+      </w:pPr>
+      <w:r>
+        <w:rPr>
+          <w:rFonts w:ascii="Calibri" w:cs="Calibri" w:eastAsia="Calibri" w:hAnsi="Calibri"/>
+          <w:b w:val="false"/>
+          <w:bCs w:val="false"/>
+          <w:i w:val="false"/>
+          <w:iCs w:val="false"/>
+          <w:color w:val="1A1A1A"/>
+          <w:sz w:val="21"/>
+          <w:szCs w:val="21"/>
+        </w:rPr>
+        <w:t xml:space="preserve">The read policy was </w:t>
+      </w:r>
+      <w:r>
+        <w:rPr>
+          <w:rFonts w:ascii="Consolas" w:cs="Consolas" w:eastAsia="Consolas" w:hAnsi="Consolas"/>
+          <w:b w:val="false"/>
+          <w:bCs w:val="false"/>
+          <w:i w:val="false"/>
+          <w:iCs w:val="false"/>
+          <w:color w:val="8B1E2D"/>
+          <w:sz w:val="19"/>
+          <w:szCs w:val="19"/>
+        </w:rPr>
+        <w:t xml:space="preserve">using (true)</w:t>
+      </w:r>
+      <w:r>
+        <w:rPr>
+          <w:rFonts w:ascii="Calibri" w:cs="Calibri" w:eastAsia="Calibri" w:hAnsi="Calibri"/>
+          <w:b w:val="false"/>
+          <w:bCs w:val="false"/>
+          <w:i w:val="false"/>
+          <w:iCs w:val="false"/>
+          <w:color w:val="1A1A1A"/>
+          <w:sz w:val="21"/>
+          <w:szCs w:val="21"/>
+        </w:rPr>
+        <w:t xml:space="preserve">, so every signed-in user — including every student — could read all 41 staff rows with every column, including </w:t>
+      </w:r>
+      <w:r>
+        <w:rPr>
+          <w:rFonts w:ascii="Consolas" w:cs="Consolas" w:eastAsia="Consolas" w:hAnsi="Consolas"/>
+          <w:b w:val="false"/>
+          <w:bCs w:val="false"/>
+          <w:i w:val="false"/>
+          <w:iCs w:val="false"/>
+          <w:color w:val="8B1E2D"/>
+          <w:sz w:val="19"/>
+          <w:szCs w:val="19"/>
+        </w:rPr>
+        <w:t xml:space="preserve">auth_user_id</w:t>
+      </w:r>
+      <w:r>
+        <w:rPr>
+          <w:rFonts w:ascii="Calibri" w:cs="Calibri" w:eastAsia="Calibri" w:hAnsi="Calibri"/>
+          <w:b w:val="false"/>
+          <w:bCs w:val="false"/>
+          <w:i w:val="false"/>
+          <w:iCs w:val="false"/>
+          <w:color w:val="1A1A1A"/>
+          <w:sz w:val="21"/>
+          <w:szCs w:val="21"/>
+        </w:rPr>
+        <w:t xml:space="preserve">, the identifier the whole security model compares against. Narrowed to the caller's own row on 9 September 2026.</w:t>
+      </w:r>
+    </w:p>
+    <w:p>
+      <w:pPr>
+        <w:pStyle w:val="Heading2"/>
+        <w:keepNext/>
+        <w:spacing w:after="120" w:before="300"/>
+      </w:pPr>
+      <w:bookmarkStart w:id="20" w:name="_Toc_20"/>
+      <w:r>
+        <w:rPr>
+          <w:rFonts w:ascii="Calibri" w:cs="Calibri" w:eastAsia="Calibri" w:hAnsi="Calibri"/>
+          <w:b/>
+          <w:bCs/>
+          <w:i w:val="false"/>
+          <w:iCs w:val="false"/>
+          <w:color w:val="1A1A1A"/>
+          <w:sz w:val="26"/>
+          <w:szCs w:val="26"/>
+        </w:rPr>
+        <w:t xml:space="preserve">5.7 Results were readable through an unguarded view</w:t>
+      </w:r>
+      <w:bookmarkEnd w:id="20"/>
+    </w:p>
+    <w:p>
+      <w:pPr>
+        <w:spacing w:after="150" w:line="276"/>
+      </w:pPr>
+      <w:r>
+        <w:rPr>
+          <w:rFonts w:ascii="Calibri" w:cs="Calibri" w:eastAsia="Calibri" w:hAnsi="Calibri"/>
+          <w:b w:val="false"/>
+          <w:bCs w:val="false"/>
+          <w:i w:val="false"/>
+          <w:iCs w:val="false"/>
+          <w:color w:val="1A1A1A"/>
+          <w:sz w:val="21"/>
+          <w:szCs w:val="21"/>
+        </w:rPr>
+        <w:t xml:space="preserve">The </w:t>
+      </w:r>
+      <w:r>
+        <w:rPr>
+          <w:rFonts w:ascii="Consolas" w:cs="Consolas" w:eastAsia="Consolas" w:hAnsi="Consolas"/>
+          <w:b w:val="false"/>
+          <w:bCs w:val="false"/>
+          <w:i w:val="false"/>
+          <w:iCs w:val="false"/>
+          <w:color w:val="8B1E2D"/>
+          <w:sz w:val="19"/>
+          <w:szCs w:val="19"/>
+        </w:rPr>
+        <w:t xml:space="preserve">my_published_results</w:t>
+      </w:r>
+      <w:r>
+        <w:rPr>
+          <w:rFonts w:ascii="Calibri" w:cs="Calibri" w:eastAsia="Calibri" w:hAnsi="Calibri"/>
+          <w:b w:val="false"/>
+          <w:bCs w:val="false"/>
+          <w:i w:val="false"/>
+          <w:iCs w:val="false"/>
+          <w:color w:val="1A1A1A"/>
+          <w:sz w:val="21"/>
+          <w:szCs w:val="21"/>
+        </w:rPr>
+        <w:t xml:space="preserve"> view did not have the security_barrier option set, which in some cases lets a cleverly written query see rows the view was meant to filter. The option was set, and the search path was pinned on three functions that had been left unpinned.</w:t>
+      </w:r>
+    </w:p>
+    <w:p>
+      <w:pPr>
+        <w:pStyle w:val="Heading2"/>
+        <w:keepNext/>
+        <w:spacing w:after="120" w:before="300"/>
+      </w:pPr>
+      <w:bookmarkStart w:id="21" w:name="_Toc_21"/>
+      <w:r>
+        <w:rPr>
+          <w:rFonts w:ascii="Calibri" w:cs="Calibri" w:eastAsia="Calibri" w:hAnsi="Calibri"/>
+          <w:b/>
+          <w:bCs/>
+          <w:i w:val="false"/>
+          <w:iCs w:val="false"/>
+          <w:color w:val="1A1A1A"/>
+          <w:sz w:val="26"/>
+          <w:szCs w:val="26"/>
+        </w:rPr>
+        <w:t xml:space="preserve">5.8 The results, in numbers</w:t>
+      </w:r>
+      <w:bookmarkEnd w:id="21"/>
+    </w:p>
+    <w:tbl>
+      <w:tblPr>
+        <w:tblW w:type="dxa" w:w="9026"/>
+        <w:tblBorders>
+          <w:top w:val="single" w:color="C9C9C9" w:sz="4"/>
+          <w:left w:val="single" w:color="C9C9C9" w:sz="4"/>
+          <w:bottom w:val="single" w:color="C9C9C9" w:sz="4"/>
+          <w:right w:val="single" w:color="C9C9C9" w:sz="4"/>
+          <w:insideH w:val="single" w:color="C9C9C9" w:sz="4"/>
+          <w:insideV w:val="single" w:color="C9C9C9" w:sz="4"/>
+        </w:tblBorders>
+      </w:tblPr>
+      <w:tblGrid>
+        <w:gridCol w:w="3574"/>
+        <w:gridCol w:w="2412"/>
+        <w:gridCol w:w="3040"/>
+      </w:tblGrid>
+      <w:tr>
+        <w:trPr>
+          <w:tblHeader/>
+          <w:cantSplit/>
+        </w:trPr>
+        <w:tc>
+          <w:tcPr>
+            <w:tcW w:type="dxa" w:w="3574"/>
+            <w:shd w:fill="8B1E2D" w:color="auto" w:val="clear"/>
+            <w:tcMar>
+              <w:top w:type="dxa" w:w="90"/>
+              <w:left w:type="dxa" w:w="120"/>
+              <w:bottom w:type="dxa" w:w="90"/>
+              <w:right w:type="dxa" w:w="120"/>
+            </w:tcMar>
+          </w:tcPr>
+          <w:p>
+            <w:pPr>
+              <w:spacing w:after="0" w:line="250"/>
+            </w:pPr>
+            <w:r>
+              <w:rPr>
+                <w:rFonts w:ascii="Calibri" w:cs="Calibri" w:eastAsia="Calibri" w:hAnsi="Calibri"/>
+                <w:b/>
+                <w:bCs/>
+                <w:i w:val="false"/>
+                <w:iCs w:val="false"/>
+                <w:color w:val="FFFFFF"/>
+                <w:sz w:val="19"/>
+                <w:szCs w:val="19"/>
+              </w:rPr>
+              <w:t xml:space="preserve">Check</w:t>
+            </w:r>
+          </w:p>
+        </w:tc>
+        <w:tc>
+          <w:tcPr>
+            <w:tcW w:type="dxa" w:w="2412"/>
+            <w:shd w:fill="8B1E2D" w:color="auto" w:val="clear"/>
+            <w:tcMar>
+              <w:top w:type="dxa" w:w="90"/>
+              <w:left w:type="dxa" w:w="120"/>
+              <w:bottom w:type="dxa" w:w="90"/>
+              <w:right w:type="dxa" w:w="120"/>
+            </w:tcMar>
+          </w:tcPr>
+          <w:p>
+            <w:pPr>
+              <w:spacing w:after="0" w:line="250"/>
+            </w:pPr>
+            <w:r>
+              <w:rPr>
+                <w:rFonts w:ascii="Calibri" w:cs="Calibri" w:eastAsia="Calibri" w:hAnsi="Calibri"/>
+                <w:b/>
+                <w:bCs/>
+                <w:i w:val="false"/>
+                <w:iCs w:val="false"/>
+                <w:color w:val="FFFFFF"/>
+                <w:sz w:val="19"/>
+                <w:szCs w:val="19"/>
+              </w:rPr>
+              <w:t xml:space="preserve">Before</w:t>
+            </w:r>
+          </w:p>
+        </w:tc>
+        <w:tc>
+          <w:tcPr>
+            <w:tcW w:type="dxa" w:w="3040"/>
+            <w:shd w:fill="8B1E2D" w:color="auto" w:val="clear"/>
+            <w:tcMar>
+              <w:top w:type="dxa" w:w="90"/>
+              <w:left w:type="dxa" w:w="120"/>
+              <w:bottom w:type="dxa" w:w="90"/>
+              <w:right w:type="dxa" w:w="120"/>
+            </w:tcMar>
+          </w:tcPr>
+          <w:p>
+            <w:pPr>
+              <w:spacing w:after="0" w:line="250"/>
+            </w:pPr>
+            <w:r>
+              <w:rPr>
+                <w:rFonts w:ascii="Calibri" w:cs="Calibri" w:eastAsia="Calibri" w:hAnsi="Calibri"/>
+                <w:b/>
+                <w:bCs/>
+                <w:i w:val="false"/>
+                <w:iCs w:val="false"/>
+                <w:color w:val="FFFFFF"/>
+                <w:sz w:val="19"/>
+                <w:szCs w:val="19"/>
+              </w:rPr>
+              <w:t xml:space="preserve">After</w:t>
+            </w:r>
+          </w:p>
+        </w:tc>
+      </w:tr>
+      <w:tr>
+        <w:trPr>
+          <w:cantSplit/>
+        </w:trPr>
+        <w:tc>
+          <w:tcPr>
+            <w:tcW w:type="dxa" w:w="3574"/>
+            <w:shd w:fill="FFFFFF" w:color="auto" w:val="clear"/>
+            <w:tcMar>
+              <w:top w:type="dxa" w:w="90"/>
+              <w:left w:type="dxa" w:w="120"/>
+              <w:bottom w:type="dxa" w:w="90"/>
+              <w:right w:type="dxa" w:w="120"/>
+            </w:tcMar>
+          </w:tcPr>
+          <w:p>
+            <w:pPr>
+              <w:spacing w:after="0" w:line="250"/>
+            </w:pPr>
+            <w:r>
+              <w:rPr>
+                <w:rFonts w:ascii="Calibri" w:cs="Calibri" w:eastAsia="Calibri" w:hAnsi="Calibri"/>
+                <w:b w:val="false"/>
+                <w:bCs w:val="false"/>
+                <w:i w:val="false"/>
+                <w:iCs w:val="false"/>
+                <w:color w:val="1A1A1A"/>
+                <w:sz w:val="19"/>
+                <w:szCs w:val="19"/>
+              </w:rPr>
+              <w:t xml:space="preserve">Student can read lecturer rows</w:t>
+            </w:r>
+          </w:p>
+        </w:tc>
+        <w:tc>
+          <w:tcPr>
+            <w:tcW w:type="dxa" w:w="2412"/>
+            <w:shd w:fill="FFFFFF" w:color="auto" w:val="clear"/>
+            <w:tcMar>
+              <w:top w:type="dxa" w:w="90"/>
+              <w:left w:type="dxa" w:w="120"/>
+              <w:bottom w:type="dxa" w:w="90"/>
+              <w:right w:type="dxa" w:w="120"/>
+            </w:tcMar>
+          </w:tcPr>
+          <w:p>
+            <w:pPr>
+              <w:spacing w:after="0" w:line="250"/>
+            </w:pPr>
+            <w:r>
+              <w:rPr>
+                <w:rFonts w:ascii="Calibri" w:cs="Calibri" w:eastAsia="Calibri" w:hAnsi="Calibri"/>
+                <w:b w:val="false"/>
+                <w:bCs w:val="false"/>
+                <w:i w:val="false"/>
+                <w:iCs w:val="false"/>
+                <w:color w:val="1A1A1A"/>
+                <w:sz w:val="19"/>
+                <w:szCs w:val="19"/>
+              </w:rPr>
+              <w:t xml:space="preserve">41</w:t>
+            </w:r>
+          </w:p>
+        </w:tc>
+        <w:tc>
+          <w:tcPr>
+            <w:tcW w:type="dxa" w:w="3040"/>
+            <w:shd w:fill="FFFFFF" w:color="auto" w:val="clear"/>
+            <w:tcMar>
+              <w:top w:type="dxa" w:w="90"/>
+              <w:left w:type="dxa" w:w="120"/>
+              <w:bottom w:type="dxa" w:w="90"/>
+              <w:right w:type="dxa" w:w="120"/>
+            </w:tcMar>
+          </w:tcPr>
+          <w:p>
+            <w:pPr>
+              <w:spacing w:after="0" w:line="250"/>
+            </w:pPr>
+            <w:r>
+              <w:rPr>
+                <w:rFonts w:ascii="Calibri" w:cs="Calibri" w:eastAsia="Calibri" w:hAnsi="Calibri"/>
+                <w:b w:val="false"/>
+                <w:bCs w:val="false"/>
+                <w:i w:val="false"/>
+                <w:iCs w:val="false"/>
+                <w:color w:val="1A1A1A"/>
+                <w:sz w:val="19"/>
+                <w:szCs w:val="19"/>
+              </w:rPr>
+              <w:t xml:space="preserve">0</w:t>
+            </w:r>
+          </w:p>
+        </w:tc>
+      </w:tr>
+      <w:tr>
+        <w:trPr>
+          <w:cantSplit/>
+        </w:trPr>
+        <w:tc>
+          <w:tcPr>
+            <w:tcW w:type="dxa" w:w="3574"/>
+            <w:shd w:fill="FFFFFF" w:color="auto" w:val="clear"/>
+            <w:tcMar>
+              <w:top w:type="dxa" w:w="90"/>
+              <w:left w:type="dxa" w:w="120"/>
+              <w:bottom w:type="dxa" w:w="90"/>
+              <w:right w:type="dxa" w:w="120"/>
+            </w:tcMar>
+          </w:tcPr>
+          <w:p>
+            <w:pPr>
+              <w:spacing w:after="0" w:line="250"/>
+            </w:pPr>
+            <w:r>
+              <w:rPr>
+                <w:rFonts w:ascii="Calibri" w:cs="Calibri" w:eastAsia="Calibri" w:hAnsi="Calibri"/>
+                <w:b w:val="false"/>
+                <w:bCs w:val="false"/>
+                <w:i w:val="false"/>
+                <w:iCs w:val="false"/>
+                <w:color w:val="1A1A1A"/>
+                <w:sz w:val="19"/>
+                <w:szCs w:val="19"/>
+              </w:rPr>
+              <w:t xml:space="preserve">Lecturer can read student rows</w:t>
+            </w:r>
+          </w:p>
+        </w:tc>
+        <w:tc>
+          <w:tcPr>
+            <w:tcW w:type="dxa" w:w="2412"/>
+            <w:shd w:fill="FFFFFF" w:color="auto" w:val="clear"/>
+            <w:tcMar>
+              <w:top w:type="dxa" w:w="90"/>
+              <w:left w:type="dxa" w:w="120"/>
+              <w:bottom w:type="dxa" w:w="90"/>
+              <w:right w:type="dxa" w:w="120"/>
+            </w:tcMar>
+          </w:tcPr>
+          <w:p>
+            <w:pPr>
+              <w:spacing w:after="0" w:line="250"/>
+            </w:pPr>
+            <w:r>
+              <w:rPr>
+                <w:rFonts w:ascii="Calibri" w:cs="Calibri" w:eastAsia="Calibri" w:hAnsi="Calibri"/>
+                <w:b w:val="false"/>
+                <w:bCs w:val="false"/>
+                <w:i w:val="false"/>
+                <w:iCs w:val="false"/>
+                <w:color w:val="1A1A1A"/>
+                <w:sz w:val="19"/>
+                <w:szCs w:val="19"/>
+              </w:rPr>
+              <w:t xml:space="preserve">167</w:t>
+            </w:r>
+          </w:p>
+        </w:tc>
+        <w:tc>
+          <w:tcPr>
+            <w:tcW w:type="dxa" w:w="3040"/>
+            <w:shd w:fill="FFFFFF" w:color="auto" w:val="clear"/>
+            <w:tcMar>
+              <w:top w:type="dxa" w:w="90"/>
+              <w:left w:type="dxa" w:w="120"/>
+              <w:bottom w:type="dxa" w:w="90"/>
+              <w:right w:type="dxa" w:w="120"/>
+            </w:tcMar>
+          </w:tcPr>
+          <w:p>
+            <w:pPr>
+              <w:spacing w:after="0" w:line="250"/>
+            </w:pPr>
+            <w:r>
+              <w:rPr>
+                <w:rFonts w:ascii="Calibri" w:cs="Calibri" w:eastAsia="Calibri" w:hAnsi="Calibri"/>
+                <w:b w:val="false"/>
+                <w:bCs w:val="false"/>
+                <w:i w:val="false"/>
+                <w:iCs w:val="false"/>
+                <w:color w:val="1A1A1A"/>
+                <w:sz w:val="19"/>
+                <w:szCs w:val="19"/>
+              </w:rPr>
+              <w:t xml:space="preserve">only their own students</w:t>
+            </w:r>
+          </w:p>
+        </w:tc>
+      </w:tr>
+      <w:tr>
+        <w:trPr>
+          <w:cantSplit/>
+        </w:trPr>
+        <w:tc>
+          <w:tcPr>
+            <w:tcW w:type="dxa" w:w="3574"/>
+            <w:shd w:fill="FFFFFF" w:color="auto" w:val="clear"/>
+            <w:tcMar>
+              <w:top w:type="dxa" w:w="90"/>
+              <w:left w:type="dxa" w:w="120"/>
+              <w:bottom w:type="dxa" w:w="90"/>
+              <w:right w:type="dxa" w:w="120"/>
+            </w:tcMar>
+          </w:tcPr>
+          <w:p>
+            <w:pPr>
+              <w:spacing w:after="0" w:line="250"/>
+            </w:pPr>
+            <w:r>
+              <w:rPr>
+                <w:rFonts w:ascii="Calibri" w:cs="Calibri" w:eastAsia="Calibri" w:hAnsi="Calibri"/>
+                <w:b w:val="false"/>
+                <w:bCs w:val="false"/>
+                <w:i w:val="false"/>
+                <w:iCs w:val="false"/>
+                <w:color w:val="1A1A1A"/>
+                <w:sz w:val="19"/>
+                <w:szCs w:val="19"/>
+              </w:rPr>
+              <w:t xml:space="preserve">Tables readable when signed out</w:t>
+            </w:r>
+          </w:p>
+        </w:tc>
+        <w:tc>
+          <w:tcPr>
+            <w:tcW w:type="dxa" w:w="2412"/>
+            <w:shd w:fill="FFFFFF" w:color="auto" w:val="clear"/>
+            <w:tcMar>
+              <w:top w:type="dxa" w:w="90"/>
+              <w:left w:type="dxa" w:w="120"/>
+              <w:bottom w:type="dxa" w:w="90"/>
+              <w:right w:type="dxa" w:w="120"/>
+            </w:tcMar>
+          </w:tcPr>
+          <w:p>
+            <w:pPr>
+              <w:spacing w:after="0" w:line="250"/>
+            </w:pPr>
+            <w:r>
+              <w:rPr>
+                <w:rFonts w:ascii="Calibri" w:cs="Calibri" w:eastAsia="Calibri" w:hAnsi="Calibri"/>
+                <w:b w:val="false"/>
+                <w:bCs w:val="false"/>
+                <w:i w:val="false"/>
+                <w:iCs w:val="false"/>
+                <w:color w:val="1A1A1A"/>
+                <w:sz w:val="19"/>
+                <w:szCs w:val="19"/>
+              </w:rPr>
+              <w:t xml:space="preserve">3</w:t>
+            </w:r>
+          </w:p>
+        </w:tc>
+        <w:tc>
+          <w:tcPr>
+            <w:tcW w:type="dxa" w:w="3040"/>
+            <w:shd w:fill="FFFFFF" w:color="auto" w:val="clear"/>
+            <w:tcMar>
+              <w:top w:type="dxa" w:w="90"/>
+              <w:left w:type="dxa" w:w="120"/>
+              <w:bottom w:type="dxa" w:w="90"/>
+              <w:right w:type="dxa" w:w="120"/>
+            </w:tcMar>
+          </w:tcPr>
+          <w:p>
+            <w:pPr>
+              <w:spacing w:after="0" w:line="250"/>
+            </w:pPr>
+            <w:r>
+              <w:rPr>
+                <w:rFonts w:ascii="Calibri" w:cs="Calibri" w:eastAsia="Calibri" w:hAnsi="Calibri"/>
+                <w:b w:val="false"/>
+                <w:bCs w:val="false"/>
+                <w:i w:val="false"/>
+                <w:iCs w:val="false"/>
+                <w:color w:val="1A1A1A"/>
+                <w:sz w:val="19"/>
+                <w:szCs w:val="19"/>
+              </w:rPr>
+              <w:t xml:space="preserve">0</w:t>
+            </w:r>
+          </w:p>
+        </w:tc>
+      </w:tr>
+      <w:tr>
+        <w:trPr>
+          <w:cantSplit/>
+        </w:trPr>
+        <w:tc>
+          <w:tcPr>
+            <w:tcW w:type="dxa" w:w="3574"/>
+            <w:shd w:fill="FFFFFF" w:color="auto" w:val="clear"/>
+            <w:tcMar>
+              <w:top w:type="dxa" w:w="90"/>
+              <w:left w:type="dxa" w:w="120"/>
+              <w:bottom w:type="dxa" w:w="90"/>
+              <w:right w:type="dxa" w:w="120"/>
+            </w:tcMar>
+          </w:tcPr>
+          <w:p>
+            <w:pPr>
+              <w:spacing w:after="0" w:line="250"/>
+            </w:pPr>
+            <w:r>
+              <w:rPr>
+                <w:rFonts w:ascii="Calibri" w:cs="Calibri" w:eastAsia="Calibri" w:hAnsi="Calibri"/>
+                <w:b w:val="false"/>
+                <w:bCs w:val="false"/>
+                <w:i w:val="false"/>
+                <w:iCs w:val="false"/>
+                <w:color w:val="1A1A1A"/>
+                <w:sz w:val="19"/>
+                <w:szCs w:val="19"/>
+              </w:rPr>
+              <w:t xml:space="preserve">Functions callable by anonymous callers</w:t>
+            </w:r>
+          </w:p>
+        </w:tc>
+        <w:tc>
+          <w:tcPr>
+            <w:tcW w:type="dxa" w:w="2412"/>
+            <w:shd w:fill="FFFFFF" w:color="auto" w:val="clear"/>
+            <w:tcMar>
+              <w:top w:type="dxa" w:w="90"/>
+              <w:left w:type="dxa" w:w="120"/>
+              <w:bottom w:type="dxa" w:w="90"/>
+              <w:right w:type="dxa" w:w="120"/>
+            </w:tcMar>
+          </w:tcPr>
+          <w:p>
+            <w:pPr>
+              <w:spacing w:after="0" w:line="250"/>
+            </w:pPr>
+            <w:r>
+              <w:rPr>
+                <w:rFonts w:ascii="Calibri" w:cs="Calibri" w:eastAsia="Calibri" w:hAnsi="Calibri"/>
+                <w:b w:val="false"/>
+                <w:bCs w:val="false"/>
+                <w:i w:val="false"/>
+                <w:iCs w:val="false"/>
+                <w:color w:val="1A1A1A"/>
+                <w:sz w:val="19"/>
+                <w:szCs w:val="19"/>
+              </w:rPr>
+              <w:t xml:space="preserve">many</w:t>
+            </w:r>
+          </w:p>
+        </w:tc>
+        <w:tc>
+          <w:tcPr>
+            <w:tcW w:type="dxa" w:w="3040"/>
+            <w:shd w:fill="FFFFFF" w:color="auto" w:val="clear"/>
+            <w:tcMar>
+              <w:top w:type="dxa" w:w="90"/>
+              <w:left w:type="dxa" w:w="120"/>
+              <w:bottom w:type="dxa" w:w="90"/>
+              <w:right w:type="dxa" w:w="120"/>
+            </w:tcMar>
+          </w:tcPr>
+          <w:p>
+            <w:pPr>
+              <w:spacing w:after="0" w:line="250"/>
+            </w:pPr>
+            <w:r>
+              <w:rPr>
+                <w:rFonts w:ascii="Calibri" w:cs="Calibri" w:eastAsia="Calibri" w:hAnsi="Calibri"/>
+                <w:b w:val="false"/>
+                <w:bCs w:val="false"/>
+                <w:i w:val="false"/>
+                <w:iCs w:val="false"/>
+                <w:color w:val="1A1A1A"/>
+                <w:sz w:val="19"/>
+                <w:szCs w:val="19"/>
+              </w:rPr>
+              <w:t xml:space="preserve">0</w:t>
+            </w:r>
+          </w:p>
+        </w:tc>
+      </w:tr>
+      <w:tr>
+        <w:trPr>
+          <w:cantSplit/>
+        </w:trPr>
+        <w:tc>
+          <w:tcPr>
+            <w:tcW w:type="dxa" w:w="3574"/>
+            <w:shd w:fill="FFFFFF" w:color="auto" w:val="clear"/>
+            <w:tcMar>
+              <w:top w:type="dxa" w:w="90"/>
+              <w:left w:type="dxa" w:w="120"/>
+              <w:bottom w:type="dxa" w:w="90"/>
+              <w:right w:type="dxa" w:w="120"/>
+            </w:tcMar>
+          </w:tcPr>
+          <w:p>
+            <w:pPr>
+              <w:spacing w:after="0" w:line="250"/>
+            </w:pPr>
+            <w:r>
+              <w:rPr>
+                <w:rFonts w:ascii="Calibri" w:cs="Calibri" w:eastAsia="Calibri" w:hAnsi="Calibri"/>
+                <w:b w:val="false"/>
+                <w:bCs w:val="false"/>
+                <w:i w:val="false"/>
+                <w:iCs w:val="false"/>
+                <w:color w:val="1A1A1A"/>
+                <w:sz w:val="19"/>
+                <w:szCs w:val="19"/>
+              </w:rPr>
+              <w:t xml:space="preserve">RLS query time on a large results read</w:t>
+            </w:r>
+          </w:p>
+        </w:tc>
+        <w:tc>
+          <w:tcPr>
+            <w:tcW w:type="dxa" w:w="2412"/>
+            <w:shd w:fill="FFFFFF" w:color="auto" w:val="clear"/>
+            <w:tcMar>
+              <w:top w:type="dxa" w:w="90"/>
+              <w:left w:type="dxa" w:w="120"/>
+              <w:bottom w:type="dxa" w:w="90"/>
+              <w:right w:type="dxa" w:w="120"/>
+            </w:tcMar>
+          </w:tcPr>
+          <w:p>
+            <w:pPr>
+              <w:spacing w:after="0" w:line="250"/>
+            </w:pPr>
+            <w:r>
+              <w:rPr>
+                <w:rFonts w:ascii="Calibri" w:cs="Calibri" w:eastAsia="Calibri" w:hAnsi="Calibri"/>
+                <w:b w:val="false"/>
+                <w:bCs w:val="false"/>
+                <w:i w:val="false"/>
+                <w:iCs w:val="false"/>
+                <w:color w:val="1A1A1A"/>
+                <w:sz w:val="19"/>
+                <w:szCs w:val="19"/>
+              </w:rPr>
+              <w:t xml:space="preserve">1,014 ms</w:t>
+            </w:r>
+          </w:p>
+        </w:tc>
+        <w:tc>
+          <w:tcPr>
+            <w:tcW w:type="dxa" w:w="3040"/>
+            <w:shd w:fill="FFFFFF" w:color="auto" w:val="clear"/>
+            <w:tcMar>
+              <w:top w:type="dxa" w:w="90"/>
+              <w:left w:type="dxa" w:w="120"/>
+              <w:bottom w:type="dxa" w:w="90"/>
+              <w:right w:type="dxa" w:w="120"/>
+            </w:tcMar>
+          </w:tcPr>
+          <w:p>
+            <w:pPr>
+              <w:spacing w:after="0" w:line="250"/>
+            </w:pPr>
+            <w:r>
+              <w:rPr>
+                <w:rFonts w:ascii="Calibri" w:cs="Calibri" w:eastAsia="Calibri" w:hAnsi="Calibri"/>
+                <w:b w:val="false"/>
+                <w:bCs w:val="false"/>
+                <w:i w:val="false"/>
+                <w:iCs w:val="false"/>
+                <w:color w:val="1A1A1A"/>
+                <w:sz w:val="19"/>
+                <w:szCs w:val="19"/>
+              </w:rPr>
+              <w:t xml:space="preserve">220 ms</w:t>
+            </w:r>
+          </w:p>
+        </w:tc>
+      </w:tr>
+      <w:tr>
+        <w:trPr>
+          <w:cantSplit/>
+        </w:trPr>
+        <w:tc>
+          <w:tcPr>
+            <w:tcW w:type="dxa" w:w="3574"/>
+            <w:shd w:fill="FFFFFF" w:color="auto" w:val="clear"/>
+            <w:tcMar>
+              <w:top w:type="dxa" w:w="90"/>
+              <w:left w:type="dxa" w:w="120"/>
+              <w:bottom w:type="dxa" w:w="90"/>
+              <w:right w:type="dxa" w:w="120"/>
+            </w:tcMar>
+          </w:tcPr>
+          <w:p>
+            <w:pPr>
+              <w:spacing w:after="0" w:line="250"/>
+            </w:pPr>
+            <w:r>
+              <w:rPr>
+                <w:rFonts w:ascii="Calibri" w:cs="Calibri" w:eastAsia="Calibri" w:hAnsi="Calibri"/>
+                <w:b w:val="false"/>
+                <w:bCs w:val="false"/>
+                <w:i w:val="false"/>
+                <w:iCs w:val="false"/>
+                <w:color w:val="1A1A1A"/>
+                <w:sz w:val="19"/>
+                <w:szCs w:val="19"/>
+              </w:rPr>
+              <w:t xml:space="preserve">Pages of data read for that query</w:t>
+            </w:r>
+          </w:p>
+        </w:tc>
+        <w:tc>
+          <w:tcPr>
+            <w:tcW w:type="dxa" w:w="2412"/>
+            <w:shd w:fill="FFFFFF" w:color="auto" w:val="clear"/>
+            <w:tcMar>
+              <w:top w:type="dxa" w:w="90"/>
+              <w:left w:type="dxa" w:w="120"/>
+              <w:bottom w:type="dxa" w:w="90"/>
+              <w:right w:type="dxa" w:w="120"/>
+            </w:tcMar>
+          </w:tcPr>
+          <w:p>
+            <w:pPr>
+              <w:spacing w:after="0" w:line="250"/>
+            </w:pPr>
+            <w:r>
+              <w:rPr>
+                <w:rFonts w:ascii="Calibri" w:cs="Calibri" w:eastAsia="Calibri" w:hAnsi="Calibri"/>
+                <w:b w:val="false"/>
+                <w:bCs w:val="false"/>
+                <w:i w:val="false"/>
+                <w:iCs w:val="false"/>
+                <w:color w:val="1A1A1A"/>
+                <w:sz w:val="19"/>
+                <w:szCs w:val="19"/>
+              </w:rPr>
+              <w:t xml:space="preserve">96,768</w:t>
+            </w:r>
+          </w:p>
+        </w:tc>
+        <w:tc>
+          <w:tcPr>
+            <w:tcW w:type="dxa" w:w="3040"/>
+            <w:shd w:fill="FFFFFF" w:color="auto" w:val="clear"/>
+            <w:tcMar>
+              <w:top w:type="dxa" w:w="90"/>
+              <w:left w:type="dxa" w:w="120"/>
+              <w:bottom w:type="dxa" w:w="90"/>
+              <w:right w:type="dxa" w:w="120"/>
+            </w:tcMar>
+          </w:tcPr>
+          <w:p>
+            <w:pPr>
+              <w:spacing w:after="0" w:line="250"/>
+            </w:pPr>
+            <w:r>
+              <w:rPr>
+                <w:rFonts w:ascii="Calibri" w:cs="Calibri" w:eastAsia="Calibri" w:hAnsi="Calibri"/>
+                <w:b w:val="false"/>
+                <w:bCs w:val="false"/>
+                <w:i w:val="false"/>
+                <w:iCs w:val="false"/>
+                <w:color w:val="1A1A1A"/>
+                <w:sz w:val="19"/>
+                <w:szCs w:val="19"/>
+              </w:rPr>
+              <w:t xml:space="preserve">710</w:t>
+            </w:r>
+          </w:p>
+        </w:tc>
+      </w:tr>
+    </w:tbl>
+    <w:p>
+      <w:pPr>
+        <w:spacing w:after="0" w:line="120" w:lineRule="exact"/>
+      </w:pPr>
+    </w:p>
+    <w:p>
+      <w:pPr>
+        <w:pBdr>
+          <w:left w:val="single" w:color="8B1E2D" w:sz="18" w:space="10"/>
+        </w:pBdr>
+        <w:spacing w:after="170" w:before="60" w:line="276"/>
+        <w:ind w:left="220"/>
+      </w:pPr>
+      <w:r>
+        <w:rPr>
+          <w:rFonts w:ascii="Calibri" w:cs="Calibri" w:eastAsia="Calibri" w:hAnsi="Calibri"/>
+          <w:b w:val="false"/>
+          <w:bCs w:val="false"/>
+          <w:i/>
+          <w:iCs/>
+          <w:color w:val="5A5A5A"/>
+          <w:sz w:val="20"/>
+          <w:szCs w:val="20"/>
+        </w:rPr>
+        <w:t xml:space="preserve">The last two lines are a performance result, not a security one, but they came from the same work. Rewriting the policies so the caller's identity is decided once per query instead of once per row made the query 136 times cheaper in pages read, with identical output.</w:t>
+      </w:r>
+    </w:p>
+    <w:p>
+      <w:pPr>
+        <w:pStyle w:val="Heading2"/>
+        <w:keepNext/>
+        <w:spacing w:after="120" w:before="300"/>
+      </w:pPr>
+      <w:bookmarkStart w:id="22" w:name="_Toc_22"/>
+      <w:r>
+        <w:rPr>
+          <w:rFonts w:ascii="Calibri" w:cs="Calibri" w:eastAsia="Calibri" w:hAnsi="Calibri"/>
+          <w:b/>
+          <w:bCs/>
+          <w:i w:val="false"/>
+          <w:iCs w:val="false"/>
+          <w:color w:val="1A1A1A"/>
+          <w:sz w:val="26"/>
+          <w:szCs w:val="26"/>
+        </w:rPr>
+        <w:t xml:space="preserve">5.9 A follow-up on 27 September 2026</w:t>
+      </w:r>
+      <w:bookmarkEnd w:id="22"/>
+    </w:p>
+    <w:p>
+      <w:pPr>
+        <w:spacing w:after="150" w:line="276"/>
+      </w:pPr>
+      <w:r>
+        <w:rPr>
+          <w:rFonts w:ascii="Calibri" w:cs="Calibri" w:eastAsia="Calibri" w:hAnsi="Calibri"/>
+          <w:b w:val="false"/>
+          <w:bCs w:val="false"/>
+          <w:i w:val="false"/>
+          <w:iCs w:val="false"/>
+          <w:color w:val="1A1A1A"/>
+          <w:sz w:val="21"/>
+          <w:szCs w:val="21"/>
+        </w:rPr>
+        <w:t xml:space="preserve">The Supabase security advisor, run against the live project, showed that the fix in 5.2 had not held. Thirty-seven SECURITY DEFINER functions were callable by the anonymous role again — every one of them written after 9 September: the notice board, notifications, the grade-point and repeat triggers.</w:t>
+      </w:r>
+    </w:p>
+    <w:p>
+      <w:pPr>
+        <w:spacing w:after="150" w:line="276"/>
+      </w:pPr>
+      <w:r>
+        <w:rPr>
+          <w:rFonts w:ascii="Calibri" w:cs="Calibri" w:eastAsia="Calibri" w:hAnsi="Calibri"/>
+          <w:b w:val="false"/>
+          <w:bCs w:val="false"/>
+          <w:i w:val="false"/>
+          <w:iCs w:val="false"/>
+          <w:color w:val="1A1A1A"/>
+          <w:sz w:val="21"/>
+          <w:szCs w:val="21"/>
+        </w:rPr>
+        <w:t xml:space="preserve">The reason is a lesson in its own right. Revoking EXECUTE from PUBLIC only removes the grant to PUBLIC. Supabase's own default privileges for the postgres role grant EXECUTE to anon, authenticated and service_role by name, so every new function still arrived with an explicit anon grant that the PUBLIC revoke never touched. The guards inside those functions all failed closed, so nothing leaked, but the door was open.</w:t>
+      </w:r>
+    </w:p>
+    <w:p>
+      <w:pPr>
+        <w:spacing w:after="150" w:line="276"/>
+      </w:pPr>
+      <w:r>
+        <w:rPr>
+          <w:rFonts w:ascii="Calibri" w:cs="Calibri" w:eastAsia="Calibri" w:hAnsi="Calibri"/>
+          <w:b w:val="false"/>
+          <w:bCs w:val="false"/>
+          <w:i w:val="false"/>
+          <w:iCs w:val="false"/>
+          <w:color w:val="1A1A1A"/>
+          <w:sz w:val="21"/>
+          <w:szCs w:val="21"/>
+        </w:rPr>
+        <w:t xml:space="preserve">The fix, in a_signed_out_caller_calls_nothing, removes EXECUTE from anon on every function the application owns, keeps exactly what signed-in users already had, removes it from trigger functions altogether (a trigger fires regardless of the caller's EXECUTE privilege), and changes the default by name:</w:t>
       </w:r>
     </w:p>
     <w:tbl>
@@ -4870,11 +6843,15 @@
             <w:r>
               <w:rPr>
                 <w:rFonts w:ascii="Consolas" w:cs="Consolas" w:eastAsia="Consolas" w:hAnsi="Consolas"/>
+                <w:b w:val="false"/>
+                <w:bCs w:val="false"/>
+                <w:i w:val="false"/>
+                <w:iCs w:val="false"/>
                 <w:color w:val="23303B"/>
                 <w:sz w:val="18"/>
                 <w:szCs w:val="18"/>
               </w:rPr>
-              <w:t xml:space="preserve">begin;</w:t>
+              <w:t xml:space="preserve">alter default privileges for role postgres in schema public</w:t>
             </w:r>
           </w:p>
           <w:p>
@@ -4884,72 +6861,320 @@
             <w:r>
               <w:rPr>
                 <w:rFonts w:ascii="Consolas" w:cs="Consolas" w:eastAsia="Consolas" w:hAnsi="Consolas"/>
+                <w:b w:val="false"/>
+                <w:bCs w:val="false"/>
+                <w:i w:val="false"/>
+                <w:iCs w:val="false"/>
                 <w:color w:val="23303B"/>
                 <w:sz w:val="18"/>
                 <w:szCs w:val="18"/>
               </w:rPr>
-              <w:t xml:space="preserve">  -- measure the old behaviour as each role</w:t>
-            </w:r>
-          </w:p>
-          <w:p>
-            <w:pPr>
-              <w:spacing w:after="20" w:line="240"/>
-            </w:pPr>
-            <w:r>
-              <w:rPr>
-                <w:rFonts w:ascii="Consolas" w:cs="Consolas" w:eastAsia="Consolas" w:hAnsi="Consolas"/>
-                <w:color w:val="23303B"/>
-                <w:sz w:val="18"/>
-                <w:szCs w:val="18"/>
-              </w:rPr>
-              <w:t xml:space="preserve">  -- apply the new policy</w:t>
-            </w:r>
-          </w:p>
-          <w:p>
-            <w:pPr>
-              <w:spacing w:after="20" w:line="240"/>
-            </w:pPr>
-            <w:r>
-              <w:rPr>
-                <w:rFonts w:ascii="Consolas" w:cs="Consolas" w:eastAsia="Consolas" w:hAnsi="Consolas"/>
-                <w:color w:val="23303B"/>
-                <w:sz w:val="18"/>
-                <w:szCs w:val="18"/>
-              </w:rPr>
-              <w:t xml:space="preserve">  -- measure the new behaviour as each role</w:t>
-            </w:r>
-          </w:p>
-          <w:p>
-            <w:pPr>
-              <w:spacing w:after="20" w:line="240"/>
-            </w:pPr>
-            <w:r>
-              <w:rPr>
-                <w:rFonts w:ascii="Consolas" w:cs="Consolas" w:eastAsia="Consolas" w:hAnsi="Consolas"/>
-                <w:color w:val="23303B"/>
-                <w:sz w:val="18"/>
-                <w:szCs w:val="18"/>
-              </w:rPr>
-              <w:t xml:space="preserve">  -- compare</w:t>
-            </w:r>
-          </w:p>
-          <w:p>
-            <w:pPr>
-              <w:spacing w:after="20" w:line="240"/>
-            </w:pPr>
-            <w:r>
-              <w:rPr>
-                <w:rFonts w:ascii="Consolas" w:cs="Consolas" w:eastAsia="Consolas" w:hAnsi="Consolas"/>
-                <w:color w:val="23303B"/>
-                <w:sz w:val="18"/>
-                <w:szCs w:val="18"/>
-              </w:rPr>
-              <w:t xml:space="preserve">rollback;</w:t>
+              <w:t xml:space="preserve">  revoke execute on functions from anon;</w:t>
             </w:r>
           </w:p>
         </w:tc>
       </w:tr>
     </w:tbl>
+    <w:p>
+      <w:pPr>
+        <w:spacing w:after="0" w:line="120" w:lineRule="exact"/>
+      </w:pPr>
+    </w:p>
+    <w:p>
+      <w:pPr>
+        <w:spacing w:after="150" w:line="276"/>
+      </w:pPr>
+      <w:r>
+        <w:rPr>
+          <w:rFonts w:ascii="Calibri" w:cs="Calibri" w:eastAsia="Calibri" w:hAnsi="Calibri"/>
+          <w:b w:val="false"/>
+          <w:bCs w:val="false"/>
+          <w:i w:val="false"/>
+          <w:iCs w:val="false"/>
+          <w:color w:val="1A1A1A"/>
+          <w:sz w:val="21"/>
+          <w:szCs w:val="21"/>
+        </w:rPr>
+        <w:t xml:space="preserve">The same day, the eleven dated backup tables were dropped (one had Row Level Security off), two functions that still resolved names through the caller's search_path were pinned, and the pgvector extension was moved from the public schema into extensions so its hundred-odd functions are no longer exposed beside the application's. After the change the anonymous role could call 0 functions and signed-in users could still call every one of the application's 169 functions they could call before, proved by counting both before and after, and by calling a function as anon and getting "permission denied".</w:t>
+      </w:r>
+    </w:p>
+    <w:p>
+      <w:pPr>
+        <w:pStyle w:val="Heading2"/>
+        <w:keepNext/>
+        <w:spacing w:after="120" w:before="300"/>
+      </w:pPr>
+      <w:bookmarkStart w:id="23" w:name="_Toc_23"/>
+      <w:r>
+        <w:rPr>
+          <w:rFonts w:ascii="Calibri" w:cs="Calibri" w:eastAsia="Calibri" w:hAnsi="Calibri"/>
+          <w:b/>
+          <w:bCs/>
+          <w:i w:val="false"/>
+          <w:iCs w:val="false"/>
+          <w:color w:val="1A1A1A"/>
+          <w:sz w:val="26"/>
+          <w:szCs w:val="26"/>
+        </w:rPr>
+        <w:t xml:space="preserve">5.10 Where things stand on 30 October 2026</w:t>
+      </w:r>
+      <w:bookmarkEnd w:id="23"/>
+    </w:p>
+    <w:p>
+      <w:pPr>
+        <w:spacing w:after="150" w:line="276"/>
+      </w:pPr>
+      <w:r>
+        <w:rPr>
+          <w:rFonts w:ascii="Calibri" w:cs="Calibri" w:eastAsia="Calibri" w:hAnsi="Calibri"/>
+          <w:b w:val="false"/>
+          <w:bCs w:val="false"/>
+          <w:i w:val="false"/>
+          <w:iCs w:val="false"/>
+          <w:color w:val="1A1A1A"/>
+          <w:sz w:val="21"/>
+          <w:szCs w:val="21"/>
+        </w:rPr>
+        <w:t xml:space="preserve">The same counts, taken again for this edition: 248 application functions, 194 callable by signed-in users, every SECURITY DEFINER function with its search path pinned — and </w:t>
+      </w:r>
+      <w:r>
+        <w:rPr>
+          <w:rFonts w:ascii="Calibri" w:cs="Calibri" w:eastAsia="Calibri" w:hAnsi="Calibri"/>
+          <w:b/>
+          <w:bCs/>
+          <w:i w:val="false"/>
+          <w:iCs w:val="false"/>
+          <w:color w:val="1A1A1A"/>
+          <w:sz w:val="21"/>
+          <w:szCs w:val="21"/>
+        </w:rPr>
+        <w:t xml:space="preserve">5 callable by the anonymous role</w:t>
+      </w:r>
+      <w:r>
+        <w:rPr>
+          <w:rFonts w:ascii="Calibri" w:cs="Calibri" w:eastAsia="Calibri" w:hAnsi="Calibri"/>
+          <w:b w:val="false"/>
+          <w:bCs w:val="false"/>
+          <w:i w:val="false"/>
+          <w:iCs w:val="false"/>
+          <w:color w:val="1A1A1A"/>
+          <w:sz w:val="21"/>
+          <w:szCs w:val="21"/>
+        </w:rPr>
+        <w:t xml:space="preserve">. All five are trigger functions added in October: </w:t>
+      </w:r>
+      <w:r>
+        <w:rPr>
+          <w:rFonts w:ascii="Consolas" w:cs="Consolas" w:eastAsia="Consolas" w:hAnsi="Consolas"/>
+          <w:b w:val="false"/>
+          <w:bCs w:val="false"/>
+          <w:i w:val="false"/>
+          <w:iCs w:val="false"/>
+          <w:color w:val="8B1E2D"/>
+          <w:sz w:val="19"/>
+          <w:szCs w:val="19"/>
+        </w:rPr>
+        <w:t xml:space="preserve">check_course_graded_with</w:t>
+      </w:r>
+      <w:r>
+        <w:rPr>
+          <w:rFonts w:ascii="Calibri" w:cs="Calibri" w:eastAsia="Calibri" w:hAnsi="Calibri"/>
+          <w:b w:val="false"/>
+          <w:bCs w:val="false"/>
+          <w:i w:val="false"/>
+          <w:iCs w:val="false"/>
+          <w:color w:val="1A1A1A"/>
+          <w:sz w:val="21"/>
+          <w:szCs w:val="21"/>
+        </w:rPr>
+        <w:t xml:space="preserve">, </w:t>
+      </w:r>
+      <w:r>
+        <w:rPr>
+          <w:rFonts w:ascii="Consolas" w:cs="Consolas" w:eastAsia="Consolas" w:hAnsi="Consolas"/>
+          <w:b w:val="false"/>
+          <w:bCs w:val="false"/>
+          <w:i w:val="false"/>
+          <w:iCs w:val="false"/>
+          <w:color w:val="8B1E2D"/>
+          <w:sz w:val="19"/>
+          <w:szCs w:val="19"/>
+        </w:rPr>
+        <w:t xml:space="preserve">courses_default_result_credits</w:t>
+      </w:r>
+      <w:r>
+        <w:rPr>
+          <w:rFonts w:ascii="Calibri" w:cs="Calibri" w:eastAsia="Calibri" w:hAnsi="Calibri"/>
+          <w:b w:val="false"/>
+          <w:bCs w:val="false"/>
+          <w:i w:val="false"/>
+          <w:iCs w:val="false"/>
+          <w:color w:val="1A1A1A"/>
+          <w:sz w:val="21"/>
+          <w:szCs w:val="21"/>
+        </w:rPr>
+        <w:t xml:space="preserve">, </w:t>
+      </w:r>
+      <w:r>
+        <w:rPr>
+          <w:rFonts w:ascii="Consolas" w:cs="Consolas" w:eastAsia="Consolas" w:hAnsi="Consolas"/>
+          <w:b w:val="false"/>
+          <w:bCs w:val="false"/>
+          <w:i w:val="false"/>
+          <w:iCs w:val="false"/>
+          <w:color w:val="8B1E2D"/>
+          <w:sz w:val="19"/>
+          <w:szCs w:val="19"/>
+        </w:rPr>
+        <w:t xml:space="preserve">refresh_result_credits</w:t>
+      </w:r>
+      <w:r>
+        <w:rPr>
+          <w:rFonts w:ascii="Calibri" w:cs="Calibri" w:eastAsia="Calibri" w:hAnsi="Calibri"/>
+          <w:b w:val="false"/>
+          <w:bCs w:val="false"/>
+          <w:i w:val="false"/>
+          <w:iCs w:val="false"/>
+          <w:color w:val="1A1A1A"/>
+          <w:sz w:val="21"/>
+          <w:szCs w:val="21"/>
+        </w:rPr>
+        <w:t xml:space="preserve"> and </w:t>
+      </w:r>
+      <w:r>
+        <w:rPr>
+          <w:rFonts w:ascii="Consolas" w:cs="Consolas" w:eastAsia="Consolas" w:hAnsi="Consolas"/>
+          <w:b w:val="false"/>
+          <w:bCs w:val="false"/>
+          <w:i w:val="false"/>
+          <w:iCs w:val="false"/>
+          <w:color w:val="8B1E2D"/>
+          <w:sz w:val="19"/>
+          <w:szCs w:val="19"/>
+        </w:rPr>
+        <w:t xml:space="preserve">results_refuse_ungraded_part</w:t>
+      </w:r>
+      <w:r>
+        <w:rPr>
+          <w:rFonts w:ascii="Calibri" w:cs="Calibri" w:eastAsia="Calibri" w:hAnsi="Calibri"/>
+          <w:b w:val="false"/>
+          <w:bCs w:val="false"/>
+          <w:i w:val="false"/>
+          <w:iCs w:val="false"/>
+          <w:color w:val="1A1A1A"/>
+          <w:sz w:val="21"/>
+          <w:szCs w:val="21"/>
+        </w:rPr>
+        <w:t xml:space="preserve"> (two-semester courses) and </w:t>
+      </w:r>
+      <w:r>
+        <w:rPr>
+          <w:rFonts w:ascii="Consolas" w:cs="Consolas" w:eastAsia="Consolas" w:hAnsi="Consolas"/>
+          <w:b w:val="false"/>
+          <w:bCs w:val="false"/>
+          <w:i w:val="false"/>
+          <w:iCs w:val="false"/>
+          <w:color w:val="8B1E2D"/>
+          <w:sz w:val="19"/>
+          <w:szCs w:val="19"/>
+        </w:rPr>
+        <w:t xml:space="preserve">planner_scenarios_guard</w:t>
+      </w:r>
+      <w:r>
+        <w:rPr>
+          <w:rFonts w:ascii="Calibri" w:cs="Calibri" w:eastAsia="Calibri" w:hAnsi="Calibri"/>
+          <w:b w:val="false"/>
+          <w:bCs w:val="false"/>
+          <w:i w:val="false"/>
+          <w:iCs w:val="false"/>
+          <w:color w:val="1A1A1A"/>
+          <w:sz w:val="21"/>
+          <w:szCs w:val="21"/>
+        </w:rPr>
+        <w:t xml:space="preserve"> (saved scenarios). They arrived with Supabase's default grant again, despite the default being changed by name in September.</w:t>
+      </w:r>
+    </w:p>
+    <w:p>
+      <w:pPr>
+        <w:spacing w:after="150" w:line="276"/>
+      </w:pPr>
+      <w:r>
+        <w:rPr>
+          <w:rFonts w:ascii="Calibri" w:cs="Calibri" w:eastAsia="Calibri" w:hAnsi="Calibri"/>
+          <w:b w:val="false"/>
+          <w:bCs w:val="false"/>
+          <w:i w:val="false"/>
+          <w:iCs w:val="false"/>
+          <w:color w:val="1A1A1A"/>
+          <w:sz w:val="21"/>
+          <w:szCs w:val="21"/>
+        </w:rPr>
+        <w:t xml:space="preserve">They are harmless as they stand: PostgreSQL refuses to run a trigger function except as a trigger, so calling one through the API only returns an error. But they break the rule this section exists for, and the fact that the default did not hold for them is worth knowing. The tidy-up is one migration that revokes EXECUTE on the five from anon (and, like the other triggers, from authenticated), followed by the count in section 6 run again.</w:t>
+      </w:r>
+    </w:p>
+    <w:p>
+      <w:r>
+        <w:br w:type="page"/>
+      </w:r>
+    </w:p>
+    <w:p>
+      <w:pPr>
+        <w:pStyle w:val="Heading1"/>
+        <w:keepNext/>
+        <w:spacing w:after="170" w:before="380"/>
+      </w:pPr>
+      <w:bookmarkStart w:id="24" w:name="_Toc_24"/>
+      <w:r>
+        <w:rPr>
+          <w:rFonts w:ascii="Calibri" w:cs="Calibri" w:eastAsia="Calibri" w:hAnsi="Calibri"/>
+          <w:b/>
+          <w:bCs/>
+          <w:i w:val="false"/>
+          <w:iCs w:val="false"/>
+          <w:color w:val="8B1E2D"/>
+          <w:sz w:val="32"/>
+          <w:szCs w:val="32"/>
+        </w:rPr>
+        <w:t xml:space="preserve">6. How to test a rule yourself</w:t>
+      </w:r>
+      <w:bookmarkEnd w:id="24"/>
+    </w:p>
+    <w:p>
+      <w:pPr>
+        <w:spacing w:after="150" w:line="276"/>
+      </w:pPr>
+      <w:r>
+        <w:rPr>
+          <w:rFonts w:ascii="Calibri" w:cs="Calibri" w:eastAsia="Calibri" w:hAnsi="Calibri"/>
+          <w:b w:val="false"/>
+          <w:bCs w:val="false"/>
+          <w:i w:val="false"/>
+          <w:iCs w:val="false"/>
+          <w:color w:val="1A1A1A"/>
+          <w:sz w:val="21"/>
+          <w:szCs w:val="21"/>
+        </w:rPr>
+        <w:t xml:space="preserve">You do not have to trust any of the above. You can check any policy directly, safely, without changing anything.</w:t>
+      </w:r>
+    </w:p>
+    <w:p>
+      <w:pPr>
+        <w:spacing w:after="150" w:line="276"/>
+      </w:pPr>
+      <w:r>
+        <w:rPr>
+          <w:rFonts w:ascii="Calibri" w:cs="Calibri" w:eastAsia="Calibri" w:hAnsi="Calibri"/>
+          <w:b w:val="false"/>
+          <w:bCs w:val="false"/>
+          <w:i w:val="false"/>
+          <w:iCs w:val="false"/>
+          <w:color w:val="1A1A1A"/>
+          <w:sz w:val="21"/>
+          <w:szCs w:val="21"/>
+        </w:rPr>
+        <w:t xml:space="preserve">The trick is to run inside a transaction, pretend to be a particular user, measure, and then roll back.</w:t>
+      </w:r>
+    </w:p>
     <w:tbl>
       <w:tblPr>
         <w:tblW w:type="dxa" w:w="9026"/>
@@ -4969,6 +7194,440 @@
         <w:tc>
           <w:tcPr>
             <w:tcW w:type="dxa" w:w="9026"/>
+            <w:shd w:fill="F5F5F2" w:color="auto" w:val="clear"/>
+            <w:tcMar>
+              <w:top w:type="dxa" w:w="120"/>
+              <w:left w:type="dxa" w:w="160"/>
+              <w:bottom w:type="dxa" w:w="120"/>
+              <w:right w:type="dxa" w:w="160"/>
+            </w:tcMar>
+          </w:tcPr>
+          <w:p>
+            <w:pPr>
+              <w:spacing w:after="20" w:line="240"/>
+            </w:pPr>
+            <w:r>
+              <w:rPr>
+                <w:rFonts w:ascii="Consolas" w:cs="Consolas" w:eastAsia="Consolas" w:hAnsi="Consolas"/>
+                <w:b w:val="false"/>
+                <w:bCs w:val="false"/>
+                <w:i w:val="false"/>
+                <w:iCs w:val="false"/>
+                <w:color w:val="23303B"/>
+                <w:sz w:val="18"/>
+                <w:szCs w:val="18"/>
+              </w:rPr>
+              <w:t xml:space="preserve">begin;</w:t>
+            </w:r>
+          </w:p>
+          <w:p>
+            <w:pPr>
+              <w:spacing w:after="20" w:line="240"/>
+            </w:pPr>
+            <w:r>
+              <w:rPr>
+                <w:rFonts w:ascii="Consolas" w:cs="Consolas" w:eastAsia="Consolas" w:hAnsi="Consolas"/>
+                <w:b w:val="false"/>
+                <w:bCs w:val="false"/>
+                <w:i w:val="false"/>
+                <w:iCs w:val="false"/>
+                <w:color w:val="23303B"/>
+                <w:sz w:val="18"/>
+                <w:szCs w:val="18"/>
+              </w:rPr>
+              <w:t xml:space="preserve"> </w:t>
+            </w:r>
+          </w:p>
+          <w:p>
+            <w:pPr>
+              <w:spacing w:after="20" w:line="240"/>
+            </w:pPr>
+            <w:r>
+              <w:rPr>
+                <w:rFonts w:ascii="Consolas" w:cs="Consolas" w:eastAsia="Consolas" w:hAnsi="Consolas"/>
+                <w:b w:val="false"/>
+                <w:bCs w:val="false"/>
+                <w:i w:val="false"/>
+                <w:iCs w:val="false"/>
+                <w:color w:val="23303B"/>
+                <w:sz w:val="18"/>
+                <w:szCs w:val="18"/>
+              </w:rPr>
+              <w:t xml:space="preserve">-- become a signed-in user with this id</w:t>
+            </w:r>
+          </w:p>
+          <w:p>
+            <w:pPr>
+              <w:spacing w:after="20" w:line="240"/>
+            </w:pPr>
+            <w:r>
+              <w:rPr>
+                <w:rFonts w:ascii="Consolas" w:cs="Consolas" w:eastAsia="Consolas" w:hAnsi="Consolas"/>
+                <w:b w:val="false"/>
+                <w:bCs w:val="false"/>
+                <w:i w:val="false"/>
+                <w:iCs w:val="false"/>
+                <w:color w:val="23303B"/>
+                <w:sz w:val="18"/>
+                <w:szCs w:val="18"/>
+              </w:rPr>
+              <w:t xml:space="preserve">set local role authenticated;</w:t>
+            </w:r>
+          </w:p>
+          <w:p>
+            <w:pPr>
+              <w:spacing w:after="20" w:line="240"/>
+            </w:pPr>
+            <w:r>
+              <w:rPr>
+                <w:rFonts w:ascii="Consolas" w:cs="Consolas" w:eastAsia="Consolas" w:hAnsi="Consolas"/>
+                <w:b w:val="false"/>
+                <w:bCs w:val="false"/>
+                <w:i w:val="false"/>
+                <w:iCs w:val="false"/>
+                <w:color w:val="23303B"/>
+                <w:sz w:val="18"/>
+                <w:szCs w:val="18"/>
+              </w:rPr>
+              <w:t xml:space="preserve">set local request.jwt.claims to</w:t>
+            </w:r>
+          </w:p>
+          <w:p>
+            <w:pPr>
+              <w:spacing w:after="20" w:line="240"/>
+            </w:pPr>
+            <w:r>
+              <w:rPr>
+                <w:rFonts w:ascii="Consolas" w:cs="Consolas" w:eastAsia="Consolas" w:hAnsi="Consolas"/>
+                <w:b w:val="false"/>
+                <w:bCs w:val="false"/>
+                <w:i w:val="false"/>
+                <w:iCs w:val="false"/>
+                <w:color w:val="23303B"/>
+                <w:sz w:val="18"/>
+                <w:szCs w:val="18"/>
+              </w:rPr>
+              <w:t xml:space="preserve">  '{"sub":"&lt;the user id&gt;","role":"authenticated"}';</w:t>
+            </w:r>
+          </w:p>
+          <w:p>
+            <w:pPr>
+              <w:spacing w:after="20" w:line="240"/>
+            </w:pPr>
+            <w:r>
+              <w:rPr>
+                <w:rFonts w:ascii="Consolas" w:cs="Consolas" w:eastAsia="Consolas" w:hAnsi="Consolas"/>
+                <w:b w:val="false"/>
+                <w:bCs w:val="false"/>
+                <w:i w:val="false"/>
+                <w:iCs w:val="false"/>
+                <w:color w:val="23303B"/>
+                <w:sz w:val="18"/>
+                <w:szCs w:val="18"/>
+              </w:rPr>
+              <w:t xml:space="preserve"> </w:t>
+            </w:r>
+          </w:p>
+          <w:p>
+            <w:pPr>
+              <w:spacing w:after="20" w:line="240"/>
+            </w:pPr>
+            <w:r>
+              <w:rPr>
+                <w:rFonts w:ascii="Consolas" w:cs="Consolas" w:eastAsia="Consolas" w:hAnsi="Consolas"/>
+                <w:b w:val="false"/>
+                <w:bCs w:val="false"/>
+                <w:i w:val="false"/>
+                <w:iCs w:val="false"/>
+                <w:color w:val="23303B"/>
+                <w:sz w:val="18"/>
+                <w:szCs w:val="18"/>
+              </w:rPr>
+              <w:t xml:space="preserve">-- now ask the question as them</w:t>
+            </w:r>
+          </w:p>
+          <w:p>
+            <w:pPr>
+              <w:spacing w:after="20" w:line="240"/>
+            </w:pPr>
+            <w:r>
+              <w:rPr>
+                <w:rFonts w:ascii="Consolas" w:cs="Consolas" w:eastAsia="Consolas" w:hAnsi="Consolas"/>
+                <w:b w:val="false"/>
+                <w:bCs w:val="false"/>
+                <w:i w:val="false"/>
+                <w:iCs w:val="false"/>
+                <w:color w:val="23303B"/>
+                <w:sz w:val="18"/>
+                <w:szCs w:val="18"/>
+              </w:rPr>
+              <w:t xml:space="preserve">select count(*) from public.lecturers;</w:t>
+            </w:r>
+          </w:p>
+          <w:p>
+            <w:pPr>
+              <w:spacing w:after="20" w:line="240"/>
+            </w:pPr>
+            <w:r>
+              <w:rPr>
+                <w:rFonts w:ascii="Consolas" w:cs="Consolas" w:eastAsia="Consolas" w:hAnsi="Consolas"/>
+                <w:b w:val="false"/>
+                <w:bCs w:val="false"/>
+                <w:i w:val="false"/>
+                <w:iCs w:val="false"/>
+                <w:color w:val="23303B"/>
+                <w:sz w:val="18"/>
+                <w:szCs w:val="18"/>
+              </w:rPr>
+              <w:t xml:space="preserve"> </w:t>
+            </w:r>
+          </w:p>
+          <w:p>
+            <w:pPr>
+              <w:spacing w:after="20" w:line="240"/>
+            </w:pPr>
+            <w:r>
+              <w:rPr>
+                <w:rFonts w:ascii="Consolas" w:cs="Consolas" w:eastAsia="Consolas" w:hAnsi="Consolas"/>
+                <w:b w:val="false"/>
+                <w:bCs w:val="false"/>
+                <w:i w:val="false"/>
+                <w:iCs w:val="false"/>
+                <w:color w:val="23303B"/>
+                <w:sz w:val="18"/>
+                <w:szCs w:val="18"/>
+              </w:rPr>
+              <w:t xml:space="preserve">reset role;</w:t>
+            </w:r>
+          </w:p>
+          <w:p>
+            <w:pPr>
+              <w:spacing w:after="20" w:line="240"/>
+            </w:pPr>
+            <w:r>
+              <w:rPr>
+                <w:rFonts w:ascii="Consolas" w:cs="Consolas" w:eastAsia="Consolas" w:hAnsi="Consolas"/>
+                <w:b w:val="false"/>
+                <w:bCs w:val="false"/>
+                <w:i w:val="false"/>
+                <w:iCs w:val="false"/>
+                <w:color w:val="23303B"/>
+                <w:sz w:val="18"/>
+                <w:szCs w:val="18"/>
+              </w:rPr>
+              <w:t xml:space="preserve">rollback;   -- nothing was changed</w:t>
+            </w:r>
+          </w:p>
+        </w:tc>
+      </w:tr>
+    </w:tbl>
+    <w:p>
+      <w:pPr>
+        <w:spacing w:after="0" w:line="120" w:lineRule="exact"/>
+      </w:pPr>
+    </w:p>
+    <w:p>
+      <w:pPr>
+        <w:pStyle w:val="Heading2"/>
+        <w:keepNext/>
+        <w:spacing w:after="120" w:before="300"/>
+      </w:pPr>
+      <w:bookmarkStart w:id="25" w:name="_Toc_25"/>
+      <w:r>
+        <w:rPr>
+          <w:rFonts w:ascii="Calibri" w:cs="Calibri" w:eastAsia="Calibri" w:hAnsi="Calibri"/>
+          <w:b/>
+          <w:bCs/>
+          <w:i w:val="false"/>
+          <w:iCs w:val="false"/>
+          <w:color w:val="1A1A1A"/>
+          <w:sz w:val="26"/>
+          <w:szCs w:val="26"/>
+        </w:rPr>
+        <w:t xml:space="preserve">6.1 Testing a change before you keep it</w:t>
+      </w:r>
+      <w:bookmarkEnd w:id="25"/>
+    </w:p>
+    <w:p>
+      <w:pPr>
+        <w:spacing w:after="150" w:line="276"/>
+      </w:pPr>
+      <w:r>
+        <w:rPr>
+          <w:rFonts w:ascii="Calibri" w:cs="Calibri" w:eastAsia="Calibri" w:hAnsi="Calibri"/>
+          <w:b w:val="false"/>
+          <w:bCs w:val="false"/>
+          <w:i w:val="false"/>
+          <w:iCs w:val="false"/>
+          <w:color w:val="1A1A1A"/>
+          <w:sz w:val="21"/>
+          <w:szCs w:val="21"/>
+        </w:rPr>
+        <w:t xml:space="preserve">The same technique can prove a policy change is safe before you commit to it. Apply the change inside the transaction, measure every role, then roll back.</w:t>
+      </w:r>
+    </w:p>
+    <w:tbl>
+      <w:tblPr>
+        <w:tblW w:type="dxa" w:w="9026"/>
+        <w:tblBorders>
+          <w:top w:val="single" w:color="FFFFFF" w:sz="2"/>
+          <w:left w:val="single" w:color="FFFFFF" w:sz="2"/>
+          <w:bottom w:val="single" w:color="FFFFFF" w:sz="2"/>
+          <w:right w:val="single" w:color="FFFFFF" w:sz="2"/>
+          <w:insideH w:val="single" w:color="FFFFFF" w:sz="2"/>
+          <w:insideV w:val="single" w:color="FFFFFF" w:sz="2"/>
+        </w:tblBorders>
+      </w:tblPr>
+      <w:tblGrid>
+        <w:gridCol w:w="9026"/>
+      </w:tblGrid>
+      <w:tr>
+        <w:tc>
+          <w:tcPr>
+            <w:tcW w:type="dxa" w:w="9026"/>
+            <w:shd w:fill="F5F5F2" w:color="auto" w:val="clear"/>
+            <w:tcMar>
+              <w:top w:type="dxa" w:w="120"/>
+              <w:left w:type="dxa" w:w="160"/>
+              <w:bottom w:type="dxa" w:w="120"/>
+              <w:right w:type="dxa" w:w="160"/>
+            </w:tcMar>
+          </w:tcPr>
+          <w:p>
+            <w:pPr>
+              <w:spacing w:after="20" w:line="240"/>
+            </w:pPr>
+            <w:r>
+              <w:rPr>
+                <w:rFonts w:ascii="Consolas" w:cs="Consolas" w:eastAsia="Consolas" w:hAnsi="Consolas"/>
+                <w:b w:val="false"/>
+                <w:bCs w:val="false"/>
+                <w:i w:val="false"/>
+                <w:iCs w:val="false"/>
+                <w:color w:val="23303B"/>
+                <w:sz w:val="18"/>
+                <w:szCs w:val="18"/>
+              </w:rPr>
+              <w:t xml:space="preserve">begin;</w:t>
+            </w:r>
+          </w:p>
+          <w:p>
+            <w:pPr>
+              <w:spacing w:after="20" w:line="240"/>
+            </w:pPr>
+            <w:r>
+              <w:rPr>
+                <w:rFonts w:ascii="Consolas" w:cs="Consolas" w:eastAsia="Consolas" w:hAnsi="Consolas"/>
+                <w:b w:val="false"/>
+                <w:bCs w:val="false"/>
+                <w:i w:val="false"/>
+                <w:iCs w:val="false"/>
+                <w:color w:val="23303B"/>
+                <w:sz w:val="18"/>
+                <w:szCs w:val="18"/>
+              </w:rPr>
+              <w:t xml:space="preserve">  -- measure the old behaviour as each role</w:t>
+            </w:r>
+          </w:p>
+          <w:p>
+            <w:pPr>
+              <w:spacing w:after="20" w:line="240"/>
+            </w:pPr>
+            <w:r>
+              <w:rPr>
+                <w:rFonts w:ascii="Consolas" w:cs="Consolas" w:eastAsia="Consolas" w:hAnsi="Consolas"/>
+                <w:b w:val="false"/>
+                <w:bCs w:val="false"/>
+                <w:i w:val="false"/>
+                <w:iCs w:val="false"/>
+                <w:color w:val="23303B"/>
+                <w:sz w:val="18"/>
+                <w:szCs w:val="18"/>
+              </w:rPr>
+              <w:t xml:space="preserve">  -- apply the new policy</w:t>
+            </w:r>
+          </w:p>
+          <w:p>
+            <w:pPr>
+              <w:spacing w:after="20" w:line="240"/>
+            </w:pPr>
+            <w:r>
+              <w:rPr>
+                <w:rFonts w:ascii="Consolas" w:cs="Consolas" w:eastAsia="Consolas" w:hAnsi="Consolas"/>
+                <w:b w:val="false"/>
+                <w:bCs w:val="false"/>
+                <w:i w:val="false"/>
+                <w:iCs w:val="false"/>
+                <w:color w:val="23303B"/>
+                <w:sz w:val="18"/>
+                <w:szCs w:val="18"/>
+              </w:rPr>
+              <w:t xml:space="preserve">  -- measure the new behaviour as each role</w:t>
+            </w:r>
+          </w:p>
+          <w:p>
+            <w:pPr>
+              <w:spacing w:after="20" w:line="240"/>
+            </w:pPr>
+            <w:r>
+              <w:rPr>
+                <w:rFonts w:ascii="Consolas" w:cs="Consolas" w:eastAsia="Consolas" w:hAnsi="Consolas"/>
+                <w:b w:val="false"/>
+                <w:bCs w:val="false"/>
+                <w:i w:val="false"/>
+                <w:iCs w:val="false"/>
+                <w:color w:val="23303B"/>
+                <w:sz w:val="18"/>
+                <w:szCs w:val="18"/>
+              </w:rPr>
+              <w:t xml:space="preserve">  -- compare</w:t>
+            </w:r>
+          </w:p>
+          <w:p>
+            <w:pPr>
+              <w:spacing w:after="20" w:line="240"/>
+            </w:pPr>
+            <w:r>
+              <w:rPr>
+                <w:rFonts w:ascii="Consolas" w:cs="Consolas" w:eastAsia="Consolas" w:hAnsi="Consolas"/>
+                <w:b w:val="false"/>
+                <w:bCs w:val="false"/>
+                <w:i w:val="false"/>
+                <w:iCs w:val="false"/>
+                <w:color w:val="23303B"/>
+                <w:sz w:val="18"/>
+                <w:szCs w:val="18"/>
+              </w:rPr>
+              <w:t xml:space="preserve">rollback;</w:t>
+            </w:r>
+          </w:p>
+        </w:tc>
+      </w:tr>
+    </w:tbl>
+    <w:p>
+      <w:pPr>
+        <w:spacing w:after="0" w:line="120" w:lineRule="exact"/>
+      </w:pPr>
+    </w:p>
+    <w:tbl>
+      <w:tblPr>
+        <w:tblW w:type="dxa" w:w="9026"/>
+        <w:tblBorders>
+          <w:top w:val="single" w:color="FFFFFF" w:sz="2"/>
+          <w:left w:val="single" w:color="FFFFFF" w:sz="2"/>
+          <w:bottom w:val="single" w:color="FFFFFF" w:sz="2"/>
+          <w:right w:val="single" w:color="FFFFFF" w:sz="2"/>
+          <w:insideH w:val="single" w:color="FFFFFF" w:sz="2"/>
+          <w:insideV w:val="single" w:color="FFFFFF" w:sz="2"/>
+        </w:tblBorders>
+      </w:tblPr>
+      <w:tblGrid>
+        <w:gridCol w:w="9026"/>
+      </w:tblGrid>
+      <w:tr>
+        <w:tc>
+          <w:tcPr>
+            <w:tcW w:type="dxa" w:w="9026"/>
             <w:shd w:fill="FBF0E6" w:color="auto" w:val="clear"/>
             <w:tcMar>
               <w:top w:type="dxa" w:w="130"/>
@@ -4986,6 +7645,8 @@
                 <w:rFonts w:ascii="Calibri" w:cs="Calibri" w:eastAsia="Calibri" w:hAnsi="Calibri"/>
                 <w:b/>
                 <w:bCs/>
+                <w:i w:val="false"/>
+                <w:iCs w:val="false"/>
                 <w:color w:val="8B1E2D"/>
                 <w:sz w:val="17"/>
                 <w:szCs w:val="17"/>
@@ -5000,6 +7661,10 @@
             <w:r>
               <w:rPr>
                 <w:rFonts w:ascii="Calibri" w:cs="Calibri" w:eastAsia="Calibri" w:hAnsi="Calibri"/>
+                <w:b w:val="false"/>
+                <w:bCs w:val="false"/>
+                <w:i w:val="false"/>
+                <w:iCs w:val="false"/>
                 <w:color w:val="1A1A1A"/>
                 <w:sz w:val="20"/>
                 <w:szCs w:val="20"/>
@@ -5011,26 +7676,291 @@
       </w:tr>
     </w:tbl>
     <w:p>
-      <w:r>
-        <w:br w:type="page"/>
-      </w:r>
-    </w:p>
-    <w:p>
-      <w:pPr>
-        <w:pStyle w:val="Heading1"/>
-        <w:spacing w:after="170" w:before="380"/>
-      </w:pPr>
+      <w:pPr>
+        <w:spacing w:after="0" w:line="120" w:lineRule="exact"/>
+      </w:pPr>
+    </w:p>
+    <w:p>
+      <w:pPr>
+        <w:pStyle w:val="Heading2"/>
+        <w:keepNext/>
+        <w:spacing w:after="120" w:before="300"/>
+      </w:pPr>
+      <w:bookmarkStart w:id="26" w:name="_Toc_26"/>
       <w:r>
         <w:rPr>
           <w:rFonts w:ascii="Calibri" w:cs="Calibri" w:eastAsia="Calibri" w:hAnsi="Calibri"/>
           <w:b/>
           <w:bCs/>
+          <w:i w:val="false"/>
+          <w:iCs w:val="false"/>
+          <w:color w:val="1A1A1A"/>
+          <w:sz w:val="26"/>
+          <w:szCs w:val="26"/>
+        </w:rPr>
+        <w:t xml:space="preserve">6.2 Counting who can call what</w:t>
+      </w:r>
+      <w:bookmarkEnd w:id="26"/>
+    </w:p>
+    <w:p>
+      <w:pPr>
+        <w:spacing w:after="150" w:line="276"/>
+      </w:pPr>
+      <w:r>
+        <w:rPr>
+          <w:rFonts w:ascii="Calibri" w:cs="Calibri" w:eastAsia="Calibri" w:hAnsi="Calibri"/>
+          <w:b w:val="false"/>
+          <w:bCs w:val="false"/>
+          <w:i w:val="false"/>
+          <w:iCs w:val="false"/>
+          <w:color w:val="1A1A1A"/>
+          <w:sz w:val="21"/>
+          <w:szCs w:val="21"/>
+        </w:rPr>
+        <w:t xml:space="preserve">The September and October findings were both found by counting. This query is safe to run at any time; it changes nothing.</w:t>
+      </w:r>
+    </w:p>
+    <w:tbl>
+      <w:tblPr>
+        <w:tblW w:type="dxa" w:w="9026"/>
+        <w:tblBorders>
+          <w:top w:val="single" w:color="FFFFFF" w:sz="2"/>
+          <w:left w:val="single" w:color="FFFFFF" w:sz="2"/>
+          <w:bottom w:val="single" w:color="FFFFFF" w:sz="2"/>
+          <w:right w:val="single" w:color="FFFFFF" w:sz="2"/>
+          <w:insideH w:val="single" w:color="FFFFFF" w:sz="2"/>
+          <w:insideV w:val="single" w:color="FFFFFF" w:sz="2"/>
+        </w:tblBorders>
+      </w:tblPr>
+      <w:tblGrid>
+        <w:gridCol w:w="9026"/>
+      </w:tblGrid>
+      <w:tr>
+        <w:tc>
+          <w:tcPr>
+            <w:tcW w:type="dxa" w:w="9026"/>
+            <w:shd w:fill="F5F5F2" w:color="auto" w:val="clear"/>
+            <w:tcMar>
+              <w:top w:type="dxa" w:w="120"/>
+              <w:left w:type="dxa" w:w="160"/>
+              <w:bottom w:type="dxa" w:w="120"/>
+              <w:right w:type="dxa" w:w="160"/>
+            </w:tcMar>
+          </w:tcPr>
+          <w:p>
+            <w:pPr>
+              <w:spacing w:after="20" w:line="240"/>
+            </w:pPr>
+            <w:r>
+              <w:rPr>
+                <w:rFonts w:ascii="Consolas" w:cs="Consolas" w:eastAsia="Consolas" w:hAnsi="Consolas"/>
+                <w:b w:val="false"/>
+                <w:bCs w:val="false"/>
+                <w:i w:val="false"/>
+                <w:iCs w:val="false"/>
+                <w:color w:val="23303B"/>
+                <w:sz w:val="18"/>
+                <w:szCs w:val="18"/>
+              </w:rPr>
+              <w:t xml:space="preserve">select</w:t>
+            </w:r>
+          </w:p>
+          <w:p>
+            <w:pPr>
+              <w:spacing w:after="20" w:line="240"/>
+            </w:pPr>
+            <w:r>
+              <w:rPr>
+                <w:rFonts w:ascii="Consolas" w:cs="Consolas" w:eastAsia="Consolas" w:hAnsi="Consolas"/>
+                <w:b w:val="false"/>
+                <w:bCs w:val="false"/>
+                <w:i w:val="false"/>
+                <w:iCs w:val="false"/>
+                <w:color w:val="23303B"/>
+                <w:sz w:val="18"/>
+                <w:szCs w:val="18"/>
+              </w:rPr>
+              <w:t xml:space="preserve">  count(*) filter (where has_function_privilege('anon', p.oid, 'execute'))</w:t>
+            </w:r>
+          </w:p>
+          <w:p>
+            <w:pPr>
+              <w:spacing w:after="20" w:line="240"/>
+            </w:pPr>
+            <w:r>
+              <w:rPr>
+                <w:rFonts w:ascii="Consolas" w:cs="Consolas" w:eastAsia="Consolas" w:hAnsi="Consolas"/>
+                <w:b w:val="false"/>
+                <w:bCs w:val="false"/>
+                <w:i w:val="false"/>
+                <w:iCs w:val="false"/>
+                <w:color w:val="23303B"/>
+                <w:sz w:val="18"/>
+                <w:szCs w:val="18"/>
+              </w:rPr>
+              <w:t xml:space="preserve">    as signed_out_can_call,</w:t>
+            </w:r>
+          </w:p>
+          <w:p>
+            <w:pPr>
+              <w:spacing w:after="20" w:line="240"/>
+            </w:pPr>
+            <w:r>
+              <w:rPr>
+                <w:rFonts w:ascii="Consolas" w:cs="Consolas" w:eastAsia="Consolas" w:hAnsi="Consolas"/>
+                <w:b w:val="false"/>
+                <w:bCs w:val="false"/>
+                <w:i w:val="false"/>
+                <w:iCs w:val="false"/>
+                <w:color w:val="23303B"/>
+                <w:sz w:val="18"/>
+                <w:szCs w:val="18"/>
+              </w:rPr>
+              <w:t xml:space="preserve">  count(*) filter (where has_function_privilege('authenticated', p.oid, 'execute'))</w:t>
+            </w:r>
+          </w:p>
+          <w:p>
+            <w:pPr>
+              <w:spacing w:after="20" w:line="240"/>
+            </w:pPr>
+            <w:r>
+              <w:rPr>
+                <w:rFonts w:ascii="Consolas" w:cs="Consolas" w:eastAsia="Consolas" w:hAnsi="Consolas"/>
+                <w:b w:val="false"/>
+                <w:bCs w:val="false"/>
+                <w:i w:val="false"/>
+                <w:iCs w:val="false"/>
+                <w:color w:val="23303B"/>
+                <w:sz w:val="18"/>
+                <w:szCs w:val="18"/>
+              </w:rPr>
+              <w:t xml:space="preserve">    as signed_in_can_call</w:t>
+            </w:r>
+          </w:p>
+          <w:p>
+            <w:pPr>
+              <w:spacing w:after="20" w:line="240"/>
+            </w:pPr>
+            <w:r>
+              <w:rPr>
+                <w:rFonts w:ascii="Consolas" w:cs="Consolas" w:eastAsia="Consolas" w:hAnsi="Consolas"/>
+                <w:b w:val="false"/>
+                <w:bCs w:val="false"/>
+                <w:i w:val="false"/>
+                <w:iCs w:val="false"/>
+                <w:color w:val="23303B"/>
+                <w:sz w:val="18"/>
+                <w:szCs w:val="18"/>
+              </w:rPr>
+              <w:t xml:space="preserve">from pg_proc p</w:t>
+            </w:r>
+          </w:p>
+          <w:p>
+            <w:pPr>
+              <w:spacing w:after="20" w:line="240"/>
+            </w:pPr>
+            <w:r>
+              <w:rPr>
+                <w:rFonts w:ascii="Consolas" w:cs="Consolas" w:eastAsia="Consolas" w:hAnsi="Consolas"/>
+                <w:b w:val="false"/>
+                <w:bCs w:val="false"/>
+                <w:i w:val="false"/>
+                <w:iCs w:val="false"/>
+                <w:color w:val="23303B"/>
+                <w:sz w:val="18"/>
+                <w:szCs w:val="18"/>
+              </w:rPr>
+              <w:t xml:space="preserve">join pg_namespace n on n.oid = p.pronamespace</w:t>
+            </w:r>
+          </w:p>
+          <w:p>
+            <w:pPr>
+              <w:spacing w:after="20" w:line="240"/>
+            </w:pPr>
+            <w:r>
+              <w:rPr>
+                <w:rFonts w:ascii="Consolas" w:cs="Consolas" w:eastAsia="Consolas" w:hAnsi="Consolas"/>
+                <w:b w:val="false"/>
+                <w:bCs w:val="false"/>
+                <w:i w:val="false"/>
+                <w:iCs w:val="false"/>
+                <w:color w:val="23303B"/>
+                <w:sz w:val="18"/>
+                <w:szCs w:val="18"/>
+              </w:rPr>
+              <w:t xml:space="preserve">left join pg_depend d on d.objid = p.oid and d.deptype = 'e'</w:t>
+            </w:r>
+          </w:p>
+          <w:p>
+            <w:pPr>
+              <w:spacing w:after="20" w:line="240"/>
+            </w:pPr>
+            <w:r>
+              <w:rPr>
+                <w:rFonts w:ascii="Consolas" w:cs="Consolas" w:eastAsia="Consolas" w:hAnsi="Consolas"/>
+                <w:b w:val="false"/>
+                <w:bCs w:val="false"/>
+                <w:i w:val="false"/>
+                <w:iCs w:val="false"/>
+                <w:color w:val="23303B"/>
+                <w:sz w:val="18"/>
+                <w:szCs w:val="18"/>
+              </w:rPr>
+              <w:t xml:space="preserve">where n.nspname = 'public' and d.objid is null;   -- the app's own functions</w:t>
+            </w:r>
+          </w:p>
+        </w:tc>
+      </w:tr>
+    </w:tbl>
+    <w:p>
+      <w:pPr>
+        <w:spacing w:after="0" w:line="120" w:lineRule="exact"/>
+      </w:pPr>
+    </w:p>
+    <w:p>
+      <w:pPr>
+        <w:spacing w:after="150" w:line="276"/>
+      </w:pPr>
+      <w:r>
+        <w:rPr>
+          <w:rFonts w:ascii="Calibri" w:cs="Calibri" w:eastAsia="Calibri" w:hAnsi="Calibri"/>
+          <w:b w:val="false"/>
+          <w:bCs w:val="false"/>
+          <w:i w:val="false"/>
+          <w:iCs w:val="false"/>
+          <w:color w:val="1A1A1A"/>
+          <w:sz w:val="21"/>
+          <w:szCs w:val="21"/>
+        </w:rPr>
+        <w:t xml:space="preserve">On 30 October 2026 it returns 5 and 194 (section 5.10). The answer to aim for in the first column is 0.</w:t>
+      </w:r>
+    </w:p>
+    <w:p>
+      <w:r>
+        <w:br w:type="page"/>
+      </w:r>
+    </w:p>
+    <w:p>
+      <w:pPr>
+        <w:pStyle w:val="Heading1"/>
+        <w:keepNext/>
+        <w:spacing w:after="170" w:before="380"/>
+      </w:pPr>
+      <w:bookmarkStart w:id="27" w:name="_Toc_27"/>
+      <w:r>
+        <w:rPr>
+          <w:rFonts w:ascii="Calibri" w:cs="Calibri" w:eastAsia="Calibri" w:hAnsi="Calibri"/>
+          <w:b/>
+          <w:bCs/>
+          <w:i w:val="false"/>
+          <w:iCs w:val="false"/>
           <w:color w:val="8B1E2D"/>
           <w:sz w:val="32"/>
           <w:szCs w:val="32"/>
         </w:rPr>
         <w:t xml:space="preserve">7. Things deliberately left alone</w:t>
       </w:r>
+      <w:bookmarkEnd w:id="27"/>
     </w:p>
     <w:p>
       <w:pPr>
@@ -5063,16 +7993,17 @@
         </w:tblBorders>
       </w:tblPr>
       <w:tblGrid>
-        <w:gridCol w:w="3000"/>
-        <w:gridCol w:w="6026"/>
+        <w:gridCol w:w="2978"/>
+        <w:gridCol w:w="6048"/>
       </w:tblGrid>
       <w:tr>
         <w:trPr>
           <w:tblHeader/>
+          <w:cantSplit/>
         </w:trPr>
         <w:tc>
           <w:tcPr>
-            <w:tcW w:type="dxa" w:w="3000"/>
+            <w:tcW w:type="dxa" w:w="2978"/>
             <w:shd w:fill="8B1E2D" w:color="auto" w:val="clear"/>
             <w:tcMar>
               <w:top w:type="dxa" w:w="90"/>
@@ -5090,6 +8021,8 @@
                 <w:rFonts w:ascii="Calibri" w:cs="Calibri" w:eastAsia="Calibri" w:hAnsi="Calibri"/>
                 <w:b/>
                 <w:bCs/>
+                <w:i w:val="false"/>
+                <w:iCs w:val="false"/>
                 <w:color w:val="FFFFFF"/>
                 <w:sz w:val="19"/>
                 <w:szCs w:val="19"/>
@@ -5100,7 +8033,7 @@
         </w:tc>
         <w:tc>
           <w:tcPr>
-            <w:tcW w:type="dxa" w:w="6026"/>
+            <w:tcW w:type="dxa" w:w="6048"/>
             <w:shd w:fill="8B1E2D" w:color="auto" w:val="clear"/>
             <w:tcMar>
               <w:top w:type="dxa" w:w="90"/>
@@ -5118,6 +8051,8 @@
                 <w:rFonts w:ascii="Calibri" w:cs="Calibri" w:eastAsia="Calibri" w:hAnsi="Calibri"/>
                 <w:b/>
                 <w:bCs/>
+                <w:i w:val="false"/>
+                <w:iCs w:val="false"/>
                 <w:color w:val="FFFFFF"/>
                 <w:sz w:val="19"/>
                 <w:szCs w:val="19"/>
@@ -5128,9 +8063,12 @@
         </w:tc>
       </w:tr>
       <w:tr>
-        <w:tc>
-          <w:tcPr>
-            <w:tcW w:type="dxa" w:w="3000"/>
+        <w:trPr>
+          <w:cantSplit/>
+        </w:trPr>
+        <w:tc>
+          <w:tcPr>
+            <w:tcW w:type="dxa" w:w="2978"/>
             <w:shd w:fill="FFFFFF" w:color="auto" w:val="clear"/>
             <w:tcMar>
               <w:top w:type="dxa" w:w="90"/>
@@ -5148,6 +8086,8 @@
                 <w:rFonts w:ascii="Calibri" w:cs="Calibri" w:eastAsia="Calibri" w:hAnsi="Calibri"/>
                 <w:b w:val="false"/>
                 <w:bCs w:val="false"/>
+                <w:i w:val="false"/>
+                <w:iCs w:val="false"/>
                 <w:color w:val="1A1A1A"/>
                 <w:sz w:val="19"/>
                 <w:szCs w:val="19"/>
@@ -5158,7 +8098,7 @@
         </w:tc>
         <w:tc>
           <w:tcPr>
-            <w:tcW w:type="dxa" w:w="6026"/>
+            <w:tcW w:type="dxa" w:w="6048"/>
             <w:shd w:fill="FFFFFF" w:color="auto" w:val="clear"/>
             <w:tcMar>
               <w:top w:type="dxa" w:w="90"/>
@@ -5176,6 +8116,8 @@
                 <w:rFonts w:ascii="Calibri" w:cs="Calibri" w:eastAsia="Calibri" w:hAnsi="Calibri"/>
                 <w:b w:val="false"/>
                 <w:bCs w:val="false"/>
+                <w:i w:val="false"/>
+                <w:iCs w:val="false"/>
                 <w:color w:val="1A1A1A"/>
                 <w:sz w:val="19"/>
                 <w:szCs w:val="19"/>
@@ -5186,9 +8128,12 @@
         </w:tc>
       </w:tr>
       <w:tr>
-        <w:tc>
-          <w:tcPr>
-            <w:tcW w:type="dxa" w:w="3000"/>
+        <w:trPr>
+          <w:cantSplit/>
+        </w:trPr>
+        <w:tc>
+          <w:tcPr>
+            <w:tcW w:type="dxa" w:w="2978"/>
             <w:shd w:fill="FFFFFF" w:color="auto" w:val="clear"/>
             <w:tcMar>
               <w:top w:type="dxa" w:w="90"/>
@@ -5206,6 +8151,8 @@
                 <w:rFonts w:ascii="Calibri" w:cs="Calibri" w:eastAsia="Calibri" w:hAnsi="Calibri"/>
                 <w:b w:val="false"/>
                 <w:bCs w:val="false"/>
+                <w:i w:val="false"/>
+                <w:iCs w:val="false"/>
                 <w:color w:val="1A1A1A"/>
                 <w:sz w:val="19"/>
                 <w:szCs w:val="19"/>
@@ -5216,7 +8163,7 @@
         </w:tc>
         <w:tc>
           <w:tcPr>
-            <w:tcW w:type="dxa" w:w="6026"/>
+            <w:tcW w:type="dxa" w:w="6048"/>
             <w:shd w:fill="FFFFFF" w:color="auto" w:val="clear"/>
             <w:tcMar>
               <w:top w:type="dxa" w:w="90"/>
@@ -5234,6 +8181,8 @@
                 <w:rFonts w:ascii="Calibri" w:cs="Calibri" w:eastAsia="Calibri" w:hAnsi="Calibri"/>
                 <w:b w:val="false"/>
                 <w:bCs w:val="false"/>
+                <w:i w:val="false"/>
+                <w:iCs w:val="false"/>
                 <w:color w:val="1A1A1A"/>
                 <w:sz w:val="19"/>
                 <w:szCs w:val="19"/>
@@ -5244,9 +8193,12 @@
         </w:tc>
       </w:tr>
       <w:tr>
-        <w:tc>
-          <w:tcPr>
-            <w:tcW w:type="dxa" w:w="3000"/>
+        <w:trPr>
+          <w:cantSplit/>
+        </w:trPr>
+        <w:tc>
+          <w:tcPr>
+            <w:tcW w:type="dxa" w:w="2978"/>
             <w:shd w:fill="FFFFFF" w:color="auto" w:val="clear"/>
             <w:tcMar>
               <w:top w:type="dxa" w:w="90"/>
@@ -5264,6 +8216,8 @@
                 <w:rFonts w:ascii="Calibri" w:cs="Calibri" w:eastAsia="Calibri" w:hAnsi="Calibri"/>
                 <w:b w:val="false"/>
                 <w:bCs w:val="false"/>
+                <w:i w:val="false"/>
+                <w:iCs w:val="false"/>
                 <w:color w:val="1A1A1A"/>
                 <w:sz w:val="19"/>
                 <w:szCs w:val="19"/>
@@ -5274,7 +8228,7 @@
         </w:tc>
         <w:tc>
           <w:tcPr>
-            <w:tcW w:type="dxa" w:w="6026"/>
+            <w:tcW w:type="dxa" w:w="6048"/>
             <w:shd w:fill="FFFFFF" w:color="auto" w:val="clear"/>
             <w:tcMar>
               <w:top w:type="dxa" w:w="90"/>
@@ -5292,6 +8246,8 @@
                 <w:rFonts w:ascii="Calibri" w:cs="Calibri" w:eastAsia="Calibri" w:hAnsi="Calibri"/>
                 <w:b w:val="false"/>
                 <w:bCs w:val="false"/>
+                <w:i w:val="false"/>
+                <w:iCs w:val="false"/>
                 <w:color w:val="1A1A1A"/>
                 <w:sz w:val="19"/>
                 <w:szCs w:val="19"/>
@@ -5302,9 +8258,12 @@
         </w:tc>
       </w:tr>
       <w:tr>
-        <w:tc>
-          <w:tcPr>
-            <w:tcW w:type="dxa" w:w="3000"/>
+        <w:trPr>
+          <w:cantSplit/>
+        </w:trPr>
+        <w:tc>
+          <w:tcPr>
+            <w:tcW w:type="dxa" w:w="2978"/>
             <w:shd w:fill="FFFFFF" w:color="auto" w:val="clear"/>
             <w:tcMar>
               <w:top w:type="dxa" w:w="90"/>
@@ -5322,6 +8281,8 @@
                 <w:rFonts w:ascii="Calibri" w:cs="Calibri" w:eastAsia="Calibri" w:hAnsi="Calibri"/>
                 <w:b w:val="false"/>
                 <w:bCs w:val="false"/>
+                <w:i w:val="false"/>
+                <w:iCs w:val="false"/>
                 <w:color w:val="1A1A1A"/>
                 <w:sz w:val="19"/>
                 <w:szCs w:val="19"/>
@@ -5332,7 +8293,7 @@
         </w:tc>
         <w:tc>
           <w:tcPr>
-            <w:tcW w:type="dxa" w:w="6026"/>
+            <w:tcW w:type="dxa" w:w="6048"/>
             <w:shd w:fill="FFFFFF" w:color="auto" w:val="clear"/>
             <w:tcMar>
               <w:top w:type="dxa" w:w="90"/>
@@ -5350,6 +8311,8 @@
                 <w:rFonts w:ascii="Calibri" w:cs="Calibri" w:eastAsia="Calibri" w:hAnsi="Calibri"/>
                 <w:b w:val="false"/>
                 <w:bCs w:val="false"/>
+                <w:i w:val="false"/>
+                <w:iCs w:val="false"/>
                 <w:color w:val="1A1A1A"/>
                 <w:sz w:val="19"/>
                 <w:szCs w:val="19"/>
@@ -5360,9 +8323,12 @@
         </w:tc>
       </w:tr>
       <w:tr>
-        <w:tc>
-          <w:tcPr>
-            <w:tcW w:type="dxa" w:w="3000"/>
+        <w:trPr>
+          <w:cantSplit/>
+        </w:trPr>
+        <w:tc>
+          <w:tcPr>
+            <w:tcW w:type="dxa" w:w="2978"/>
             <w:shd w:fill="FFFFFF" w:color="auto" w:val="clear"/>
             <w:tcMar>
               <w:top w:type="dxa" w:w="90"/>
@@ -5380,6 +8346,8 @@
                 <w:rFonts w:ascii="Calibri" w:cs="Calibri" w:eastAsia="Calibri" w:hAnsi="Calibri"/>
                 <w:b w:val="false"/>
                 <w:bCs w:val="false"/>
+                <w:i w:val="false"/>
+                <w:iCs w:val="false"/>
                 <w:color w:val="1A1A1A"/>
                 <w:sz w:val="19"/>
                 <w:szCs w:val="19"/>
@@ -5390,7 +8358,7 @@
         </w:tc>
         <w:tc>
           <w:tcPr>
-            <w:tcW w:type="dxa" w:w="6026"/>
+            <w:tcW w:type="dxa" w:w="6048"/>
             <w:shd w:fill="FFFFFF" w:color="auto" w:val="clear"/>
             <w:tcMar>
               <w:top w:type="dxa" w:w="90"/>
@@ -5408,6 +8376,8 @@
                 <w:rFonts w:ascii="Calibri" w:cs="Calibri" w:eastAsia="Calibri" w:hAnsi="Calibri"/>
                 <w:b w:val="false"/>
                 <w:bCs w:val="false"/>
+                <w:i w:val="false"/>
+                <w:iCs w:val="false"/>
                 <w:color w:val="1A1A1A"/>
                 <w:sz w:val="19"/>
                 <w:szCs w:val="19"/>
@@ -5418,9 +8388,12 @@
         </w:tc>
       </w:tr>
       <w:tr>
-        <w:tc>
-          <w:tcPr>
-            <w:tcW w:type="dxa" w:w="3000"/>
+        <w:trPr>
+          <w:cantSplit/>
+        </w:trPr>
+        <w:tc>
+          <w:tcPr>
+            <w:tcW w:type="dxa" w:w="2978"/>
             <w:shd w:fill="FFFFFF" w:color="auto" w:val="clear"/>
             <w:tcMar>
               <w:top w:type="dxa" w:w="90"/>
@@ -5438,6 +8411,8 @@
                 <w:rFonts w:ascii="Calibri" w:cs="Calibri" w:eastAsia="Calibri" w:hAnsi="Calibri"/>
                 <w:b w:val="false"/>
                 <w:bCs w:val="false"/>
+                <w:i w:val="false"/>
+                <w:iCs w:val="false"/>
                 <w:color w:val="1A1A1A"/>
                 <w:sz w:val="19"/>
                 <w:szCs w:val="19"/>
@@ -5448,7 +8423,7 @@
         </w:tc>
         <w:tc>
           <w:tcPr>
-            <w:tcW w:type="dxa" w:w="6026"/>
+            <w:tcW w:type="dxa" w:w="6048"/>
             <w:shd w:fill="FFFFFF" w:color="auto" w:val="clear"/>
             <w:tcMar>
               <w:top w:type="dxa" w:w="90"/>
@@ -5466,6 +8441,8 @@
                 <w:rFonts w:ascii="Calibri" w:cs="Calibri" w:eastAsia="Calibri" w:hAnsi="Calibri"/>
                 <w:b w:val="false"/>
                 <w:bCs w:val="false"/>
+                <w:i w:val="false"/>
+                <w:iCs w:val="false"/>
                 <w:color w:val="1A1A1A"/>
                 <w:sz w:val="19"/>
                 <w:szCs w:val="19"/>
@@ -5476,9 +8453,12 @@
         </w:tc>
       </w:tr>
       <w:tr>
-        <w:tc>
-          <w:tcPr>
-            <w:tcW w:type="dxa" w:w="3000"/>
+        <w:trPr>
+          <w:cantSplit/>
+        </w:trPr>
+        <w:tc>
+          <w:tcPr>
+            <w:tcW w:type="dxa" w:w="2978"/>
             <w:shd w:fill="FFFFFF" w:color="auto" w:val="clear"/>
             <w:tcMar>
               <w:top w:type="dxa" w:w="90"/>
@@ -5496,6 +8476,8 @@
                 <w:rFonts w:ascii="Calibri" w:cs="Calibri" w:eastAsia="Calibri" w:hAnsi="Calibri"/>
                 <w:b w:val="false"/>
                 <w:bCs w:val="false"/>
+                <w:i w:val="false"/>
+                <w:iCs w:val="false"/>
                 <w:color w:val="1A1A1A"/>
                 <w:sz w:val="19"/>
                 <w:szCs w:val="19"/>
@@ -5506,7 +8488,7 @@
         </w:tc>
         <w:tc>
           <w:tcPr>
-            <w:tcW w:type="dxa" w:w="6026"/>
+            <w:tcW w:type="dxa" w:w="6048"/>
             <w:shd w:fill="FFFFFF" w:color="auto" w:val="clear"/>
             <w:tcMar>
               <w:top w:type="dxa" w:w="90"/>
@@ -5524,6 +8506,8 @@
                 <w:rFonts w:ascii="Calibri" w:cs="Calibri" w:eastAsia="Calibri" w:hAnsi="Calibri"/>
                 <w:b w:val="false"/>
                 <w:bCs w:val="false"/>
+                <w:i w:val="false"/>
+                <w:iCs w:val="false"/>
                 <w:color w:val="1A1A1A"/>
                 <w:sz w:val="19"/>
                 <w:szCs w:val="19"/>
@@ -5534,9 +8518,12 @@
         </w:tc>
       </w:tr>
       <w:tr>
-        <w:tc>
-          <w:tcPr>
-            <w:tcW w:type="dxa" w:w="3000"/>
+        <w:trPr>
+          <w:cantSplit/>
+        </w:trPr>
+        <w:tc>
+          <w:tcPr>
+            <w:tcW w:type="dxa" w:w="2978"/>
             <w:shd w:fill="FFFFFF" w:color="auto" w:val="clear"/>
             <w:tcMar>
               <w:top w:type="dxa" w:w="90"/>
@@ -5554,17 +8541,19 @@
                 <w:rFonts w:ascii="Calibri" w:cs="Calibri" w:eastAsia="Calibri" w:hAnsi="Calibri"/>
                 <w:b w:val="false"/>
                 <w:bCs w:val="false"/>
-                <w:color w:val="1A1A1A"/>
-                <w:sz w:val="19"/>
-                <w:szCs w:val="19"/>
-              </w:rPr>
-              <w:t xml:space="preserve">162 SECURITY DEFINER functions callable by signed-in users</w:t>
-            </w:r>
-          </w:p>
-        </w:tc>
-        <w:tc>
-          <w:tcPr>
-            <w:tcW w:type="dxa" w:w="6026"/>
+                <w:i w:val="false"/>
+                <w:iCs w:val="false"/>
+                <w:color w:val="1A1A1A"/>
+                <w:sz w:val="19"/>
+                <w:szCs w:val="19"/>
+              </w:rPr>
+              <w:t xml:space="preserve">185 SECURITY DEFINER functions callable by signed-in users</w:t>
+            </w:r>
+          </w:p>
+        </w:tc>
+        <w:tc>
+          <w:tcPr>
+            <w:tcW w:type="dxa" w:w="6048"/>
             <w:shd w:fill="FFFFFF" w:color="auto" w:val="clear"/>
             <w:tcMar>
               <w:top w:type="dxa" w:w="90"/>
@@ -5582,11 +8571,78 @@
                 <w:rFonts w:ascii="Calibri" w:cs="Calibri" w:eastAsia="Calibri" w:hAnsi="Calibri"/>
                 <w:b w:val="false"/>
                 <w:bCs w:val="false"/>
+                <w:i w:val="false"/>
+                <w:iCs w:val="false"/>
                 <w:color w:val="1A1A1A"/>
                 <w:sz w:val="19"/>
                 <w:szCs w:val="19"/>
               </w:rPr>
               <w:t xml:space="preserve">The advisor lists them as a warning, but they are the application's API: the screens call them. Each one checks its caller.</w:t>
+            </w:r>
+          </w:p>
+        </w:tc>
+      </w:tr>
+      <w:tr>
+        <w:trPr>
+          <w:cantSplit/>
+        </w:trPr>
+        <w:tc>
+          <w:tcPr>
+            <w:tcW w:type="dxa" w:w="2978"/>
+            <w:shd w:fill="FFFFFF" w:color="auto" w:val="clear"/>
+            <w:tcMar>
+              <w:top w:type="dxa" w:w="90"/>
+              <w:left w:type="dxa" w:w="120"/>
+              <w:bottom w:type="dxa" w:w="90"/>
+              <w:right w:type="dxa" w:w="120"/>
+            </w:tcMar>
+          </w:tcPr>
+          <w:p>
+            <w:pPr>
+              <w:spacing w:after="0" w:line="250"/>
+            </w:pPr>
+            <w:r>
+              <w:rPr>
+                <w:rFonts w:ascii="Calibri" w:cs="Calibri" w:eastAsia="Calibri" w:hAnsi="Calibri"/>
+                <w:b w:val="false"/>
+                <w:bCs w:val="false"/>
+                <w:i w:val="false"/>
+                <w:iCs w:val="false"/>
+                <w:color w:val="1A1A1A"/>
+                <w:sz w:val="19"/>
+                <w:szCs w:val="19"/>
+              </w:rPr>
+              <w:t xml:space="preserve">Account tables with RLS on and no policies</w:t>
+            </w:r>
+          </w:p>
+        </w:tc>
+        <w:tc>
+          <w:tcPr>
+            <w:tcW w:type="dxa" w:w="6048"/>
+            <w:shd w:fill="FFFFFF" w:color="auto" w:val="clear"/>
+            <w:tcMar>
+              <w:top w:type="dxa" w:w="90"/>
+              <w:left w:type="dxa" w:w="120"/>
+              <w:bottom w:type="dxa" w:w="90"/>
+              <w:right w:type="dxa" w:w="120"/>
+            </w:tcMar>
+          </w:tcPr>
+          <w:p>
+            <w:pPr>
+              <w:spacing w:after="0" w:line="250"/>
+            </w:pPr>
+            <w:r>
+              <w:rPr>
+                <w:rFonts w:ascii="Calibri" w:cs="Calibri" w:eastAsia="Calibri" w:hAnsi="Calibri"/>
+                <w:b w:val="false"/>
+                <w:bCs w:val="false"/>
+                <w:i w:val="false"/>
+                <w:iCs w:val="false"/>
+                <w:color w:val="1A1A1A"/>
+                <w:sz w:val="19"/>
+                <w:szCs w:val="19"/>
+              </w:rPr>
+              <w:t xml:space="preserve">Intended: the advisor notes it, but it is exactly how a table is made readable to server code only.</w:t>
             </w:r>
           </w:p>
         </w:tc>
@@ -5594,27 +8650,42 @@
     </w:tbl>
     <w:p>
       <w:pPr>
+        <w:spacing w:after="0" w:line="120" w:lineRule="exact"/>
+      </w:pPr>
+    </w:p>
+    <w:p>
+      <w:r>
+        <w:br w:type="page"/>
+      </w:r>
+    </w:p>
+    <w:p>
+      <w:pPr>
         <w:pStyle w:val="Heading1"/>
+        <w:keepNext/>
         <w:spacing w:after="170" w:before="380"/>
       </w:pPr>
+      <w:bookmarkStart w:id="28" w:name="_Toc_28"/>
       <w:r>
         <w:rPr>
           <w:rFonts w:ascii="Calibri" w:cs="Calibri" w:eastAsia="Calibri" w:hAnsi="Calibri"/>
           <w:b/>
           <w:bCs/>
+          <w:i w:val="false"/>
+          <w:iCs w:val="false"/>
           <w:color w:val="8B1E2D"/>
           <w:sz w:val="32"/>
           <w:szCs w:val="32"/>
         </w:rPr>
         <w:t xml:space="preserve">8. Rules to follow when adding a feature</w:t>
       </w:r>
+      <w:bookmarkEnd w:id="28"/>
     </w:p>
     <w:p>
       <w:pPr>
         <w:pStyle w:val="ListParagraph"/>
         <w:numPr>
           <w:ilvl w:val="0"/>
-          <w:numId w:val="4"/>
+          <w:numId w:val="102"/>
         </w:numPr>
         <w:spacing w:after="80" w:line="276"/>
       </w:pPr>
@@ -5637,7 +8708,7 @@
         <w:pStyle w:val="ListParagraph"/>
         <w:numPr>
           <w:ilvl w:val="0"/>
-          <w:numId w:val="4"/>
+          <w:numId w:val="102"/>
         </w:numPr>
         <w:spacing w:after="80" w:line="276"/>
       </w:pPr>
@@ -5660,7 +8731,7 @@
         <w:pStyle w:val="ListParagraph"/>
         <w:numPr>
           <w:ilvl w:val="0"/>
-          <w:numId w:val="4"/>
+          <w:numId w:val="102"/>
         </w:numPr>
         <w:spacing w:after="80" w:line="276"/>
       </w:pPr>
@@ -5683,7 +8754,7 @@
         <w:pStyle w:val="ListParagraph"/>
         <w:numPr>
           <w:ilvl w:val="0"/>
-          <w:numId w:val="4"/>
+          <w:numId w:val="102"/>
         </w:numPr>
         <w:spacing w:after="80" w:line="276"/>
       </w:pPr>
@@ -5706,7 +8777,7 @@
         <w:pStyle w:val="ListParagraph"/>
         <w:numPr>
           <w:ilvl w:val="0"/>
-          <w:numId w:val="4"/>
+          <w:numId w:val="102"/>
         </w:numPr>
         <w:spacing w:after="80" w:line="276"/>
       </w:pPr>
@@ -5721,7 +8792,33 @@
           <w:sz w:val="21"/>
           <w:szCs w:val="21"/>
         </w:rPr>
-        <w:t xml:space="preserve">Revoke execute from public and anon on any new function. The default now does this, but check with has_function_privilege('anon', ...) rather than trusting it: section 5.9 is what happened last time a default was trusted.</w:t>
+        <w:t xml:space="preserve">Revoke execute from public and anon on any new function, triggers included. The default is meant to do this, but check with </w:t>
+      </w:r>
+      <w:r>
+        <w:rPr>
+          <w:rFonts w:ascii="Consolas" w:cs="Consolas" w:eastAsia="Consolas" w:hAnsi="Consolas"/>
+          <w:b w:val="false"/>
+          <w:bCs w:val="false"/>
+          <w:i w:val="false"/>
+          <w:iCs w:val="false"/>
+          <w:color w:val="8B1E2D"/>
+          <w:sz w:val="19"/>
+          <w:szCs w:val="19"/>
+        </w:rPr>
+        <w:t xml:space="preserve">has_function_privilege('anon', ...)</w:t>
+      </w:r>
+      <w:r>
+        <w:rPr>
+          <w:rFonts w:ascii="Calibri" w:cs="Calibri" w:eastAsia="Calibri" w:hAnsi="Calibri"/>
+          <w:b w:val="false"/>
+          <w:bCs w:val="false"/>
+          <w:i w:val="false"/>
+          <w:iCs w:val="false"/>
+          <w:color w:val="1A1A1A"/>
+          <w:sz w:val="21"/>
+          <w:szCs w:val="21"/>
+        </w:rPr>
+        <w:t xml:space="preserve"> rather than trusting it: sections 5.9 and 5.10 are what happened the last two times a default was trusted.</w:t>
       </w:r>
     </w:p>
     <w:p>
@@ -5729,7 +8826,7 @@
         <w:pStyle w:val="ListParagraph"/>
         <w:numPr>
           <w:ilvl w:val="0"/>
-          <w:numId w:val="4"/>
+          <w:numId w:val="102"/>
         </w:numPr>
         <w:spacing w:after="80" w:line="276"/>
       </w:pPr>
@@ -5752,7 +8849,30 @@
         <w:pStyle w:val="ListParagraph"/>
         <w:numPr>
           <w:ilvl w:val="0"/>
-          <w:numId w:val="4"/>
+          <w:numId w:val="102"/>
+        </w:numPr>
+        <w:spacing w:after="80" w:line="276"/>
+      </w:pPr>
+      <w:r>
+        <w:rPr>
+          <w:rFonts w:ascii="Calibri" w:cs="Calibri" w:eastAsia="Calibri" w:hAnsi="Calibri"/>
+          <w:b w:val="false"/>
+          <w:bCs w:val="false"/>
+          <w:i w:val="false"/>
+          <w:iCs w:val="false"/>
+          <w:color w:val="1A1A1A"/>
+          <w:sz w:val="21"/>
+          <w:szCs w:val="21"/>
+        </w:rPr>
+        <w:t xml:space="preserve">In an Edge Function, decide who the caller is from their verified token before anything else; use the caller's own token for reads wherever you can, and the service role only for what truly needs it.</w:t>
+      </w:r>
+    </w:p>
+    <w:p>
+      <w:pPr>
+        <w:pStyle w:val="ListParagraph"/>
+        <w:numPr>
+          <w:ilvl w:val="0"/>
+          <w:numId w:val="102"/>
         </w:numPr>
         <w:spacing w:after="80" w:line="276"/>
       </w:pPr>
@@ -5781,6 +8901,8 @@
       <w:r>
         <w:rPr>
           <w:rFonts w:ascii="Calibri" w:cs="Calibri" w:eastAsia="Calibri" w:hAnsi="Calibri"/>
+          <w:b w:val="false"/>
+          <w:bCs w:val="false"/>
           <w:i/>
           <w:iCs/>
           <w:color w:val="5A5A5A"/>
@@ -6035,13 +9157,13 @@
       <w:startOverride w:val="1"/>
     </w:lvlOverride>
   </w:num>
-  <w:num w:numId="3">
+  <w:num w:numId="101">
     <w:abstractNumId w:val="3"/>
     <w:lvlOverride w:ilvl="0">
       <w:startOverride w:val="1"/>
     </w:lvlOverride>
   </w:num>
-  <w:num w:numId="4">
+  <w:num w:numId="102">
     <w:abstractNumId w:val="3"/>
     <w:lvlOverride w:ilvl="0">
       <w:startOverride w:val="1"/>

--- a/docs/PES_Guide_4_Security_and_RLS.docx
+++ b/docs/PES_Guide_4_Security_and_RLS.docx
@@ -1339,7 +1339,7 @@
           <w:sz w:val="21"/>
           <w:szCs w:val="21"/>
         </w:rPr>
-        <w:t xml:space="preserve">All 51 tables have RLS switched on, with no exceptions, held by 121 policies (and 13 more on stored files). Five tables have RLS on and no policy at all — the three account tables and the two faculty-website tables — which means nobody can read them through the API. The account tables are touched only by server code with the service role; the website is read only through </w:t>
+        <w:t xml:space="preserve">All 49 tables have RLS switched on, with no exceptions, held by 117 policies (and 13 more on stored files). Five tables have RLS on and no policy at all — the three account tables and the two faculty-website tables — which means nobody can read them through the API. The account tables are touched only by server code with the service role; the website is read only through </w:t>
       </w:r>
       <w:r>
         <w:rPr>
